--- a/Learning Nodejs.docx
+++ b/Learning Nodejs.docx
@@ -143,7 +143,7 @@
     <w:p>
       <w:r>
         <w:pict w14:anchorId="18E7741C">
-          <v:rect id="_x0000_i1061" style="width:0;height:1.5pt" o:hralign="center" o:hrstd="t" o:hr="t" fillcolor="#a0a0a0" stroked="f"/>
+          <v:rect id="_x0000_i1025" style="width:0;height:1.5pt" o:hralign="center" o:hrstd="t" o:hr="t" fillcolor="#a0a0a0" stroked="f"/>
         </w:pict>
       </w:r>
     </w:p>
@@ -205,7 +205,7 @@
     <w:p>
       <w:r>
         <w:pict w14:anchorId="025E0F59">
-          <v:rect id="_x0000_i1062" style="width:0;height:1.5pt" o:hralign="center" o:hrstd="t" o:hr="t" fillcolor="#a0a0a0" stroked="f"/>
+          <v:rect id="_x0000_i1026" style="width:0;height:1.5pt" o:hralign="center" o:hrstd="t" o:hr="t" fillcolor="#a0a0a0" stroked="f"/>
         </w:pict>
       </w:r>
     </w:p>
@@ -340,7 +340,7 @@
     <w:p>
       <w:r>
         <w:pict w14:anchorId="6D7F6D25">
-          <v:rect id="_x0000_i1063" style="width:0;height:1.5pt" o:hralign="center" o:hrstd="t" o:hr="t" fillcolor="#a0a0a0" stroked="f"/>
+          <v:rect id="_x0000_i1027" style="width:0;height:1.5pt" o:hralign="center" o:hrstd="t" o:hr="t" fillcolor="#a0a0a0" stroked="f"/>
         </w:pict>
       </w:r>
     </w:p>
@@ -364,23 +364,7 @@
           <w:b/>
           <w:bCs/>
         </w:rPr>
-        <w:t xml:space="preserve"> Node Package Manager (</w:t>
-      </w:r>
-      <w:proofErr w:type="spellStart"/>
-      <w:r>
-        <w:rPr>
-          <w:b/>
-          <w:bCs/>
-        </w:rPr>
-        <w:t>npm</w:t>
-      </w:r>
-      <w:proofErr w:type="spellEnd"/>
-      <w:r>
-        <w:rPr>
-          <w:b/>
-          <w:bCs/>
-        </w:rPr>
-        <w:t>)</w:t>
+        <w:t xml:space="preserve"> Node Package Manager (npm)</w:t>
       </w:r>
     </w:p>
     <w:p>
@@ -390,7 +374,6 @@
           <w:numId w:val="5"/>
         </w:numPr>
       </w:pPr>
-      <w:proofErr w:type="spellStart"/>
       <w:r>
         <w:rPr>
           <w:b/>
@@ -398,7 +381,6 @@
         </w:rPr>
         <w:t>npm</w:t>
       </w:r>
-      <w:proofErr w:type="spellEnd"/>
       <w:r>
         <w:t xml:space="preserve"> is the default package manager for Node.js.</w:t>
       </w:r>
@@ -480,29 +462,8 @@
           <w:numId w:val="6"/>
         </w:numPr>
       </w:pPr>
-      <w:proofErr w:type="spellStart"/>
-      <w:r>
-        <w:t>npm</w:t>
-      </w:r>
-      <w:proofErr w:type="spellEnd"/>
-      <w:r>
-        <w:t xml:space="preserve"> </w:t>
-      </w:r>
-      <w:proofErr w:type="spellStart"/>
-      <w:r>
-        <w:t>init</w:t>
-      </w:r>
-      <w:proofErr w:type="spellEnd"/>
-      <w:r>
-        <w:t xml:space="preserve">: Initializes a project and creates a </w:t>
-      </w:r>
-      <w:proofErr w:type="spellStart"/>
-      <w:r>
-        <w:t>package.json</w:t>
-      </w:r>
-      <w:proofErr w:type="spellEnd"/>
-      <w:r>
-        <w:t xml:space="preserve"> file.</w:t>
+      <w:r>
+        <w:t>npm init: Initializes a project and creates a package.json file.</w:t>
       </w:r>
     </w:p>
     <w:p>
@@ -523,13 +484,8 @@
           <w:numId w:val="6"/>
         </w:numPr>
       </w:pPr>
-      <w:proofErr w:type="spellStart"/>
-      <w:r>
-        <w:t>npm</w:t>
-      </w:r>
-      <w:proofErr w:type="spellEnd"/>
-      <w:r>
-        <w:t xml:space="preserve"> install express: Installs the </w:t>
+      <w:r>
+        <w:t xml:space="preserve">npm install express: Installs the </w:t>
       </w:r>
       <w:r>
         <w:rPr>
@@ -560,17 +516,7 @@
         <w:t>express</w:t>
       </w:r>
       <w:r>
-        <w:t xml:space="preserve"> to dependencies in </w:t>
-      </w:r>
-      <w:proofErr w:type="spellStart"/>
-      <w:proofErr w:type="gramStart"/>
-      <w:r>
-        <w:t>package.json</w:t>
-      </w:r>
-      <w:proofErr w:type="spellEnd"/>
-      <w:proofErr w:type="gramEnd"/>
-      <w:r>
-        <w:t>.</w:t>
+        <w:t xml:space="preserve"> to dependencies in package.json.</w:t>
       </w:r>
     </w:p>
     <w:p>
@@ -591,13 +537,8 @@
           <w:numId w:val="6"/>
         </w:numPr>
       </w:pPr>
-      <w:proofErr w:type="spellStart"/>
-      <w:r>
-        <w:t>node_modules</w:t>
-      </w:r>
-      <w:proofErr w:type="spellEnd"/>
-      <w:r>
-        <w:t>/ directory – where packages are stored.</w:t>
+      <w:r>
+        <w:t>node_modules/ directory – where packages are stored.</w:t>
       </w:r>
     </w:p>
     <w:p>
@@ -608,23 +549,13 @@
         </w:numPr>
       </w:pPr>
       <w:r>
-        <w:t>package-</w:t>
-      </w:r>
-      <w:proofErr w:type="spellStart"/>
-      <w:proofErr w:type="gramStart"/>
-      <w:r>
-        <w:t>lock.json</w:t>
-      </w:r>
-      <w:proofErr w:type="spellEnd"/>
-      <w:proofErr w:type="gramEnd"/>
-      <w:r>
-        <w:t xml:space="preserve"> – locks the versions of installed packages for consistency.</w:t>
+        <w:t>package-lock.json – locks the versions of installed packages for consistency.</w:t>
       </w:r>
     </w:p>
     <w:p>
       <w:r>
         <w:pict w14:anchorId="4C8B1DE7">
-          <v:rect id="_x0000_i1064" style="width:0;height:1.5pt" o:hralign="center" o:hrstd="t" o:hr="t" fillcolor="#a0a0a0" stroked="f"/>
+          <v:rect id="_x0000_i1028" style="width:0;height:1.5pt" o:hralign="center" o:hrstd="t" o:hr="t" fillcolor="#a0a0a0" stroked="f"/>
         </w:pict>
       </w:r>
     </w:p>
@@ -648,17 +579,8 @@
           <w:b/>
           <w:bCs/>
         </w:rPr>
-        <w:t xml:space="preserve"> </w:t>
-      </w:r>
-      <w:proofErr w:type="spellStart"/>
-      <w:r>
-        <w:rPr>
-          <w:b/>
-          <w:bCs/>
-        </w:rPr>
-        <w:t>Nodemon</w:t>
-      </w:r>
-      <w:proofErr w:type="spellEnd"/>
+        <w:t xml:space="preserve"> Nodemon</w:t>
+      </w:r>
     </w:p>
     <w:p>
       <w:pPr>
@@ -667,7 +589,6 @@
           <w:numId w:val="7"/>
         </w:numPr>
       </w:pPr>
-      <w:proofErr w:type="spellStart"/>
       <w:r>
         <w:rPr>
           <w:b/>
@@ -675,7 +596,6 @@
         </w:rPr>
         <w:t>Nodemon</w:t>
       </w:r>
-      <w:proofErr w:type="spellEnd"/>
       <w:r>
         <w:t xml:space="preserve"> is a development tool that </w:t>
       </w:r>
@@ -702,19 +622,9 @@
       </w:r>
     </w:p>
     <w:p>
-      <w:proofErr w:type="spellStart"/>
-      <w:r>
-        <w:t>npm</w:t>
-      </w:r>
-      <w:proofErr w:type="spellEnd"/>
-      <w:r>
-        <w:t xml:space="preserve"> install --save-dev </w:t>
-      </w:r>
-      <w:proofErr w:type="spellStart"/>
-      <w:r>
-        <w:t>nodemon</w:t>
-      </w:r>
-      <w:proofErr w:type="spellEnd"/>
+      <w:r>
+        <w:t>npm install --save-dev nodemon</w:t>
+      </w:r>
     </w:p>
     <w:p>
       <w:r>
@@ -733,41 +643,7 @@
           <w:b/>
           <w:bCs/>
         </w:rPr>
-        <w:t xml:space="preserve">Configuring </w:t>
-      </w:r>
-      <w:proofErr w:type="spellStart"/>
-      <w:r>
-        <w:rPr>
-          <w:b/>
-          <w:bCs/>
-        </w:rPr>
-        <w:t>nodemon</w:t>
-      </w:r>
-      <w:proofErr w:type="spellEnd"/>
-      <w:r>
-        <w:rPr>
-          <w:b/>
-          <w:bCs/>
-        </w:rPr>
-        <w:t xml:space="preserve"> in </w:t>
-      </w:r>
-      <w:proofErr w:type="spellStart"/>
-      <w:proofErr w:type="gramStart"/>
-      <w:r>
-        <w:rPr>
-          <w:b/>
-          <w:bCs/>
-        </w:rPr>
-        <w:t>package.json</w:t>
-      </w:r>
-      <w:proofErr w:type="spellEnd"/>
-      <w:proofErr w:type="gramEnd"/>
-      <w:r>
-        <w:rPr>
-          <w:b/>
-          <w:bCs/>
-        </w:rPr>
-        <w:t>:</w:t>
+        <w:t>Configuring nodemon in package.json:</w:t>
       </w:r>
     </w:p>
     <w:p>
@@ -777,15 +653,7 @@
     </w:p>
     <w:p>
       <w:r>
-        <w:t xml:space="preserve">  "start": "</w:t>
-      </w:r>
-      <w:proofErr w:type="spellStart"/>
-      <w:r>
-        <w:t>nodemon</w:t>
-      </w:r>
-      <w:proofErr w:type="spellEnd"/>
-      <w:r>
-        <w:t xml:space="preserve"> index.js"</w:t>
+        <w:t xml:space="preserve">  "start": "nodemon index.js"</w:t>
       </w:r>
     </w:p>
     <w:p>
@@ -805,19 +673,14 @@
       </w:r>
     </w:p>
     <w:p>
-      <w:proofErr w:type="spellStart"/>
-      <w:r>
-        <w:t>npm</w:t>
-      </w:r>
-      <w:proofErr w:type="spellEnd"/>
-      <w:r>
-        <w:t xml:space="preserve"> start</w:t>
+      <w:r>
+        <w:t>npm start</w:t>
       </w:r>
     </w:p>
     <w:p>
       <w:r>
         <w:pict w14:anchorId="10070242">
-          <v:rect id="_x0000_i1065" style="width:0;height:1.5pt" o:hralign="center" o:hrstd="t" o:hr="t" fillcolor="#a0a0a0" stroked="f"/>
+          <v:rect id="_x0000_i1029" style="width:0;height:1.5pt" o:hralign="center" o:hrstd="t" o:hr="t" fillcolor="#a0a0a0" stroked="f"/>
         </w:pict>
       </w:r>
     </w:p>
@@ -951,13 +814,9 @@
             <w:hideMark/>
           </w:tcPr>
           <w:p>
-            <w:proofErr w:type="spellStart"/>
-            <w:proofErr w:type="gramStart"/>
             <w:r>
               <w:t>package.json</w:t>
             </w:r>
-            <w:proofErr w:type="spellEnd"/>
-            <w:proofErr w:type="gramEnd"/>
           </w:p>
         </w:tc>
         <w:tc>
@@ -985,15 +844,8 @@
           </w:tcPr>
           <w:p>
             <w:r>
-              <w:t>package-</w:t>
+              <w:t>package-lock.json</w:t>
             </w:r>
-            <w:proofErr w:type="spellStart"/>
-            <w:proofErr w:type="gramStart"/>
-            <w:r>
-              <w:t>lock.json</w:t>
-            </w:r>
-            <w:proofErr w:type="spellEnd"/>
-            <w:proofErr w:type="gramEnd"/>
           </w:p>
         </w:tc>
         <w:tc>
@@ -1020,13 +872,8 @@
             <w:hideMark/>
           </w:tcPr>
           <w:p>
-            <w:proofErr w:type="spellStart"/>
             <w:r>
-              <w:t>node_modules</w:t>
-            </w:r>
-            <w:proofErr w:type="spellEnd"/>
-            <w:r>
-              <w:t>/</w:t>
+              <w:t>node_modules/</w:t>
             </w:r>
           </w:p>
         </w:tc>
@@ -1038,15 +885,7 @@
           </w:tcPr>
           <w:p>
             <w:r>
-              <w:t xml:space="preserve">Folder containing installed </w:t>
-            </w:r>
-            <w:proofErr w:type="spellStart"/>
-            <w:r>
-              <w:t>npm</w:t>
-            </w:r>
-            <w:proofErr w:type="spellEnd"/>
-            <w:r>
-              <w:t xml:space="preserve"> packages</w:t>
+              <w:t>Folder containing installed npm packages</w:t>
             </w:r>
           </w:p>
         </w:tc>
@@ -1055,7 +894,7 @@
     <w:p>
       <w:r>
         <w:pict w14:anchorId="77EE618F">
-          <v:rect id="_x0000_i1066" style="width:0;height:1.5pt" o:hralign="center" o:hrstd="t" o:hr="t" fillcolor="#a0a0a0" stroked="f"/>
+          <v:rect id="_x0000_i1030" style="width:0;height:1.5pt" o:hralign="center" o:hrstd="t" o:hr="t" fillcolor="#a0a0a0" stroked="f"/>
         </w:pict>
       </w:r>
     </w:p>
@@ -1119,39 +958,14 @@
       </w:r>
     </w:p>
     <w:p>
-      <w:proofErr w:type="spellStart"/>
-      <w:proofErr w:type="gramStart"/>
-      <w:r>
-        <w:t>app.get</w:t>
-      </w:r>
-      <w:proofErr w:type="spellEnd"/>
-      <w:r>
-        <w:t>(</w:t>
-      </w:r>
-      <w:proofErr w:type="gramEnd"/>
-      <w:r>
-        <w:t>'/', (req, res) =&gt; {</w:t>
-      </w:r>
-    </w:p>
-    <w:p>
-      <w:r>
-        <w:t xml:space="preserve">  </w:t>
-      </w:r>
-      <w:proofErr w:type="spellStart"/>
-      <w:proofErr w:type="gramStart"/>
-      <w:r>
-        <w:t>res.send</w:t>
-      </w:r>
-      <w:proofErr w:type="spellEnd"/>
-      <w:proofErr w:type="gramEnd"/>
-      <w:r>
-        <w:t>('Hello World!'</w:t>
-      </w:r>
-      <w:proofErr w:type="gramStart"/>
-      <w:r>
-        <w:t>);</w:t>
-      </w:r>
-      <w:proofErr w:type="gramEnd"/>
+      <w:r>
+        <w:t>app.get('/', (req, res) =&gt; {</w:t>
+      </w:r>
+    </w:p>
+    <w:p>
+      <w:r>
+        <w:t xml:space="preserve">  res.send('Hello World!');</w:t>
+      </w:r>
     </w:p>
     <w:p>
       <w:r>
@@ -1173,15 +987,7 @@
         <w:t>Environment Variables</w:t>
       </w:r>
       <w:r>
-        <w:t xml:space="preserve">: Use .env file and </w:t>
-      </w:r>
-      <w:proofErr w:type="spellStart"/>
-      <w:r>
-        <w:t>dotenv</w:t>
-      </w:r>
-      <w:proofErr w:type="spellEnd"/>
-      <w:r>
-        <w:t xml:space="preserve"> package to manage configuration (e.g., port, DB URL).</w:t>
+        <w:t>: Use .env file and dotenv package to manage configuration (e.g., port, DB URL).</w:t>
       </w:r>
     </w:p>
     <w:p>
@@ -1209,7 +1015,130 @@
           <w:lang w:val="en-US"/>
         </w:rPr>
       </w:pPr>
-    </w:p>
+      <w:r>
+        <w:rPr>
+          <w:lang w:val="en-US"/>
+        </w:rPr>
+        <w:t>File system module of Nodejs</w:t>
+      </w:r>
+    </w:p>
+    <w:p>
+      <w:r>
+        <w:rPr>
+          <w:lang w:val="en-US"/>
+        </w:rPr>
+        <w:t>Import the file system in the file -</w:t>
+      </w:r>
+      <w:r>
+        <w:rPr>
+          <w:rFonts w:ascii="Consolas" w:eastAsia="Times New Roman" w:hAnsi="Consolas" w:cs="Times New Roman"/>
+          <w:color w:val="569CD6"/>
+          <w:kern w:val="0"/>
+          <w:sz w:val="21"/>
+          <w:szCs w:val="21"/>
+          <w:lang w:eastAsia="en-CA"/>
+          <w14:ligatures w14:val="none"/>
+        </w:rPr>
+        <w:t xml:space="preserve"> </w:t>
+      </w:r>
+      <w:r>
+        <w:t>const fs = require ("fs");</w:t>
+      </w:r>
+    </w:p>
+    <w:p>
+      <w:r>
+        <w:t xml:space="preserve">If we want to read we can use fs.readfile , if write you can do </w:t>
+      </w:r>
+      <w:r>
+        <w:t> fs.writeFile("./data.txt", "cherry", (err) =&gt; {</w:t>
+      </w:r>
+    </w:p>
+    <w:p>
+      <w:r>
+        <w:t>    if (err) res.send("error in the file");</w:t>
+      </w:r>
+    </w:p>
+    <w:p/>
+    <w:p>
+      <w:r>
+        <w:t>    res.send("data written successfully");</w:t>
+      </w:r>
+    </w:p>
+    <w:p>
+      <w:r>
+        <w:t>  });</w:t>
+      </w:r>
+    </w:p>
+    <w:p>
+      <w:r>
+        <w:t>});</w:t>
+      </w:r>
+    </w:p>
+    <w:p>
+      <w:r>
+        <w:lastRenderedPageBreak/>
+        <w:t xml:space="preserve"> But write will overwrite the whole file so you can use append instead</w:t>
+      </w:r>
+      <w:r>
+        <w:t>.</w:t>
+      </w:r>
+    </w:p>
+    <w:p/>
+    <w:p>
+      <w:r>
+        <w:t>API -it takes a request the request from the client and then it process those requests and extract them from the database and deliver them back to the client.</w:t>
+      </w:r>
+    </w:p>
+    <w:p>
+      <w:r>
+        <w:t>Rest API- it is a API that has a certain design principle and set forth of ways or methods in which the client can request or send request data to the server and how the server responds to those requests. It is widely used in backend development and frontend development as well.</w:t>
+      </w:r>
+    </w:p>
+    <w:p>
+      <w:r>
+        <w:drawing>
+          <wp:inline distT="0" distB="0" distL="0" distR="0" wp14:anchorId="3A0FF5F7" wp14:editId="27C38891">
+            <wp:extent cx="5943600" cy="2577465"/>
+            <wp:effectExtent l="0" t="0" r="0" b="0"/>
+            <wp:docPr id="1517587274" name="Picture 1"/>
+            <wp:cNvGraphicFramePr>
+              <a:graphicFrameLocks xmlns:a="http://schemas.openxmlformats.org/drawingml/2006/main" noChangeAspect="1"/>
+            </wp:cNvGraphicFramePr>
+            <a:graphic xmlns:a="http://schemas.openxmlformats.org/drawingml/2006/main">
+              <a:graphicData uri="http://schemas.openxmlformats.org/drawingml/2006/picture">
+                <pic:pic xmlns:pic="http://schemas.openxmlformats.org/drawingml/2006/picture">
+                  <pic:nvPicPr>
+                    <pic:cNvPr id="1517587274" name=""/>
+                    <pic:cNvPicPr/>
+                  </pic:nvPicPr>
+                  <pic:blipFill>
+                    <a:blip r:embed="rId5"/>
+                    <a:stretch>
+                      <a:fillRect/>
+                    </a:stretch>
+                  </pic:blipFill>
+                  <pic:spPr>
+                    <a:xfrm>
+                      <a:off x="0" y="0"/>
+                      <a:ext cx="5943600" cy="2577465"/>
+                    </a:xfrm>
+                    <a:prstGeom prst="rect">
+                      <a:avLst/>
+                    </a:prstGeom>
+                  </pic:spPr>
+                </pic:pic>
+              </a:graphicData>
+            </a:graphic>
+          </wp:inline>
+        </w:drawing>
+      </w:r>
+    </w:p>
+    <w:p>
+      <w:r>
+        <w:t xml:space="preserve"> </w:t>
+      </w:r>
+    </w:p>
+    <w:p/>
     <w:sectPr>
       <w:pgSz w:w="12240" w:h="15840"/>
       <w:pgMar w:top="1440" w:right="1440" w:bottom="1440" w:left="1440" w:header="708" w:footer="708" w:gutter="0"/>

--- a/Learning Nodejs.docx
+++ b/Learning Nodejs.docx
@@ -1008,65 +1008,1477 @@
         <w:t>: Always handle errors gracefully in your routes and middleware.</w:t>
       </w:r>
     </w:p>
+    <w:p>
+      <w:pPr>
+        <w:rPr>
+          <w:b/>
+          <w:bCs/>
+        </w:rPr>
+      </w:pPr>
+      <w:r>
+        <w:rPr>
+          <w:rFonts w:ascii="Segoe UI Emoji" w:hAnsi="Segoe UI Emoji" w:cs="Segoe UI Emoji"/>
+          <w:b/>
+          <w:bCs/>
+        </w:rPr>
+        <w:t>📁</w:t>
+      </w:r>
+      <w:r>
+        <w:rPr>
+          <w:b/>
+          <w:bCs/>
+        </w:rPr>
+        <w:t xml:space="preserve"> Node.js File System (fs) Module – </w:t>
+      </w:r>
+    </w:p>
+    <w:p>
+      <w:r>
+        <w:t xml:space="preserve">The </w:t>
+      </w:r>
+      <w:r>
+        <w:rPr>
+          <w:b/>
+          <w:bCs/>
+        </w:rPr>
+        <w:t>File System module (fs)</w:t>
+      </w:r>
+      <w:r>
+        <w:t xml:space="preserve"> in Node.js allows you to interact with the file system to </w:t>
+      </w:r>
+      <w:r>
+        <w:rPr>
+          <w:b/>
+          <w:bCs/>
+        </w:rPr>
+        <w:t>read</w:t>
+      </w:r>
+      <w:r>
+        <w:t xml:space="preserve">, </w:t>
+      </w:r>
+      <w:r>
+        <w:rPr>
+          <w:b/>
+          <w:bCs/>
+        </w:rPr>
+        <w:t>write</w:t>
+      </w:r>
+      <w:r>
+        <w:t xml:space="preserve">, </w:t>
+      </w:r>
+      <w:r>
+        <w:rPr>
+          <w:b/>
+          <w:bCs/>
+        </w:rPr>
+        <w:t>update</w:t>
+      </w:r>
+      <w:r>
+        <w:t xml:space="preserve">, </w:t>
+      </w:r>
+      <w:r>
+        <w:rPr>
+          <w:b/>
+          <w:bCs/>
+        </w:rPr>
+        <w:t>delete</w:t>
+      </w:r>
+      <w:r>
+        <w:t xml:space="preserve">, and </w:t>
+      </w:r>
+      <w:r>
+        <w:rPr>
+          <w:b/>
+          <w:bCs/>
+        </w:rPr>
+        <w:t>manage files and directories</w:t>
+      </w:r>
+      <w:r>
+        <w:t>.</w:t>
+      </w:r>
+    </w:p>
+    <w:p>
+      <w:pPr>
+        <w:rPr>
+          <w:b/>
+          <w:bCs/>
+        </w:rPr>
+      </w:pPr>
+      <w:r>
+        <w:rPr>
+          <w:rFonts w:ascii="Segoe UI Emoji" w:hAnsi="Segoe UI Emoji" w:cs="Segoe UI Emoji"/>
+          <w:b/>
+          <w:bCs/>
+        </w:rPr>
+        <w:t>🔹</w:t>
+      </w:r>
+      <w:r>
+        <w:rPr>
+          <w:b/>
+          <w:bCs/>
+        </w:rPr>
+        <w:t xml:space="preserve"> 1. Importing the fs Module</w:t>
+      </w:r>
+    </w:p>
+    <w:p>
+      <w:r>
+        <w:t>To use the file system module, you need to import it in your Node.js file:</w:t>
+      </w:r>
+    </w:p>
+    <w:p>
+      <w:r>
+        <w:t>const fs = require("fs");</w:t>
+      </w:r>
+    </w:p>
+    <w:p>
+      <w:r>
+        <w:t>This gives you access to several methods that let you work with files and directories.</w:t>
+      </w:r>
+    </w:p>
+    <w:p>
+      <w:r>
+        <w:pict w14:anchorId="0EE5E924">
+          <v:rect id="_x0000_i1091" style="width:0;height:1.5pt" o:hralign="center" o:hrstd="t" o:hr="t" fillcolor="#a0a0a0" stroked="f"/>
+        </w:pict>
+      </w:r>
+    </w:p>
+    <w:p>
+      <w:pPr>
+        <w:rPr>
+          <w:b/>
+          <w:bCs/>
+        </w:rPr>
+      </w:pPr>
+      <w:r>
+        <w:rPr>
+          <w:rFonts w:ascii="Segoe UI Emoji" w:hAnsi="Segoe UI Emoji" w:cs="Segoe UI Emoji"/>
+          <w:b/>
+          <w:bCs/>
+        </w:rPr>
+        <w:t>🔹</w:t>
+      </w:r>
+      <w:r>
+        <w:rPr>
+          <w:b/>
+          <w:bCs/>
+        </w:rPr>
+        <w:t xml:space="preserve"> 2. Reading a File</w:t>
+      </w:r>
+    </w:p>
+    <w:p>
+      <w:r>
+        <w:t>To read the contents of a file asynchronously:</w:t>
+      </w:r>
+    </w:p>
+    <w:p>
+      <w:r>
+        <w:lastRenderedPageBreak/>
+        <w:t>fs.readFile("./data.txt", "utf8", (err, data) =&gt; {</w:t>
+      </w:r>
+    </w:p>
+    <w:p>
+      <w:r>
+        <w:t xml:space="preserve">  if (err) {</w:t>
+      </w:r>
+    </w:p>
+    <w:p>
+      <w:r>
+        <w:t xml:space="preserve">    console.error("Error reading file:", err);</w:t>
+      </w:r>
+    </w:p>
+    <w:p>
+      <w:r>
+        <w:t xml:space="preserve">    return;</w:t>
+      </w:r>
+    </w:p>
+    <w:p>
+      <w:r>
+        <w:t xml:space="preserve">  }</w:t>
+      </w:r>
+    </w:p>
+    <w:p>
+      <w:r>
+        <w:t xml:space="preserve">  console.log("File contents:", data);</w:t>
+      </w:r>
+    </w:p>
+    <w:p>
+      <w:r>
+        <w:t>});</w:t>
+      </w:r>
+    </w:p>
+    <w:p>
+      <w:pPr>
+        <w:numPr>
+          <w:ilvl w:val="0"/>
+          <w:numId w:val="10"/>
+        </w:numPr>
+      </w:pPr>
+      <w:r>
+        <w:t>"utf8" is the encoding format (you can skip this if working with binary data).</w:t>
+      </w:r>
+    </w:p>
+    <w:p>
+      <w:pPr>
+        <w:numPr>
+          <w:ilvl w:val="0"/>
+          <w:numId w:val="10"/>
+        </w:numPr>
+      </w:pPr>
+      <w:r>
+        <w:t xml:space="preserve">fs.readFileSync(path, encoding) is the </w:t>
+      </w:r>
+      <w:r>
+        <w:rPr>
+          <w:b/>
+          <w:bCs/>
+        </w:rPr>
+        <w:t>synchronous</w:t>
+      </w:r>
+      <w:r>
+        <w:t xml:space="preserve"> version, which blocks the event loop until the file is read.</w:t>
+      </w:r>
+    </w:p>
+    <w:p>
+      <w:r>
+        <w:pict w14:anchorId="252DC114">
+          <v:rect id="_x0000_i1092" style="width:0;height:1.5pt" o:hralign="center" o:hrstd="t" o:hr="t" fillcolor="#a0a0a0" stroked="f"/>
+        </w:pict>
+      </w:r>
+    </w:p>
+    <w:p>
+      <w:pPr>
+        <w:rPr>
+          <w:b/>
+          <w:bCs/>
+        </w:rPr>
+      </w:pPr>
+      <w:r>
+        <w:rPr>
+          <w:rFonts w:ascii="Segoe UI Emoji" w:hAnsi="Segoe UI Emoji" w:cs="Segoe UI Emoji"/>
+          <w:b/>
+          <w:bCs/>
+        </w:rPr>
+        <w:t>🔹</w:t>
+      </w:r>
+      <w:r>
+        <w:rPr>
+          <w:b/>
+          <w:bCs/>
+        </w:rPr>
+        <w:t xml:space="preserve"> 3. Writing to a File</w:t>
+      </w:r>
+    </w:p>
+    <w:p>
+      <w:r>
+        <w:t>fs.writeFile("./data.txt", "cherry", (err) =&gt; {</w:t>
+      </w:r>
+    </w:p>
+    <w:p>
+      <w:r>
+        <w:t xml:space="preserve">  if (err) {</w:t>
+      </w:r>
+    </w:p>
+    <w:p>
+      <w:r>
+        <w:t xml:space="preserve">    console.error("Error writing to file:", err);</w:t>
+      </w:r>
+    </w:p>
+    <w:p>
+      <w:r>
+        <w:t xml:space="preserve">    return;</w:t>
+      </w:r>
+    </w:p>
+    <w:p>
+      <w:r>
+        <w:t xml:space="preserve">  }</w:t>
+      </w:r>
+    </w:p>
+    <w:p>
+      <w:r>
+        <w:t xml:space="preserve">  console.log("Data written successfully");</w:t>
+      </w:r>
+    </w:p>
+    <w:p>
+      <w:r>
+        <w:t>});</w:t>
+      </w:r>
+    </w:p>
+    <w:p>
+      <w:pPr>
+        <w:numPr>
+          <w:ilvl w:val="0"/>
+          <w:numId w:val="11"/>
+        </w:numPr>
+      </w:pPr>
+      <w:r>
+        <w:t xml:space="preserve">This will </w:t>
+      </w:r>
+      <w:r>
+        <w:rPr>
+          <w:b/>
+          <w:bCs/>
+        </w:rPr>
+        <w:t>overwrite</w:t>
+      </w:r>
+      <w:r>
+        <w:t xml:space="preserve"> the entire contents of the file.</w:t>
+      </w:r>
+    </w:p>
+    <w:p>
+      <w:pPr>
+        <w:numPr>
+          <w:ilvl w:val="0"/>
+          <w:numId w:val="11"/>
+        </w:numPr>
+      </w:pPr>
+      <w:r>
+        <w:t>Use "utf8" as a second argument if needed.</w:t>
+      </w:r>
+    </w:p>
+    <w:p>
+      <w:r>
+        <w:pict w14:anchorId="6754DC2D">
+          <v:rect id="_x0000_i1093" style="width:0;height:1.5pt" o:hralign="center" o:hrstd="t" o:hr="t" fillcolor="#a0a0a0" stroked="f"/>
+        </w:pict>
+      </w:r>
+    </w:p>
+    <w:p>
+      <w:pPr>
+        <w:rPr>
+          <w:b/>
+          <w:bCs/>
+        </w:rPr>
+      </w:pPr>
+      <w:r>
+        <w:rPr>
+          <w:rFonts w:ascii="Segoe UI Emoji" w:hAnsi="Segoe UI Emoji" w:cs="Segoe UI Emoji"/>
+          <w:b/>
+          <w:bCs/>
+        </w:rPr>
+        <w:t>🔹</w:t>
+      </w:r>
+      <w:r>
+        <w:rPr>
+          <w:b/>
+          <w:bCs/>
+        </w:rPr>
+        <w:t xml:space="preserve"> 4. Appending to a File</w:t>
+      </w:r>
+    </w:p>
+    <w:p>
+      <w:r>
+        <w:t xml:space="preserve">If you want to </w:t>
+      </w:r>
+      <w:r>
+        <w:rPr>
+          <w:b/>
+          <w:bCs/>
+        </w:rPr>
+        <w:t>add</w:t>
+      </w:r>
+      <w:r>
+        <w:t xml:space="preserve"> content without deleting the existing content:</w:t>
+      </w:r>
+    </w:p>
+    <w:p>
+      <w:r>
+        <w:t>fs.appendFile("./data.txt", " banana", (err) =&gt; {</w:t>
+      </w:r>
+    </w:p>
+    <w:p>
+      <w:r>
+        <w:t xml:space="preserve">  if (err) {</w:t>
+      </w:r>
+    </w:p>
+    <w:p>
+      <w:r>
+        <w:lastRenderedPageBreak/>
+        <w:t xml:space="preserve">    console.error("Error appending to file:", err);</w:t>
+      </w:r>
+    </w:p>
+    <w:p>
+      <w:r>
+        <w:t xml:space="preserve">    return;</w:t>
+      </w:r>
+    </w:p>
+    <w:p>
+      <w:r>
+        <w:t xml:space="preserve">  }</w:t>
+      </w:r>
+    </w:p>
+    <w:p>
+      <w:r>
+        <w:t xml:space="preserve">  console.log("Content appended successfully");</w:t>
+      </w:r>
+    </w:p>
+    <w:p>
+      <w:r>
+        <w:t>});</w:t>
+      </w:r>
+    </w:p>
+    <w:p>
+      <w:r>
+        <w:pict w14:anchorId="3D8FA83A">
+          <v:rect id="_x0000_i1094" style="width:0;height:1.5pt" o:hralign="center" o:hrstd="t" o:hr="t" fillcolor="#a0a0a0" stroked="f"/>
+        </w:pict>
+      </w:r>
+    </w:p>
+    <w:p>
+      <w:pPr>
+        <w:rPr>
+          <w:b/>
+          <w:bCs/>
+        </w:rPr>
+      </w:pPr>
+      <w:r>
+        <w:rPr>
+          <w:rFonts w:ascii="Segoe UI Emoji" w:hAnsi="Segoe UI Emoji" w:cs="Segoe UI Emoji"/>
+          <w:b/>
+          <w:bCs/>
+        </w:rPr>
+        <w:t>🔹</w:t>
+      </w:r>
+      <w:r>
+        <w:rPr>
+          <w:b/>
+          <w:bCs/>
+        </w:rPr>
+        <w:t xml:space="preserve"> 5. Other Useful fs Methods</w:t>
+      </w:r>
+    </w:p>
+    <w:tbl>
+      <w:tblPr>
+        <w:tblW w:w="0" w:type="auto"/>
+        <w:tblCellSpacing w:w="15" w:type="dxa"/>
+        <w:tblCellMar>
+          <w:top w:w="15" w:type="dxa"/>
+          <w:left w:w="15" w:type="dxa"/>
+          <w:bottom w:w="15" w:type="dxa"/>
+          <w:right w:w="15" w:type="dxa"/>
+        </w:tblCellMar>
+        <w:tblLook w:val="04A0" w:firstRow="1" w:lastRow="0" w:firstColumn="1" w:lastColumn="0" w:noHBand="0" w:noVBand="1"/>
+      </w:tblPr>
+      <w:tblGrid>
+        <w:gridCol w:w="1558"/>
+        <w:gridCol w:w="4574"/>
+      </w:tblGrid>
+      <w:tr>
+        <w:trPr>
+          <w:tblHeader/>
+          <w:tblCellSpacing w:w="15" w:type="dxa"/>
+        </w:trPr>
+        <w:tc>
+          <w:tcPr>
+            <w:tcW w:w="0" w:type="auto"/>
+            <w:vAlign w:val="center"/>
+            <w:hideMark/>
+          </w:tcPr>
+          <w:p>
+            <w:pPr>
+              <w:rPr>
+                <w:b/>
+                <w:bCs/>
+              </w:rPr>
+            </w:pPr>
+            <w:r>
+              <w:rPr>
+                <w:b/>
+                <w:bCs/>
+              </w:rPr>
+              <w:t>Method</w:t>
+            </w:r>
+          </w:p>
+        </w:tc>
+        <w:tc>
+          <w:tcPr>
+            <w:tcW w:w="0" w:type="auto"/>
+            <w:vAlign w:val="center"/>
+            <w:hideMark/>
+          </w:tcPr>
+          <w:p>
+            <w:pPr>
+              <w:rPr>
+                <w:b/>
+                <w:bCs/>
+              </w:rPr>
+            </w:pPr>
+            <w:r>
+              <w:rPr>
+                <w:b/>
+                <w:bCs/>
+              </w:rPr>
+              <w:t>Description</w:t>
+            </w:r>
+          </w:p>
+        </w:tc>
+      </w:tr>
+      <w:tr>
+        <w:trPr>
+          <w:tblCellSpacing w:w="15" w:type="dxa"/>
+        </w:trPr>
+        <w:tc>
+          <w:tcPr>
+            <w:tcW w:w="0" w:type="auto"/>
+            <w:vAlign w:val="center"/>
+            <w:hideMark/>
+          </w:tcPr>
+          <w:p>
+            <w:r>
+              <w:t>fs.rename()</w:t>
+            </w:r>
+          </w:p>
+        </w:tc>
+        <w:tc>
+          <w:tcPr>
+            <w:tcW w:w="0" w:type="auto"/>
+            <w:vAlign w:val="center"/>
+            <w:hideMark/>
+          </w:tcPr>
+          <w:p>
+            <w:r>
+              <w:t>Renames a file</w:t>
+            </w:r>
+          </w:p>
+        </w:tc>
+      </w:tr>
+      <w:tr>
+        <w:trPr>
+          <w:tblCellSpacing w:w="15" w:type="dxa"/>
+        </w:trPr>
+        <w:tc>
+          <w:tcPr>
+            <w:tcW w:w="0" w:type="auto"/>
+            <w:vAlign w:val="center"/>
+            <w:hideMark/>
+          </w:tcPr>
+          <w:p>
+            <w:r>
+              <w:t>fs.unlink()</w:t>
+            </w:r>
+          </w:p>
+        </w:tc>
+        <w:tc>
+          <w:tcPr>
+            <w:tcW w:w="0" w:type="auto"/>
+            <w:vAlign w:val="center"/>
+            <w:hideMark/>
+          </w:tcPr>
+          <w:p>
+            <w:r>
+              <w:t>Deletes a file</w:t>
+            </w:r>
+          </w:p>
+        </w:tc>
+      </w:tr>
+      <w:tr>
+        <w:trPr>
+          <w:tblCellSpacing w:w="15" w:type="dxa"/>
+        </w:trPr>
+        <w:tc>
+          <w:tcPr>
+            <w:tcW w:w="0" w:type="auto"/>
+            <w:vAlign w:val="center"/>
+            <w:hideMark/>
+          </w:tcPr>
+          <w:p>
+            <w:r>
+              <w:t>fs.mkdir()</w:t>
+            </w:r>
+          </w:p>
+        </w:tc>
+        <w:tc>
+          <w:tcPr>
+            <w:tcW w:w="0" w:type="auto"/>
+            <w:vAlign w:val="center"/>
+            <w:hideMark/>
+          </w:tcPr>
+          <w:p>
+            <w:r>
+              <w:t>Creates a directory</w:t>
+            </w:r>
+          </w:p>
+        </w:tc>
+      </w:tr>
+      <w:tr>
+        <w:trPr>
+          <w:tblCellSpacing w:w="15" w:type="dxa"/>
+        </w:trPr>
+        <w:tc>
+          <w:tcPr>
+            <w:tcW w:w="0" w:type="auto"/>
+            <w:vAlign w:val="center"/>
+            <w:hideMark/>
+          </w:tcPr>
+          <w:p>
+            <w:r>
+              <w:t>fs.rmdir()</w:t>
+            </w:r>
+          </w:p>
+        </w:tc>
+        <w:tc>
+          <w:tcPr>
+            <w:tcW w:w="0" w:type="auto"/>
+            <w:vAlign w:val="center"/>
+            <w:hideMark/>
+          </w:tcPr>
+          <w:p>
+            <w:r>
+              <w:t>Deletes a directory (use fs.rm in Node 14+)</w:t>
+            </w:r>
+          </w:p>
+        </w:tc>
+      </w:tr>
+      <w:tr>
+        <w:trPr>
+          <w:tblCellSpacing w:w="15" w:type="dxa"/>
+        </w:trPr>
+        <w:tc>
+          <w:tcPr>
+            <w:tcW w:w="0" w:type="auto"/>
+            <w:vAlign w:val="center"/>
+            <w:hideMark/>
+          </w:tcPr>
+          <w:p>
+            <w:r>
+              <w:t>fs.stat()</w:t>
+            </w:r>
+          </w:p>
+        </w:tc>
+        <w:tc>
+          <w:tcPr>
+            <w:tcW w:w="0" w:type="auto"/>
+            <w:vAlign w:val="center"/>
+            <w:hideMark/>
+          </w:tcPr>
+          <w:p>
+            <w:r>
+              <w:t>Returns file metadata like size, created date</w:t>
+            </w:r>
+          </w:p>
+        </w:tc>
+      </w:tr>
+      <w:tr>
+        <w:trPr>
+          <w:tblCellSpacing w:w="15" w:type="dxa"/>
+        </w:trPr>
+        <w:tc>
+          <w:tcPr>
+            <w:tcW w:w="0" w:type="auto"/>
+            <w:vAlign w:val="center"/>
+            <w:hideMark/>
+          </w:tcPr>
+          <w:p>
+            <w:r>
+              <w:t>fs.existsSync()</w:t>
+            </w:r>
+          </w:p>
+        </w:tc>
+        <w:tc>
+          <w:tcPr>
+            <w:tcW w:w="0" w:type="auto"/>
+            <w:vAlign w:val="center"/>
+            <w:hideMark/>
+          </w:tcPr>
+          <w:p>
+            <w:r>
+              <w:t>Checks if a file or directory exists</w:t>
+            </w:r>
+          </w:p>
+        </w:tc>
+      </w:tr>
+    </w:tbl>
+    <w:p>
+      <w:r>
+        <w:pict w14:anchorId="4B3598E7">
+          <v:rect id="_x0000_i1095" style="width:0;height:1.5pt" o:hralign="center" o:hrstd="t" o:hr="t" fillcolor="#a0a0a0" stroked="f"/>
+        </w:pict>
+      </w:r>
+    </w:p>
+    <w:p>
+      <w:pPr>
+        <w:rPr>
+          <w:b/>
+          <w:bCs/>
+        </w:rPr>
+      </w:pPr>
+      <w:r>
+        <w:rPr>
+          <w:rFonts w:ascii="Segoe UI Emoji" w:hAnsi="Segoe UI Emoji" w:cs="Segoe UI Emoji"/>
+          <w:b/>
+          <w:bCs/>
+        </w:rPr>
+        <w:t>🌐</w:t>
+      </w:r>
+      <w:r>
+        <w:rPr>
+          <w:b/>
+          <w:bCs/>
+        </w:rPr>
+        <w:t xml:space="preserve"> API Basics</w:t>
+      </w:r>
+    </w:p>
+    <w:p>
+      <w:pPr>
+        <w:rPr>
+          <w:b/>
+          <w:bCs/>
+        </w:rPr>
+      </w:pPr>
+      <w:r>
+        <w:rPr>
+          <w:rFonts w:ascii="Segoe UI Emoji" w:hAnsi="Segoe UI Emoji" w:cs="Segoe UI Emoji"/>
+          <w:b/>
+          <w:bCs/>
+        </w:rPr>
+        <w:t>🔹</w:t>
+      </w:r>
+      <w:r>
+        <w:rPr>
+          <w:b/>
+          <w:bCs/>
+        </w:rPr>
+        <w:t xml:space="preserve"> What is an API?</w:t>
+      </w:r>
+    </w:p>
+    <w:p>
+      <w:r>
+        <w:rPr>
+          <w:b/>
+          <w:bCs/>
+        </w:rPr>
+        <w:t>API (Application Programming Interface)</w:t>
+      </w:r>
+      <w:r>
+        <w:t xml:space="preserve"> is a way for two applications to communicate. In web development, APIs enable the </w:t>
+      </w:r>
+      <w:r>
+        <w:rPr>
+          <w:b/>
+          <w:bCs/>
+        </w:rPr>
+        <w:t>client (frontend)</w:t>
+      </w:r>
+      <w:r>
+        <w:t xml:space="preserve"> to interact with the </w:t>
+      </w:r>
+      <w:r>
+        <w:rPr>
+          <w:b/>
+          <w:bCs/>
+        </w:rPr>
+        <w:t>server (backend)</w:t>
+      </w:r>
+      <w:r>
+        <w:t>.</w:t>
+      </w:r>
+    </w:p>
+    <w:p>
+      <w:r>
+        <w:pict w14:anchorId="6237BBF8">
+          <v:rect id="_x0000_i1096" style="width:0;height:1.5pt" o:hralign="center" o:hrstd="t" o:hr="t" fillcolor="#a0a0a0" stroked="f"/>
+        </w:pict>
+      </w:r>
+    </w:p>
+    <w:p>
+      <w:pPr>
+        <w:rPr>
+          <w:b/>
+          <w:bCs/>
+        </w:rPr>
+      </w:pPr>
+      <w:r>
+        <w:rPr>
+          <w:rFonts w:ascii="Segoe UI Emoji" w:hAnsi="Segoe UI Emoji" w:cs="Segoe UI Emoji"/>
+          <w:b/>
+          <w:bCs/>
+        </w:rPr>
+        <w:t>🔹</w:t>
+      </w:r>
+      <w:r>
+        <w:rPr>
+          <w:b/>
+          <w:bCs/>
+        </w:rPr>
+        <w:t xml:space="preserve"> How APIs Work</w:t>
+      </w:r>
+    </w:p>
+    <w:p>
+      <w:pPr>
+        <w:numPr>
+          <w:ilvl w:val="0"/>
+          <w:numId w:val="12"/>
+        </w:numPr>
+      </w:pPr>
+      <w:r>
+        <w:t xml:space="preserve">The </w:t>
+      </w:r>
+      <w:r>
+        <w:rPr>
+          <w:b/>
+          <w:bCs/>
+        </w:rPr>
+        <w:t>client sends a request</w:t>
+      </w:r>
+      <w:r>
+        <w:t xml:space="preserve"> (e.g., click a button or fetch data).</w:t>
+      </w:r>
+    </w:p>
+    <w:p>
+      <w:pPr>
+        <w:numPr>
+          <w:ilvl w:val="0"/>
+          <w:numId w:val="12"/>
+        </w:numPr>
+      </w:pPr>
+      <w:r>
+        <w:t xml:space="preserve">The </w:t>
+      </w:r>
+      <w:r>
+        <w:rPr>
+          <w:b/>
+          <w:bCs/>
+        </w:rPr>
+        <w:t>server processes the request</w:t>
+      </w:r>
+      <w:r>
+        <w:t>, performs any necessary database operations.</w:t>
+      </w:r>
+    </w:p>
+    <w:p>
+      <w:pPr>
+        <w:numPr>
+          <w:ilvl w:val="0"/>
+          <w:numId w:val="12"/>
+        </w:numPr>
+      </w:pPr>
+      <w:r>
+        <w:t xml:space="preserve">The server then </w:t>
+      </w:r>
+      <w:r>
+        <w:rPr>
+          <w:b/>
+          <w:bCs/>
+        </w:rPr>
+        <w:t>responds with data</w:t>
+      </w:r>
+      <w:r>
+        <w:t xml:space="preserve"> (usually in JSON format).</w:t>
+      </w:r>
+    </w:p>
+    <w:p>
+      <w:r>
+        <w:t>Example:</w:t>
+      </w:r>
+    </w:p>
+    <w:p>
+      <w:pPr>
+        <w:numPr>
+          <w:ilvl w:val="0"/>
+          <w:numId w:val="13"/>
+        </w:numPr>
+      </w:pPr>
+      <w:r>
+        <w:lastRenderedPageBreak/>
+        <w:t>Client: "Get me the list of users."</w:t>
+      </w:r>
+    </w:p>
+    <w:p>
+      <w:pPr>
+        <w:numPr>
+          <w:ilvl w:val="0"/>
+          <w:numId w:val="13"/>
+        </w:numPr>
+      </w:pPr>
+      <w:r>
+        <w:t>Server: [GET] /users → Responds with a JSON array of users.</w:t>
+      </w:r>
+    </w:p>
+    <w:p>
+      <w:r>
+        <w:pict w14:anchorId="0F330212">
+          <v:rect id="_x0000_i1097" style="width:0;height:1.5pt" o:hralign="center" o:hrstd="t" o:hr="t" fillcolor="#a0a0a0" stroked="f"/>
+        </w:pict>
+      </w:r>
+    </w:p>
+    <w:p>
+      <w:pPr>
+        <w:rPr>
+          <w:b/>
+          <w:bCs/>
+        </w:rPr>
+      </w:pPr>
+      <w:r>
+        <w:rPr>
+          <w:rFonts w:ascii="Segoe UI Emoji" w:hAnsi="Segoe UI Emoji" w:cs="Segoe UI Emoji"/>
+          <w:b/>
+          <w:bCs/>
+        </w:rPr>
+        <w:t>🔹</w:t>
+      </w:r>
+      <w:r>
+        <w:rPr>
+          <w:b/>
+          <w:bCs/>
+        </w:rPr>
+        <w:t xml:space="preserve"> REST API</w:t>
+      </w:r>
+    </w:p>
+    <w:p>
+      <w:r>
+        <w:rPr>
+          <w:b/>
+          <w:bCs/>
+        </w:rPr>
+        <w:t>REST (Representational State Transfer)</w:t>
+      </w:r>
+      <w:r>
+        <w:t xml:space="preserve"> is a set of architectural principles for designing networked applications. A </w:t>
+      </w:r>
+      <w:r>
+        <w:rPr>
+          <w:b/>
+          <w:bCs/>
+        </w:rPr>
+        <w:t>REST API</w:t>
+      </w:r>
+      <w:r>
+        <w:t xml:space="preserve"> follows these principles and uses HTTP methods.</w:t>
+      </w:r>
+    </w:p>
+    <w:p>
+      <w:pPr>
+        <w:rPr>
+          <w:b/>
+          <w:bCs/>
+        </w:rPr>
+      </w:pPr>
+      <w:r>
+        <w:rPr>
+          <w:b/>
+          <w:bCs/>
+        </w:rPr>
+        <w:t>HTTP Methods in REST:</w:t>
+      </w:r>
+    </w:p>
+    <w:tbl>
+      <w:tblPr>
+        <w:tblW w:w="0" w:type="auto"/>
+        <w:tblCellSpacing w:w="15" w:type="dxa"/>
+        <w:tblCellMar>
+          <w:top w:w="15" w:type="dxa"/>
+          <w:left w:w="15" w:type="dxa"/>
+          <w:bottom w:w="15" w:type="dxa"/>
+          <w:right w:w="15" w:type="dxa"/>
+        </w:tblCellMar>
+        <w:tblLook w:val="04A0" w:firstRow="1" w:lastRow="0" w:firstColumn="1" w:lastColumn="0" w:noHBand="0" w:noVBand="1"/>
+      </w:tblPr>
+      <w:tblGrid>
+        <w:gridCol w:w="908"/>
+        <w:gridCol w:w="2543"/>
+        <w:gridCol w:w="4042"/>
+      </w:tblGrid>
+      <w:tr>
+        <w:trPr>
+          <w:tblHeader/>
+          <w:tblCellSpacing w:w="15" w:type="dxa"/>
+        </w:trPr>
+        <w:tc>
+          <w:tcPr>
+            <w:tcW w:w="0" w:type="auto"/>
+            <w:vAlign w:val="center"/>
+            <w:hideMark/>
+          </w:tcPr>
+          <w:p>
+            <w:pPr>
+              <w:rPr>
+                <w:b/>
+                <w:bCs/>
+              </w:rPr>
+            </w:pPr>
+            <w:r>
+              <w:rPr>
+                <w:b/>
+                <w:bCs/>
+              </w:rPr>
+              <w:t>Method</w:t>
+            </w:r>
+          </w:p>
+        </w:tc>
+        <w:tc>
+          <w:tcPr>
+            <w:tcW w:w="0" w:type="auto"/>
+            <w:vAlign w:val="center"/>
+            <w:hideMark/>
+          </w:tcPr>
+          <w:p>
+            <w:pPr>
+              <w:rPr>
+                <w:b/>
+                <w:bCs/>
+              </w:rPr>
+            </w:pPr>
+            <w:r>
+              <w:rPr>
+                <w:b/>
+                <w:bCs/>
+              </w:rPr>
+              <w:t>Purpose</w:t>
+            </w:r>
+          </w:p>
+        </w:tc>
+        <w:tc>
+          <w:tcPr>
+            <w:tcW w:w="0" w:type="auto"/>
+            <w:vAlign w:val="center"/>
+            <w:hideMark/>
+          </w:tcPr>
+          <w:p>
+            <w:pPr>
+              <w:rPr>
+                <w:b/>
+                <w:bCs/>
+              </w:rPr>
+            </w:pPr>
+            <w:r>
+              <w:rPr>
+                <w:b/>
+                <w:bCs/>
+              </w:rPr>
+              <w:t>Example</w:t>
+            </w:r>
+          </w:p>
+        </w:tc>
+      </w:tr>
+      <w:tr>
+        <w:trPr>
+          <w:tblCellSpacing w:w="15" w:type="dxa"/>
+        </w:trPr>
+        <w:tc>
+          <w:tcPr>
+            <w:tcW w:w="0" w:type="auto"/>
+            <w:vAlign w:val="center"/>
+            <w:hideMark/>
+          </w:tcPr>
+          <w:p>
+            <w:r>
+              <w:t>GET</w:t>
+            </w:r>
+          </w:p>
+        </w:tc>
+        <w:tc>
+          <w:tcPr>
+            <w:tcW w:w="0" w:type="auto"/>
+            <w:vAlign w:val="center"/>
+            <w:hideMark/>
+          </w:tcPr>
+          <w:p>
+            <w:r>
+              <w:t>Read data</w:t>
+            </w:r>
+          </w:p>
+        </w:tc>
+        <w:tc>
+          <w:tcPr>
+            <w:tcW w:w="0" w:type="auto"/>
+            <w:vAlign w:val="center"/>
+            <w:hideMark/>
+          </w:tcPr>
+          <w:p>
+            <w:r>
+              <w:t>/products – get list of products</w:t>
+            </w:r>
+          </w:p>
+        </w:tc>
+      </w:tr>
+      <w:tr>
+        <w:trPr>
+          <w:tblCellSpacing w:w="15" w:type="dxa"/>
+        </w:trPr>
+        <w:tc>
+          <w:tcPr>
+            <w:tcW w:w="0" w:type="auto"/>
+            <w:vAlign w:val="center"/>
+            <w:hideMark/>
+          </w:tcPr>
+          <w:p>
+            <w:r>
+              <w:t>POST</w:t>
+            </w:r>
+          </w:p>
+        </w:tc>
+        <w:tc>
+          <w:tcPr>
+            <w:tcW w:w="0" w:type="auto"/>
+            <w:vAlign w:val="center"/>
+            <w:hideMark/>
+          </w:tcPr>
+          <w:p>
+            <w:r>
+              <w:t>Create data</w:t>
+            </w:r>
+          </w:p>
+        </w:tc>
+        <w:tc>
+          <w:tcPr>
+            <w:tcW w:w="0" w:type="auto"/>
+            <w:vAlign w:val="center"/>
+            <w:hideMark/>
+          </w:tcPr>
+          <w:p>
+            <w:r>
+              <w:t>/products – create a new product</w:t>
+            </w:r>
+          </w:p>
+        </w:tc>
+      </w:tr>
+      <w:tr>
+        <w:trPr>
+          <w:tblCellSpacing w:w="15" w:type="dxa"/>
+        </w:trPr>
+        <w:tc>
+          <w:tcPr>
+            <w:tcW w:w="0" w:type="auto"/>
+            <w:vAlign w:val="center"/>
+            <w:hideMark/>
+          </w:tcPr>
+          <w:p>
+            <w:r>
+              <w:t>PUT</w:t>
+            </w:r>
+          </w:p>
+        </w:tc>
+        <w:tc>
+          <w:tcPr>
+            <w:tcW w:w="0" w:type="auto"/>
+            <w:vAlign w:val="center"/>
+            <w:hideMark/>
+          </w:tcPr>
+          <w:p>
+            <w:r>
+              <w:t>Update data completely</w:t>
+            </w:r>
+          </w:p>
+        </w:tc>
+        <w:tc>
+          <w:tcPr>
+            <w:tcW w:w="0" w:type="auto"/>
+            <w:vAlign w:val="center"/>
+            <w:hideMark/>
+          </w:tcPr>
+          <w:p>
+            <w:r>
+              <w:t>/products/1 – update product with ID 1</w:t>
+            </w:r>
+          </w:p>
+        </w:tc>
+      </w:tr>
+      <w:tr>
+        <w:trPr>
+          <w:tblCellSpacing w:w="15" w:type="dxa"/>
+        </w:trPr>
+        <w:tc>
+          <w:tcPr>
+            <w:tcW w:w="0" w:type="auto"/>
+            <w:vAlign w:val="center"/>
+            <w:hideMark/>
+          </w:tcPr>
+          <w:p>
+            <w:r>
+              <w:t>PATCH</w:t>
+            </w:r>
+          </w:p>
+        </w:tc>
+        <w:tc>
+          <w:tcPr>
+            <w:tcW w:w="0" w:type="auto"/>
+            <w:vAlign w:val="center"/>
+            <w:hideMark/>
+          </w:tcPr>
+          <w:p>
+            <w:r>
+              <w:t>Update data partially</w:t>
+            </w:r>
+          </w:p>
+        </w:tc>
+        <w:tc>
+          <w:tcPr>
+            <w:tcW w:w="0" w:type="auto"/>
+            <w:vAlign w:val="center"/>
+            <w:hideMark/>
+          </w:tcPr>
+          <w:p>
+            <w:r>
+              <w:t>/products/1 – update one field</w:t>
+            </w:r>
+          </w:p>
+        </w:tc>
+      </w:tr>
+      <w:tr>
+        <w:trPr>
+          <w:tblCellSpacing w:w="15" w:type="dxa"/>
+        </w:trPr>
+        <w:tc>
+          <w:tcPr>
+            <w:tcW w:w="0" w:type="auto"/>
+            <w:vAlign w:val="center"/>
+            <w:hideMark/>
+          </w:tcPr>
+          <w:p>
+            <w:r>
+              <w:t>DELETE</w:t>
+            </w:r>
+          </w:p>
+        </w:tc>
+        <w:tc>
+          <w:tcPr>
+            <w:tcW w:w="0" w:type="auto"/>
+            <w:vAlign w:val="center"/>
+            <w:hideMark/>
+          </w:tcPr>
+          <w:p>
+            <w:r>
+              <w:t>Delete data</w:t>
+            </w:r>
+          </w:p>
+        </w:tc>
+        <w:tc>
+          <w:tcPr>
+            <w:tcW w:w="0" w:type="auto"/>
+            <w:vAlign w:val="center"/>
+            <w:hideMark/>
+          </w:tcPr>
+          <w:p>
+            <w:r>
+              <w:t>/products/1 – delete product with ID 1</w:t>
+            </w:r>
+          </w:p>
+        </w:tc>
+      </w:tr>
+    </w:tbl>
+    <w:p>
+      <w:r>
+        <w:pict w14:anchorId="32E33260">
+          <v:rect id="_x0000_i1098" style="width:0;height:1.5pt" o:hralign="center" o:hrstd="t" o:hr="t" fillcolor="#a0a0a0" stroked="f"/>
+        </w:pict>
+      </w:r>
+    </w:p>
+    <w:p>
+      <w:pPr>
+        <w:rPr>
+          <w:b/>
+          <w:bCs/>
+        </w:rPr>
+      </w:pPr>
+      <w:r>
+        <w:rPr>
+          <w:rFonts w:ascii="Segoe UI Emoji" w:hAnsi="Segoe UI Emoji" w:cs="Segoe UI Emoji"/>
+          <w:b/>
+          <w:bCs/>
+        </w:rPr>
+        <w:t>🔹</w:t>
+      </w:r>
+      <w:r>
+        <w:rPr>
+          <w:b/>
+          <w:bCs/>
+        </w:rPr>
+        <w:t xml:space="preserve"> REST API Design Best Practices</w:t>
+      </w:r>
+    </w:p>
+    <w:p>
+      <w:pPr>
+        <w:numPr>
+          <w:ilvl w:val="0"/>
+          <w:numId w:val="14"/>
+        </w:numPr>
+      </w:pPr>
+      <w:r>
+        <w:t xml:space="preserve">Use </w:t>
+      </w:r>
+      <w:r>
+        <w:rPr>
+          <w:b/>
+          <w:bCs/>
+        </w:rPr>
+        <w:t>nouns</w:t>
+      </w:r>
+      <w:r>
+        <w:t xml:space="preserve"> for endpoints: /users, /orders, not verbs.</w:t>
+      </w:r>
+    </w:p>
+    <w:p>
+      <w:pPr>
+        <w:numPr>
+          <w:ilvl w:val="0"/>
+          <w:numId w:val="14"/>
+        </w:numPr>
+      </w:pPr>
+      <w:r>
+        <w:t xml:space="preserve">Use </w:t>
+      </w:r>
+      <w:r>
+        <w:rPr>
+          <w:b/>
+          <w:bCs/>
+        </w:rPr>
+        <w:t>plural names</w:t>
+      </w:r>
+      <w:r>
+        <w:t>: /products instead of /product.</w:t>
+      </w:r>
+    </w:p>
+    <w:p>
+      <w:pPr>
+        <w:numPr>
+          <w:ilvl w:val="0"/>
+          <w:numId w:val="14"/>
+        </w:numPr>
+      </w:pPr>
+      <w:r>
+        <w:t xml:space="preserve">Keep it </w:t>
+      </w:r>
+      <w:r>
+        <w:rPr>
+          <w:b/>
+          <w:bCs/>
+        </w:rPr>
+        <w:t>stateless</w:t>
+      </w:r>
+      <w:r>
+        <w:t xml:space="preserve"> – Each request must contain all necessary info.</w:t>
+      </w:r>
+    </w:p>
+    <w:p>
+      <w:pPr>
+        <w:numPr>
+          <w:ilvl w:val="0"/>
+          <w:numId w:val="14"/>
+        </w:numPr>
+      </w:pPr>
+      <w:r>
+        <w:t xml:space="preserve">Use </w:t>
+      </w:r>
+      <w:r>
+        <w:rPr>
+          <w:b/>
+          <w:bCs/>
+        </w:rPr>
+        <w:t>HTTP status codes</w:t>
+      </w:r>
+      <w:r>
+        <w:t xml:space="preserve"> properly:</w:t>
+      </w:r>
+    </w:p>
+    <w:p>
+      <w:pPr>
+        <w:numPr>
+          <w:ilvl w:val="1"/>
+          <w:numId w:val="14"/>
+        </w:numPr>
+      </w:pPr>
+      <w:r>
+        <w:t>200 OK – success</w:t>
+      </w:r>
+    </w:p>
+    <w:p>
+      <w:pPr>
+        <w:numPr>
+          <w:ilvl w:val="1"/>
+          <w:numId w:val="14"/>
+        </w:numPr>
+      </w:pPr>
+      <w:r>
+        <w:t>201 Created – resource created</w:t>
+      </w:r>
+    </w:p>
+    <w:p>
+      <w:pPr>
+        <w:numPr>
+          <w:ilvl w:val="1"/>
+          <w:numId w:val="14"/>
+        </w:numPr>
+      </w:pPr>
+      <w:r>
+        <w:t>400 Bad Request – client error</w:t>
+      </w:r>
+    </w:p>
+    <w:p>
+      <w:pPr>
+        <w:numPr>
+          <w:ilvl w:val="1"/>
+          <w:numId w:val="14"/>
+        </w:numPr>
+      </w:pPr>
+      <w:r>
+        <w:t>404 Not Found – resource not found</w:t>
+      </w:r>
+    </w:p>
+    <w:p>
+      <w:pPr>
+        <w:numPr>
+          <w:ilvl w:val="1"/>
+          <w:numId w:val="14"/>
+        </w:numPr>
+      </w:pPr>
+      <w:r>
+        <w:t>500 Internal Server Error – server crash or bug</w:t>
+      </w:r>
+    </w:p>
+    <w:p>
+      <w:r>
+        <w:pict w14:anchorId="51104B70">
+          <v:rect id="_x0000_i1099" style="width:0;height:1.5pt" o:hralign="center" o:hrstd="t" o:hr="t" fillcolor="#a0a0a0" stroked="f"/>
+        </w:pict>
+      </w:r>
+    </w:p>
+    <w:p>
+      <w:pPr>
+        <w:rPr>
+          <w:b/>
+          <w:bCs/>
+        </w:rPr>
+      </w:pPr>
+      <w:r>
+        <w:rPr>
+          <w:rFonts w:ascii="Segoe UI Emoji" w:hAnsi="Segoe UI Emoji" w:cs="Segoe UI Emoji"/>
+          <w:b/>
+          <w:bCs/>
+        </w:rPr>
+        <w:lastRenderedPageBreak/>
+        <w:t>🔹</w:t>
+      </w:r>
+      <w:r>
+        <w:rPr>
+          <w:b/>
+          <w:bCs/>
+        </w:rPr>
+        <w:t xml:space="preserve"> Example REST API with Express.js</w:t>
+      </w:r>
+    </w:p>
+    <w:p>
+      <w:r>
+        <w:t>const express = require("express");</w:t>
+      </w:r>
+    </w:p>
+    <w:p>
+      <w:r>
+        <w:t>const app = express();</w:t>
+      </w:r>
+    </w:p>
     <w:p/>
     <w:p>
-      <w:pPr>
-        <w:rPr>
-          <w:lang w:val="en-US"/>
-        </w:rPr>
-      </w:pPr>
-      <w:r>
-        <w:rPr>
-          <w:lang w:val="en-US"/>
-        </w:rPr>
-        <w:t>File system module of Nodejs</w:t>
-      </w:r>
-    </w:p>
-    <w:p>
-      <w:r>
-        <w:rPr>
-          <w:lang w:val="en-US"/>
-        </w:rPr>
-        <w:t>Import the file system in the file -</w:t>
-      </w:r>
-      <w:r>
-        <w:rPr>
-          <w:rFonts w:ascii="Consolas" w:eastAsia="Times New Roman" w:hAnsi="Consolas" w:cs="Times New Roman"/>
-          <w:color w:val="569CD6"/>
-          <w:kern w:val="0"/>
-          <w:sz w:val="21"/>
-          <w:szCs w:val="21"/>
-          <w:lang w:eastAsia="en-CA"/>
-          <w14:ligatures w14:val="none"/>
-        </w:rPr>
-        <w:t xml:space="preserve"> </w:t>
-      </w:r>
-      <w:r>
-        <w:t>const fs = require ("fs");</w:t>
-      </w:r>
-    </w:p>
-    <w:p>
-      <w:r>
-        <w:t xml:space="preserve">If we want to read we can use fs.readfile , if write you can do </w:t>
-      </w:r>
-      <w:r>
-        <w:t> fs.writeFile("./data.txt", "cherry", (err) =&gt; {</w:t>
-      </w:r>
-    </w:p>
-    <w:p>
-      <w:r>
-        <w:t>    if (err) res.send("error in the file");</w:t>
+      <w:r>
+        <w:t>app.use(express.json());</w:t>
       </w:r>
     </w:p>
     <w:p/>
     <w:p>
       <w:r>
-        <w:t>    res.send("data written successfully");</w:t>
-      </w:r>
-    </w:p>
-    <w:p>
-      <w:r>
-        <w:t>  });</w:t>
+        <w:t>app.get("/data", (req, res) =&gt; {</w:t>
+      </w:r>
+    </w:p>
+    <w:p>
+      <w:r>
+        <w:t xml:space="preserve">  res.send("GET request received");</w:t>
       </w:r>
     </w:p>
     <w:p>
@@ -1074,33 +2486,317 @@
         <w:t>});</w:t>
       </w:r>
     </w:p>
-    <w:p>
-      <w:r>
-        <w:lastRenderedPageBreak/>
-        <w:t xml:space="preserve"> But write will overwrite the whole file so you can use append instead</w:t>
-      </w:r>
-      <w:r>
-        <w:t>.</w:t>
-      </w:r>
-    </w:p>
     <w:p/>
     <w:p>
       <w:r>
-        <w:t>API -it takes a request the request from the client and then it process those requests and extract them from the database and deliver them back to the client.</w:t>
-      </w:r>
-    </w:p>
-    <w:p>
-      <w:r>
-        <w:t>Rest API- it is a API that has a certain design principle and set forth of ways or methods in which the client can request or send request data to the server and how the server responds to those requests. It is widely used in backend development and frontend development as well.</w:t>
-      </w:r>
-    </w:p>
+        <w:t>app.post("/data", (req, res) =&gt; {</w:t>
+      </w:r>
+    </w:p>
+    <w:p>
+      <w:r>
+        <w:t xml:space="preserve">  res.send("POST request received");</w:t>
+      </w:r>
+    </w:p>
+    <w:p>
+      <w:r>
+        <w:t>});</w:t>
+      </w:r>
+    </w:p>
+    <w:p/>
+    <w:p>
+      <w:r>
+        <w:t>app.listen(3000, () =&gt; {</w:t>
+      </w:r>
+    </w:p>
+    <w:p>
+      <w:r>
+        <w:t xml:space="preserve">  console.log("Server is running on port 3000");</w:t>
+      </w:r>
+    </w:p>
+    <w:p>
+      <w:r>
+        <w:t>});</w:t>
+      </w:r>
+    </w:p>
+    <w:p>
+      <w:r>
+        <w:pict w14:anchorId="792AFB39">
+          <v:rect id="_x0000_i1100" style="width:0;height:1.5pt" o:hralign="center" o:hrstd="t" o:hr="t" fillcolor="#a0a0a0" stroked="f"/>
+        </w:pict>
+      </w:r>
+    </w:p>
+    <w:p>
+      <w:pPr>
+        <w:rPr>
+          <w:b/>
+          <w:bCs/>
+        </w:rPr>
+      </w:pPr>
+      <w:r>
+        <w:rPr>
+          <w:rFonts w:ascii="Segoe UI Emoji" w:hAnsi="Segoe UI Emoji" w:cs="Segoe UI Emoji"/>
+          <w:b/>
+          <w:bCs/>
+        </w:rPr>
+        <w:t>✅</w:t>
+      </w:r>
+      <w:r>
+        <w:rPr>
+          <w:b/>
+          <w:bCs/>
+        </w:rPr>
+        <w:t xml:space="preserve"> Summary</w:t>
+      </w:r>
+    </w:p>
+    <w:tbl>
+      <w:tblPr>
+        <w:tblW w:w="0" w:type="auto"/>
+        <w:tblCellSpacing w:w="15" w:type="dxa"/>
+        <w:tblCellMar>
+          <w:top w:w="15" w:type="dxa"/>
+          <w:left w:w="15" w:type="dxa"/>
+          <w:bottom w:w="15" w:type="dxa"/>
+          <w:right w:w="15" w:type="dxa"/>
+        </w:tblCellMar>
+        <w:tblLook w:val="04A0" w:firstRow="1" w:lastRow="0" w:firstColumn="1" w:lastColumn="0" w:noHBand="0" w:noVBand="1"/>
+      </w:tblPr>
+      <w:tblGrid>
+        <w:gridCol w:w="1559"/>
+        <w:gridCol w:w="6086"/>
+      </w:tblGrid>
+      <w:tr>
+        <w:trPr>
+          <w:tblHeader/>
+          <w:tblCellSpacing w:w="15" w:type="dxa"/>
+        </w:trPr>
+        <w:tc>
+          <w:tcPr>
+            <w:tcW w:w="0" w:type="auto"/>
+            <w:vAlign w:val="center"/>
+            <w:hideMark/>
+          </w:tcPr>
+          <w:p>
+            <w:pPr>
+              <w:rPr>
+                <w:b/>
+                <w:bCs/>
+              </w:rPr>
+            </w:pPr>
+            <w:r>
+              <w:rPr>
+                <w:b/>
+                <w:bCs/>
+              </w:rPr>
+              <w:t>Concept</w:t>
+            </w:r>
+          </w:p>
+        </w:tc>
+        <w:tc>
+          <w:tcPr>
+            <w:tcW w:w="0" w:type="auto"/>
+            <w:vAlign w:val="center"/>
+            <w:hideMark/>
+          </w:tcPr>
+          <w:p>
+            <w:pPr>
+              <w:rPr>
+                <w:b/>
+                <w:bCs/>
+              </w:rPr>
+            </w:pPr>
+            <w:r>
+              <w:rPr>
+                <w:b/>
+                <w:bCs/>
+              </w:rPr>
+              <w:t>Details</w:t>
+            </w:r>
+          </w:p>
+        </w:tc>
+      </w:tr>
+      <w:tr>
+        <w:trPr>
+          <w:tblCellSpacing w:w="15" w:type="dxa"/>
+        </w:trPr>
+        <w:tc>
+          <w:tcPr>
+            <w:tcW w:w="0" w:type="auto"/>
+            <w:vAlign w:val="center"/>
+            <w:hideMark/>
+          </w:tcPr>
+          <w:p>
+            <w:r>
+              <w:t>fs Module</w:t>
+            </w:r>
+          </w:p>
+        </w:tc>
+        <w:tc>
+          <w:tcPr>
+            <w:tcW w:w="0" w:type="auto"/>
+            <w:vAlign w:val="center"/>
+            <w:hideMark/>
+          </w:tcPr>
+          <w:p>
+            <w:r>
+              <w:t>Enables reading, writing, and manipulating files</w:t>
+            </w:r>
+          </w:p>
+        </w:tc>
+      </w:tr>
+      <w:tr>
+        <w:trPr>
+          <w:tblCellSpacing w:w="15" w:type="dxa"/>
+        </w:trPr>
+        <w:tc>
+          <w:tcPr>
+            <w:tcW w:w="0" w:type="auto"/>
+            <w:vAlign w:val="center"/>
+            <w:hideMark/>
+          </w:tcPr>
+          <w:p>
+            <w:r>
+              <w:t>fs.writeFile</w:t>
+            </w:r>
+          </w:p>
+        </w:tc>
+        <w:tc>
+          <w:tcPr>
+            <w:tcW w:w="0" w:type="auto"/>
+            <w:vAlign w:val="center"/>
+            <w:hideMark/>
+          </w:tcPr>
+          <w:p>
+            <w:r>
+              <w:t>Overwrites file contents</w:t>
+            </w:r>
+          </w:p>
+        </w:tc>
+      </w:tr>
+      <w:tr>
+        <w:trPr>
+          <w:tblCellSpacing w:w="15" w:type="dxa"/>
+        </w:trPr>
+        <w:tc>
+          <w:tcPr>
+            <w:tcW w:w="0" w:type="auto"/>
+            <w:vAlign w:val="center"/>
+            <w:hideMark/>
+          </w:tcPr>
+          <w:p>
+            <w:r>
+              <w:t>fs.appendFile</w:t>
+            </w:r>
+          </w:p>
+        </w:tc>
+        <w:tc>
+          <w:tcPr>
+            <w:tcW w:w="0" w:type="auto"/>
+            <w:vAlign w:val="center"/>
+            <w:hideMark/>
+          </w:tcPr>
+          <w:p>
+            <w:r>
+              <w:t>Adds to file contents without deleting</w:t>
+            </w:r>
+          </w:p>
+        </w:tc>
+      </w:tr>
+      <w:tr>
+        <w:trPr>
+          <w:tblCellSpacing w:w="15" w:type="dxa"/>
+        </w:trPr>
+        <w:tc>
+          <w:tcPr>
+            <w:tcW w:w="0" w:type="auto"/>
+            <w:vAlign w:val="center"/>
+            <w:hideMark/>
+          </w:tcPr>
+          <w:p>
+            <w:r>
+              <w:t>REST API</w:t>
+            </w:r>
+          </w:p>
+        </w:tc>
+        <w:tc>
+          <w:tcPr>
+            <w:tcW w:w="0" w:type="auto"/>
+            <w:vAlign w:val="center"/>
+            <w:hideMark/>
+          </w:tcPr>
+          <w:p>
+            <w:r>
+              <w:t>A set of principles using HTTP to perform CRUD operations</w:t>
+            </w:r>
+          </w:p>
+        </w:tc>
+      </w:tr>
+      <w:tr>
+        <w:trPr>
+          <w:tblCellSpacing w:w="15" w:type="dxa"/>
+        </w:trPr>
+        <w:tc>
+          <w:tcPr>
+            <w:tcW w:w="0" w:type="auto"/>
+            <w:vAlign w:val="center"/>
+            <w:hideMark/>
+          </w:tcPr>
+          <w:p>
+            <w:r>
+              <w:t>REST Methods</w:t>
+            </w:r>
+          </w:p>
+        </w:tc>
+        <w:tc>
+          <w:tcPr>
+            <w:tcW w:w="0" w:type="auto"/>
+            <w:vAlign w:val="center"/>
+            <w:hideMark/>
+          </w:tcPr>
+          <w:p>
+            <w:r>
+              <w:t>GET, POST, PUT, PATCH, DELETE</w:t>
+            </w:r>
+          </w:p>
+        </w:tc>
+      </w:tr>
+      <w:tr>
+        <w:trPr>
+          <w:tblCellSpacing w:w="15" w:type="dxa"/>
+        </w:trPr>
+        <w:tc>
+          <w:tcPr>
+            <w:tcW w:w="0" w:type="auto"/>
+            <w:vAlign w:val="center"/>
+            <w:hideMark/>
+          </w:tcPr>
+          <w:p>
+            <w:r>
+              <w:lastRenderedPageBreak/>
+              <w:t>Status Codes</w:t>
+            </w:r>
+          </w:p>
+        </w:tc>
+        <w:tc>
+          <w:tcPr>
+            <w:tcW w:w="0" w:type="auto"/>
+            <w:vAlign w:val="center"/>
+            <w:hideMark/>
+          </w:tcPr>
+          <w:p>
+            <w:r>
+              <w:t>Standard response codes for HTTP requests</w:t>
+            </w:r>
+          </w:p>
+        </w:tc>
+      </w:tr>
+    </w:tbl>
     <w:p>
       <w:r>
         <w:drawing>
-          <wp:inline distT="0" distB="0" distL="0" distR="0" wp14:anchorId="3A0FF5F7" wp14:editId="27C38891">
+          <wp:inline distT="0" distB="0" distL="0" distR="0" wp14:anchorId="3A0FF5F7" wp14:editId="3BAFDA9A">
             <wp:extent cx="5943600" cy="2577465"/>
             <wp:effectExtent l="0" t="0" r="0" b="0"/>
-            <wp:docPr id="1517587274" name="Picture 1"/>
+            <wp:docPr id="1517587274" name="Picture 1" descr="A diagram of a computer program&#10;&#10;AI-generated content may be incorrect."/>
             <wp:cNvGraphicFramePr>
               <a:graphicFrameLocks xmlns:a="http://schemas.openxmlformats.org/drawingml/2006/main" noChangeAspect="1"/>
             </wp:cNvGraphicFramePr>
@@ -1108,7 +2804,7 @@
               <a:graphicData uri="http://schemas.openxmlformats.org/drawingml/2006/picture">
                 <pic:pic xmlns:pic="http://schemas.openxmlformats.org/drawingml/2006/picture">
                   <pic:nvPicPr>
-                    <pic:cNvPr id="1517587274" name=""/>
+                    <pic:cNvPr id="1517587274" name="Picture 1" descr="A diagram of a computer program&#10;&#10;AI-generated content may be incorrect."/>
                     <pic:cNvPicPr/>
                   </pic:nvPicPr>
                   <pic:blipFill>
@@ -2009,6 +3705,715 @@
     </w:lvl>
   </w:abstractNum>
   <w:abstractNum w:abstractNumId="6" w15:restartNumberingAfterBreak="0">
+    <w:nsid w:val="51D35290"/>
+    <w:multiLevelType w:val="multilevel"/>
+    <w:tmpl w:val="5C849A96"/>
+    <w:lvl w:ilvl="0">
+      <w:start w:val="1"/>
+      <w:numFmt w:val="bullet"/>
+      <w:lvlText w:val=""/>
+      <w:lvlJc w:val="left"/>
+      <w:pPr>
+        <w:tabs>
+          <w:tab w:val="num" w:pos="720"/>
+        </w:tabs>
+        <w:ind w:left="720" w:hanging="360"/>
+      </w:pPr>
+      <w:rPr>
+        <w:rFonts w:ascii="Symbol" w:hAnsi="Symbol" w:hint="default"/>
+        <w:sz w:val="20"/>
+      </w:rPr>
+    </w:lvl>
+    <w:lvl w:ilvl="1" w:tentative="1">
+      <w:start w:val="1"/>
+      <w:numFmt w:val="bullet"/>
+      <w:lvlText w:val="o"/>
+      <w:lvlJc w:val="left"/>
+      <w:pPr>
+        <w:tabs>
+          <w:tab w:val="num" w:pos="1440"/>
+        </w:tabs>
+        <w:ind w:left="1440" w:hanging="360"/>
+      </w:pPr>
+      <w:rPr>
+        <w:rFonts w:ascii="Courier New" w:hAnsi="Courier New" w:hint="default"/>
+        <w:sz w:val="20"/>
+      </w:rPr>
+    </w:lvl>
+    <w:lvl w:ilvl="2" w:tentative="1">
+      <w:start w:val="1"/>
+      <w:numFmt w:val="bullet"/>
+      <w:lvlText w:val=""/>
+      <w:lvlJc w:val="left"/>
+      <w:pPr>
+        <w:tabs>
+          <w:tab w:val="num" w:pos="2160"/>
+        </w:tabs>
+        <w:ind w:left="2160" w:hanging="360"/>
+      </w:pPr>
+      <w:rPr>
+        <w:rFonts w:ascii="Wingdings" w:hAnsi="Wingdings" w:hint="default"/>
+        <w:sz w:val="20"/>
+      </w:rPr>
+    </w:lvl>
+    <w:lvl w:ilvl="3" w:tentative="1">
+      <w:start w:val="1"/>
+      <w:numFmt w:val="bullet"/>
+      <w:lvlText w:val=""/>
+      <w:lvlJc w:val="left"/>
+      <w:pPr>
+        <w:tabs>
+          <w:tab w:val="num" w:pos="2880"/>
+        </w:tabs>
+        <w:ind w:left="2880" w:hanging="360"/>
+      </w:pPr>
+      <w:rPr>
+        <w:rFonts w:ascii="Wingdings" w:hAnsi="Wingdings" w:hint="default"/>
+        <w:sz w:val="20"/>
+      </w:rPr>
+    </w:lvl>
+    <w:lvl w:ilvl="4" w:tentative="1">
+      <w:start w:val="1"/>
+      <w:numFmt w:val="bullet"/>
+      <w:lvlText w:val=""/>
+      <w:lvlJc w:val="left"/>
+      <w:pPr>
+        <w:tabs>
+          <w:tab w:val="num" w:pos="3600"/>
+        </w:tabs>
+        <w:ind w:left="3600" w:hanging="360"/>
+      </w:pPr>
+      <w:rPr>
+        <w:rFonts w:ascii="Wingdings" w:hAnsi="Wingdings" w:hint="default"/>
+        <w:sz w:val="20"/>
+      </w:rPr>
+    </w:lvl>
+    <w:lvl w:ilvl="5" w:tentative="1">
+      <w:start w:val="1"/>
+      <w:numFmt w:val="bullet"/>
+      <w:lvlText w:val=""/>
+      <w:lvlJc w:val="left"/>
+      <w:pPr>
+        <w:tabs>
+          <w:tab w:val="num" w:pos="4320"/>
+        </w:tabs>
+        <w:ind w:left="4320" w:hanging="360"/>
+      </w:pPr>
+      <w:rPr>
+        <w:rFonts w:ascii="Wingdings" w:hAnsi="Wingdings" w:hint="default"/>
+        <w:sz w:val="20"/>
+      </w:rPr>
+    </w:lvl>
+    <w:lvl w:ilvl="6" w:tentative="1">
+      <w:start w:val="1"/>
+      <w:numFmt w:val="bullet"/>
+      <w:lvlText w:val=""/>
+      <w:lvlJc w:val="left"/>
+      <w:pPr>
+        <w:tabs>
+          <w:tab w:val="num" w:pos="5040"/>
+        </w:tabs>
+        <w:ind w:left="5040" w:hanging="360"/>
+      </w:pPr>
+      <w:rPr>
+        <w:rFonts w:ascii="Wingdings" w:hAnsi="Wingdings" w:hint="default"/>
+        <w:sz w:val="20"/>
+      </w:rPr>
+    </w:lvl>
+    <w:lvl w:ilvl="7" w:tentative="1">
+      <w:start w:val="1"/>
+      <w:numFmt w:val="bullet"/>
+      <w:lvlText w:val=""/>
+      <w:lvlJc w:val="left"/>
+      <w:pPr>
+        <w:tabs>
+          <w:tab w:val="num" w:pos="5760"/>
+        </w:tabs>
+        <w:ind w:left="5760" w:hanging="360"/>
+      </w:pPr>
+      <w:rPr>
+        <w:rFonts w:ascii="Wingdings" w:hAnsi="Wingdings" w:hint="default"/>
+        <w:sz w:val="20"/>
+      </w:rPr>
+    </w:lvl>
+    <w:lvl w:ilvl="8" w:tentative="1">
+      <w:start w:val="1"/>
+      <w:numFmt w:val="bullet"/>
+      <w:lvlText w:val=""/>
+      <w:lvlJc w:val="left"/>
+      <w:pPr>
+        <w:tabs>
+          <w:tab w:val="num" w:pos="6480"/>
+        </w:tabs>
+        <w:ind w:left="6480" w:hanging="360"/>
+      </w:pPr>
+      <w:rPr>
+        <w:rFonts w:ascii="Wingdings" w:hAnsi="Wingdings" w:hint="default"/>
+        <w:sz w:val="20"/>
+      </w:rPr>
+    </w:lvl>
+  </w:abstractNum>
+  <w:abstractNum w:abstractNumId="7" w15:restartNumberingAfterBreak="0">
+    <w:nsid w:val="561C347D"/>
+    <w:multiLevelType w:val="multilevel"/>
+    <w:tmpl w:val="D93EA770"/>
+    <w:lvl w:ilvl="0">
+      <w:start w:val="1"/>
+      <w:numFmt w:val="bullet"/>
+      <w:lvlText w:val=""/>
+      <w:lvlJc w:val="left"/>
+      <w:pPr>
+        <w:tabs>
+          <w:tab w:val="num" w:pos="720"/>
+        </w:tabs>
+        <w:ind w:left="720" w:hanging="360"/>
+      </w:pPr>
+      <w:rPr>
+        <w:rFonts w:ascii="Symbol" w:hAnsi="Symbol" w:hint="default"/>
+        <w:sz w:val="20"/>
+      </w:rPr>
+    </w:lvl>
+    <w:lvl w:ilvl="1" w:tentative="1">
+      <w:start w:val="1"/>
+      <w:numFmt w:val="bullet"/>
+      <w:lvlText w:val="o"/>
+      <w:lvlJc w:val="left"/>
+      <w:pPr>
+        <w:tabs>
+          <w:tab w:val="num" w:pos="1440"/>
+        </w:tabs>
+        <w:ind w:left="1440" w:hanging="360"/>
+      </w:pPr>
+      <w:rPr>
+        <w:rFonts w:ascii="Courier New" w:hAnsi="Courier New" w:hint="default"/>
+        <w:sz w:val="20"/>
+      </w:rPr>
+    </w:lvl>
+    <w:lvl w:ilvl="2" w:tentative="1">
+      <w:start w:val="1"/>
+      <w:numFmt w:val="bullet"/>
+      <w:lvlText w:val=""/>
+      <w:lvlJc w:val="left"/>
+      <w:pPr>
+        <w:tabs>
+          <w:tab w:val="num" w:pos="2160"/>
+        </w:tabs>
+        <w:ind w:left="2160" w:hanging="360"/>
+      </w:pPr>
+      <w:rPr>
+        <w:rFonts w:ascii="Wingdings" w:hAnsi="Wingdings" w:hint="default"/>
+        <w:sz w:val="20"/>
+      </w:rPr>
+    </w:lvl>
+    <w:lvl w:ilvl="3" w:tentative="1">
+      <w:start w:val="1"/>
+      <w:numFmt w:val="bullet"/>
+      <w:lvlText w:val=""/>
+      <w:lvlJc w:val="left"/>
+      <w:pPr>
+        <w:tabs>
+          <w:tab w:val="num" w:pos="2880"/>
+        </w:tabs>
+        <w:ind w:left="2880" w:hanging="360"/>
+      </w:pPr>
+      <w:rPr>
+        <w:rFonts w:ascii="Wingdings" w:hAnsi="Wingdings" w:hint="default"/>
+        <w:sz w:val="20"/>
+      </w:rPr>
+    </w:lvl>
+    <w:lvl w:ilvl="4" w:tentative="1">
+      <w:start w:val="1"/>
+      <w:numFmt w:val="bullet"/>
+      <w:lvlText w:val=""/>
+      <w:lvlJc w:val="left"/>
+      <w:pPr>
+        <w:tabs>
+          <w:tab w:val="num" w:pos="3600"/>
+        </w:tabs>
+        <w:ind w:left="3600" w:hanging="360"/>
+      </w:pPr>
+      <w:rPr>
+        <w:rFonts w:ascii="Wingdings" w:hAnsi="Wingdings" w:hint="default"/>
+        <w:sz w:val="20"/>
+      </w:rPr>
+    </w:lvl>
+    <w:lvl w:ilvl="5" w:tentative="1">
+      <w:start w:val="1"/>
+      <w:numFmt w:val="bullet"/>
+      <w:lvlText w:val=""/>
+      <w:lvlJc w:val="left"/>
+      <w:pPr>
+        <w:tabs>
+          <w:tab w:val="num" w:pos="4320"/>
+        </w:tabs>
+        <w:ind w:left="4320" w:hanging="360"/>
+      </w:pPr>
+      <w:rPr>
+        <w:rFonts w:ascii="Wingdings" w:hAnsi="Wingdings" w:hint="default"/>
+        <w:sz w:val="20"/>
+      </w:rPr>
+    </w:lvl>
+    <w:lvl w:ilvl="6" w:tentative="1">
+      <w:start w:val="1"/>
+      <w:numFmt w:val="bullet"/>
+      <w:lvlText w:val=""/>
+      <w:lvlJc w:val="left"/>
+      <w:pPr>
+        <w:tabs>
+          <w:tab w:val="num" w:pos="5040"/>
+        </w:tabs>
+        <w:ind w:left="5040" w:hanging="360"/>
+      </w:pPr>
+      <w:rPr>
+        <w:rFonts w:ascii="Wingdings" w:hAnsi="Wingdings" w:hint="default"/>
+        <w:sz w:val="20"/>
+      </w:rPr>
+    </w:lvl>
+    <w:lvl w:ilvl="7" w:tentative="1">
+      <w:start w:val="1"/>
+      <w:numFmt w:val="bullet"/>
+      <w:lvlText w:val=""/>
+      <w:lvlJc w:val="left"/>
+      <w:pPr>
+        <w:tabs>
+          <w:tab w:val="num" w:pos="5760"/>
+        </w:tabs>
+        <w:ind w:left="5760" w:hanging="360"/>
+      </w:pPr>
+      <w:rPr>
+        <w:rFonts w:ascii="Wingdings" w:hAnsi="Wingdings" w:hint="default"/>
+        <w:sz w:val="20"/>
+      </w:rPr>
+    </w:lvl>
+    <w:lvl w:ilvl="8" w:tentative="1">
+      <w:start w:val="1"/>
+      <w:numFmt w:val="bullet"/>
+      <w:lvlText w:val=""/>
+      <w:lvlJc w:val="left"/>
+      <w:pPr>
+        <w:tabs>
+          <w:tab w:val="num" w:pos="6480"/>
+        </w:tabs>
+        <w:ind w:left="6480" w:hanging="360"/>
+      </w:pPr>
+      <w:rPr>
+        <w:rFonts w:ascii="Wingdings" w:hAnsi="Wingdings" w:hint="default"/>
+        <w:sz w:val="20"/>
+      </w:rPr>
+    </w:lvl>
+  </w:abstractNum>
+  <w:abstractNum w:abstractNumId="8" w15:restartNumberingAfterBreak="0">
+    <w:nsid w:val="66CE3F5A"/>
+    <w:multiLevelType w:val="multilevel"/>
+    <w:tmpl w:val="637C2096"/>
+    <w:lvl w:ilvl="0">
+      <w:start w:val="1"/>
+      <w:numFmt w:val="bullet"/>
+      <w:lvlText w:val=""/>
+      <w:lvlJc w:val="left"/>
+      <w:pPr>
+        <w:tabs>
+          <w:tab w:val="num" w:pos="720"/>
+        </w:tabs>
+        <w:ind w:left="720" w:hanging="360"/>
+      </w:pPr>
+      <w:rPr>
+        <w:rFonts w:ascii="Symbol" w:hAnsi="Symbol" w:hint="default"/>
+        <w:sz w:val="20"/>
+      </w:rPr>
+    </w:lvl>
+    <w:lvl w:ilvl="1">
+      <w:start w:val="1"/>
+      <w:numFmt w:val="bullet"/>
+      <w:lvlText w:val="o"/>
+      <w:lvlJc w:val="left"/>
+      <w:pPr>
+        <w:tabs>
+          <w:tab w:val="num" w:pos="1440"/>
+        </w:tabs>
+        <w:ind w:left="1440" w:hanging="360"/>
+      </w:pPr>
+      <w:rPr>
+        <w:rFonts w:ascii="Courier New" w:hAnsi="Courier New" w:hint="default"/>
+        <w:sz w:val="20"/>
+      </w:rPr>
+    </w:lvl>
+    <w:lvl w:ilvl="2" w:tentative="1">
+      <w:start w:val="1"/>
+      <w:numFmt w:val="bullet"/>
+      <w:lvlText w:val=""/>
+      <w:lvlJc w:val="left"/>
+      <w:pPr>
+        <w:tabs>
+          <w:tab w:val="num" w:pos="2160"/>
+        </w:tabs>
+        <w:ind w:left="2160" w:hanging="360"/>
+      </w:pPr>
+      <w:rPr>
+        <w:rFonts w:ascii="Wingdings" w:hAnsi="Wingdings" w:hint="default"/>
+        <w:sz w:val="20"/>
+      </w:rPr>
+    </w:lvl>
+    <w:lvl w:ilvl="3" w:tentative="1">
+      <w:start w:val="1"/>
+      <w:numFmt w:val="bullet"/>
+      <w:lvlText w:val=""/>
+      <w:lvlJc w:val="left"/>
+      <w:pPr>
+        <w:tabs>
+          <w:tab w:val="num" w:pos="2880"/>
+        </w:tabs>
+        <w:ind w:left="2880" w:hanging="360"/>
+      </w:pPr>
+      <w:rPr>
+        <w:rFonts w:ascii="Wingdings" w:hAnsi="Wingdings" w:hint="default"/>
+        <w:sz w:val="20"/>
+      </w:rPr>
+    </w:lvl>
+    <w:lvl w:ilvl="4" w:tentative="1">
+      <w:start w:val="1"/>
+      <w:numFmt w:val="bullet"/>
+      <w:lvlText w:val=""/>
+      <w:lvlJc w:val="left"/>
+      <w:pPr>
+        <w:tabs>
+          <w:tab w:val="num" w:pos="3600"/>
+        </w:tabs>
+        <w:ind w:left="3600" w:hanging="360"/>
+      </w:pPr>
+      <w:rPr>
+        <w:rFonts w:ascii="Wingdings" w:hAnsi="Wingdings" w:hint="default"/>
+        <w:sz w:val="20"/>
+      </w:rPr>
+    </w:lvl>
+    <w:lvl w:ilvl="5" w:tentative="1">
+      <w:start w:val="1"/>
+      <w:numFmt w:val="bullet"/>
+      <w:lvlText w:val=""/>
+      <w:lvlJc w:val="left"/>
+      <w:pPr>
+        <w:tabs>
+          <w:tab w:val="num" w:pos="4320"/>
+        </w:tabs>
+        <w:ind w:left="4320" w:hanging="360"/>
+      </w:pPr>
+      <w:rPr>
+        <w:rFonts w:ascii="Wingdings" w:hAnsi="Wingdings" w:hint="default"/>
+        <w:sz w:val="20"/>
+      </w:rPr>
+    </w:lvl>
+    <w:lvl w:ilvl="6" w:tentative="1">
+      <w:start w:val="1"/>
+      <w:numFmt w:val="bullet"/>
+      <w:lvlText w:val=""/>
+      <w:lvlJc w:val="left"/>
+      <w:pPr>
+        <w:tabs>
+          <w:tab w:val="num" w:pos="5040"/>
+        </w:tabs>
+        <w:ind w:left="5040" w:hanging="360"/>
+      </w:pPr>
+      <w:rPr>
+        <w:rFonts w:ascii="Wingdings" w:hAnsi="Wingdings" w:hint="default"/>
+        <w:sz w:val="20"/>
+      </w:rPr>
+    </w:lvl>
+    <w:lvl w:ilvl="7" w:tentative="1">
+      <w:start w:val="1"/>
+      <w:numFmt w:val="bullet"/>
+      <w:lvlText w:val=""/>
+      <w:lvlJc w:val="left"/>
+      <w:pPr>
+        <w:tabs>
+          <w:tab w:val="num" w:pos="5760"/>
+        </w:tabs>
+        <w:ind w:left="5760" w:hanging="360"/>
+      </w:pPr>
+      <w:rPr>
+        <w:rFonts w:ascii="Wingdings" w:hAnsi="Wingdings" w:hint="default"/>
+        <w:sz w:val="20"/>
+      </w:rPr>
+    </w:lvl>
+    <w:lvl w:ilvl="8" w:tentative="1">
+      <w:start w:val="1"/>
+      <w:numFmt w:val="bullet"/>
+      <w:lvlText w:val=""/>
+      <w:lvlJc w:val="left"/>
+      <w:pPr>
+        <w:tabs>
+          <w:tab w:val="num" w:pos="6480"/>
+        </w:tabs>
+        <w:ind w:left="6480" w:hanging="360"/>
+      </w:pPr>
+      <w:rPr>
+        <w:rFonts w:ascii="Wingdings" w:hAnsi="Wingdings" w:hint="default"/>
+        <w:sz w:val="20"/>
+      </w:rPr>
+    </w:lvl>
+  </w:abstractNum>
+  <w:abstractNum w:abstractNumId="9" w15:restartNumberingAfterBreak="0">
+    <w:nsid w:val="6DB46D53"/>
+    <w:multiLevelType w:val="multilevel"/>
+    <w:tmpl w:val="C71273CC"/>
+    <w:lvl w:ilvl="0">
+      <w:start w:val="1"/>
+      <w:numFmt w:val="bullet"/>
+      <w:lvlText w:val=""/>
+      <w:lvlJc w:val="left"/>
+      <w:pPr>
+        <w:tabs>
+          <w:tab w:val="num" w:pos="720"/>
+        </w:tabs>
+        <w:ind w:left="720" w:hanging="360"/>
+      </w:pPr>
+      <w:rPr>
+        <w:rFonts w:ascii="Symbol" w:hAnsi="Symbol" w:hint="default"/>
+        <w:sz w:val="20"/>
+      </w:rPr>
+    </w:lvl>
+    <w:lvl w:ilvl="1" w:tentative="1">
+      <w:start w:val="1"/>
+      <w:numFmt w:val="bullet"/>
+      <w:lvlText w:val="o"/>
+      <w:lvlJc w:val="left"/>
+      <w:pPr>
+        <w:tabs>
+          <w:tab w:val="num" w:pos="1440"/>
+        </w:tabs>
+        <w:ind w:left="1440" w:hanging="360"/>
+      </w:pPr>
+      <w:rPr>
+        <w:rFonts w:ascii="Courier New" w:hAnsi="Courier New" w:hint="default"/>
+        <w:sz w:val="20"/>
+      </w:rPr>
+    </w:lvl>
+    <w:lvl w:ilvl="2" w:tentative="1">
+      <w:start w:val="1"/>
+      <w:numFmt w:val="bullet"/>
+      <w:lvlText w:val=""/>
+      <w:lvlJc w:val="left"/>
+      <w:pPr>
+        <w:tabs>
+          <w:tab w:val="num" w:pos="2160"/>
+        </w:tabs>
+        <w:ind w:left="2160" w:hanging="360"/>
+      </w:pPr>
+      <w:rPr>
+        <w:rFonts w:ascii="Wingdings" w:hAnsi="Wingdings" w:hint="default"/>
+        <w:sz w:val="20"/>
+      </w:rPr>
+    </w:lvl>
+    <w:lvl w:ilvl="3" w:tentative="1">
+      <w:start w:val="1"/>
+      <w:numFmt w:val="bullet"/>
+      <w:lvlText w:val=""/>
+      <w:lvlJc w:val="left"/>
+      <w:pPr>
+        <w:tabs>
+          <w:tab w:val="num" w:pos="2880"/>
+        </w:tabs>
+        <w:ind w:left="2880" w:hanging="360"/>
+      </w:pPr>
+      <w:rPr>
+        <w:rFonts w:ascii="Wingdings" w:hAnsi="Wingdings" w:hint="default"/>
+        <w:sz w:val="20"/>
+      </w:rPr>
+    </w:lvl>
+    <w:lvl w:ilvl="4" w:tentative="1">
+      <w:start w:val="1"/>
+      <w:numFmt w:val="bullet"/>
+      <w:lvlText w:val=""/>
+      <w:lvlJc w:val="left"/>
+      <w:pPr>
+        <w:tabs>
+          <w:tab w:val="num" w:pos="3600"/>
+        </w:tabs>
+        <w:ind w:left="3600" w:hanging="360"/>
+      </w:pPr>
+      <w:rPr>
+        <w:rFonts w:ascii="Wingdings" w:hAnsi="Wingdings" w:hint="default"/>
+        <w:sz w:val="20"/>
+      </w:rPr>
+    </w:lvl>
+    <w:lvl w:ilvl="5" w:tentative="1">
+      <w:start w:val="1"/>
+      <w:numFmt w:val="bullet"/>
+      <w:lvlText w:val=""/>
+      <w:lvlJc w:val="left"/>
+      <w:pPr>
+        <w:tabs>
+          <w:tab w:val="num" w:pos="4320"/>
+        </w:tabs>
+        <w:ind w:left="4320" w:hanging="360"/>
+      </w:pPr>
+      <w:rPr>
+        <w:rFonts w:ascii="Wingdings" w:hAnsi="Wingdings" w:hint="default"/>
+        <w:sz w:val="20"/>
+      </w:rPr>
+    </w:lvl>
+    <w:lvl w:ilvl="6" w:tentative="1">
+      <w:start w:val="1"/>
+      <w:numFmt w:val="bullet"/>
+      <w:lvlText w:val=""/>
+      <w:lvlJc w:val="left"/>
+      <w:pPr>
+        <w:tabs>
+          <w:tab w:val="num" w:pos="5040"/>
+        </w:tabs>
+        <w:ind w:left="5040" w:hanging="360"/>
+      </w:pPr>
+      <w:rPr>
+        <w:rFonts w:ascii="Wingdings" w:hAnsi="Wingdings" w:hint="default"/>
+        <w:sz w:val="20"/>
+      </w:rPr>
+    </w:lvl>
+    <w:lvl w:ilvl="7" w:tentative="1">
+      <w:start w:val="1"/>
+      <w:numFmt w:val="bullet"/>
+      <w:lvlText w:val=""/>
+      <w:lvlJc w:val="left"/>
+      <w:pPr>
+        <w:tabs>
+          <w:tab w:val="num" w:pos="5760"/>
+        </w:tabs>
+        <w:ind w:left="5760" w:hanging="360"/>
+      </w:pPr>
+      <w:rPr>
+        <w:rFonts w:ascii="Wingdings" w:hAnsi="Wingdings" w:hint="default"/>
+        <w:sz w:val="20"/>
+      </w:rPr>
+    </w:lvl>
+    <w:lvl w:ilvl="8" w:tentative="1">
+      <w:start w:val="1"/>
+      <w:numFmt w:val="bullet"/>
+      <w:lvlText w:val=""/>
+      <w:lvlJc w:val="left"/>
+      <w:pPr>
+        <w:tabs>
+          <w:tab w:val="num" w:pos="6480"/>
+        </w:tabs>
+        <w:ind w:left="6480" w:hanging="360"/>
+      </w:pPr>
+      <w:rPr>
+        <w:rFonts w:ascii="Wingdings" w:hAnsi="Wingdings" w:hint="default"/>
+        <w:sz w:val="20"/>
+      </w:rPr>
+    </w:lvl>
+  </w:abstractNum>
+  <w:abstractNum w:abstractNumId="10" w15:restartNumberingAfterBreak="0">
+    <w:nsid w:val="710E7089"/>
+    <w:multiLevelType w:val="multilevel"/>
+    <w:tmpl w:val="0AE66190"/>
+    <w:lvl w:ilvl="0">
+      <w:start w:val="1"/>
+      <w:numFmt w:val="decimal"/>
+      <w:lvlText w:val="%1."/>
+      <w:lvlJc w:val="left"/>
+      <w:pPr>
+        <w:tabs>
+          <w:tab w:val="num" w:pos="720"/>
+        </w:tabs>
+        <w:ind w:left="720" w:hanging="360"/>
+      </w:pPr>
+    </w:lvl>
+    <w:lvl w:ilvl="1" w:tentative="1">
+      <w:start w:val="1"/>
+      <w:numFmt w:val="decimal"/>
+      <w:lvlText w:val="%2."/>
+      <w:lvlJc w:val="left"/>
+      <w:pPr>
+        <w:tabs>
+          <w:tab w:val="num" w:pos="1440"/>
+        </w:tabs>
+        <w:ind w:left="1440" w:hanging="360"/>
+      </w:pPr>
+    </w:lvl>
+    <w:lvl w:ilvl="2" w:tentative="1">
+      <w:start w:val="1"/>
+      <w:numFmt w:val="decimal"/>
+      <w:lvlText w:val="%3."/>
+      <w:lvlJc w:val="left"/>
+      <w:pPr>
+        <w:tabs>
+          <w:tab w:val="num" w:pos="2160"/>
+        </w:tabs>
+        <w:ind w:left="2160" w:hanging="360"/>
+      </w:pPr>
+    </w:lvl>
+    <w:lvl w:ilvl="3" w:tentative="1">
+      <w:start w:val="1"/>
+      <w:numFmt w:val="decimal"/>
+      <w:lvlText w:val="%4."/>
+      <w:lvlJc w:val="left"/>
+      <w:pPr>
+        <w:tabs>
+          <w:tab w:val="num" w:pos="2880"/>
+        </w:tabs>
+        <w:ind w:left="2880" w:hanging="360"/>
+      </w:pPr>
+    </w:lvl>
+    <w:lvl w:ilvl="4" w:tentative="1">
+      <w:start w:val="1"/>
+      <w:numFmt w:val="decimal"/>
+      <w:lvlText w:val="%5."/>
+      <w:lvlJc w:val="left"/>
+      <w:pPr>
+        <w:tabs>
+          <w:tab w:val="num" w:pos="3600"/>
+        </w:tabs>
+        <w:ind w:left="3600" w:hanging="360"/>
+      </w:pPr>
+    </w:lvl>
+    <w:lvl w:ilvl="5" w:tentative="1">
+      <w:start w:val="1"/>
+      <w:numFmt w:val="decimal"/>
+      <w:lvlText w:val="%6."/>
+      <w:lvlJc w:val="left"/>
+      <w:pPr>
+        <w:tabs>
+          <w:tab w:val="num" w:pos="4320"/>
+        </w:tabs>
+        <w:ind w:left="4320" w:hanging="360"/>
+      </w:pPr>
+    </w:lvl>
+    <w:lvl w:ilvl="6" w:tentative="1">
+      <w:start w:val="1"/>
+      <w:numFmt w:val="decimal"/>
+      <w:lvlText w:val="%7."/>
+      <w:lvlJc w:val="left"/>
+      <w:pPr>
+        <w:tabs>
+          <w:tab w:val="num" w:pos="5040"/>
+        </w:tabs>
+        <w:ind w:left="5040" w:hanging="360"/>
+      </w:pPr>
+    </w:lvl>
+    <w:lvl w:ilvl="7" w:tentative="1">
+      <w:start w:val="1"/>
+      <w:numFmt w:val="decimal"/>
+      <w:lvlText w:val="%8."/>
+      <w:lvlJc w:val="left"/>
+      <w:pPr>
+        <w:tabs>
+          <w:tab w:val="num" w:pos="5760"/>
+        </w:tabs>
+        <w:ind w:left="5760" w:hanging="360"/>
+      </w:pPr>
+    </w:lvl>
+    <w:lvl w:ilvl="8" w:tentative="1">
+      <w:start w:val="1"/>
+      <w:numFmt w:val="decimal"/>
+      <w:lvlText w:val="%9."/>
+      <w:lvlJc w:val="left"/>
+      <w:pPr>
+        <w:tabs>
+          <w:tab w:val="num" w:pos="6480"/>
+        </w:tabs>
+        <w:ind w:left="6480" w:hanging="360"/>
+      </w:pPr>
+    </w:lvl>
+  </w:abstractNum>
+  <w:abstractNum w:abstractNumId="11" w15:restartNumberingAfterBreak="0">
     <w:nsid w:val="7112120E"/>
     <w:multiLevelType w:val="multilevel"/>
     <w:tmpl w:val="AC88730A"/>
@@ -2157,7 +4562,7 @@
       </w:rPr>
     </w:lvl>
   </w:abstractNum>
-  <w:abstractNum w:abstractNumId="7" w15:restartNumberingAfterBreak="0">
+  <w:abstractNum w:abstractNumId="12" w15:restartNumberingAfterBreak="0">
     <w:nsid w:val="7AA30969"/>
     <w:multiLevelType w:val="multilevel"/>
     <w:tmpl w:val="749E3530"/>
@@ -2306,7 +4711,7 @@
       </w:rPr>
     </w:lvl>
   </w:abstractNum>
-  <w:abstractNum w:abstractNumId="8" w15:restartNumberingAfterBreak="0">
+  <w:abstractNum w:abstractNumId="13" w15:restartNumberingAfterBreak="0">
     <w:nsid w:val="7F8559FD"/>
     <w:multiLevelType w:val="multilevel"/>
     <w:tmpl w:val="ED7EBA74"/>
@@ -2474,13 +4879,28 @@
     <w:abstractNumId w:val="4"/>
   </w:num>
   <w:num w:numId="7" w16cid:durableId="1683893698">
+    <w:abstractNumId w:val="11"/>
+  </w:num>
+  <w:num w:numId="8" w16cid:durableId="1099834503">
+    <w:abstractNumId w:val="13"/>
+  </w:num>
+  <w:num w:numId="9" w16cid:durableId="1662929033">
+    <w:abstractNumId w:val="12"/>
+  </w:num>
+  <w:num w:numId="10" w16cid:durableId="252781498">
+    <w:abstractNumId w:val="7"/>
+  </w:num>
+  <w:num w:numId="11" w16cid:durableId="1890678143">
     <w:abstractNumId w:val="6"/>
   </w:num>
-  <w:num w:numId="8" w16cid:durableId="1099834503">
+  <w:num w:numId="12" w16cid:durableId="438649736">
+    <w:abstractNumId w:val="10"/>
+  </w:num>
+  <w:num w:numId="13" w16cid:durableId="1914201055">
+    <w:abstractNumId w:val="9"/>
+  </w:num>
+  <w:num w:numId="14" w16cid:durableId="885482334">
     <w:abstractNumId w:val="8"/>
-  </w:num>
-  <w:num w:numId="9" w16cid:durableId="1662929033">
-    <w:abstractNumId w:val="7"/>
   </w:num>
 </w:numbering>
 </file>

--- a/Learning Nodejs.docx
+++ b/Learning Nodejs.docx
@@ -137,7 +137,15 @@
         <w:t>operating system</w:t>
       </w:r>
       <w:r>
-        <w:t>, which wasn't possible in browser JavaScript alone.</w:t>
+        <w:t xml:space="preserve">, which </w:t>
+      </w:r>
+      <w:proofErr w:type="gramStart"/>
+      <w:r>
+        <w:t>wasn't</w:t>
+      </w:r>
+      <w:proofErr w:type="gramEnd"/>
+      <w:r>
+        <w:t xml:space="preserve"> possible in browser JavaScript alone.</w:t>
       </w:r>
     </w:p>
     <w:p>
@@ -178,7 +186,15 @@
         </w:numPr>
       </w:pPr>
       <w:r>
-        <w:t>The main file that starts the Node.js application is usually named index.js or app.js.</w:t>
+        <w:t xml:space="preserve">The main file that starts the Node.js application </w:t>
+      </w:r>
+      <w:proofErr w:type="gramStart"/>
+      <w:r>
+        <w:t>is usually named</w:t>
+      </w:r>
+      <w:proofErr w:type="gramEnd"/>
+      <w:r>
+        <w:t xml:space="preserve"> index.js or app.js.</w:t>
       </w:r>
     </w:p>
     <w:p>
@@ -199,7 +215,23 @@
         <w:t>entry point</w:t>
       </w:r>
       <w:r>
-        <w:t>, where the server is initialized and routes are defined.</w:t>
+        <w:t xml:space="preserve">, where the server </w:t>
+      </w:r>
+      <w:proofErr w:type="gramStart"/>
+      <w:r>
+        <w:t>is initialized</w:t>
+      </w:r>
+      <w:proofErr w:type="gramEnd"/>
+      <w:r>
+        <w:t xml:space="preserve"> and routes </w:t>
+      </w:r>
+      <w:proofErr w:type="gramStart"/>
+      <w:r>
+        <w:t>are defined</w:t>
+      </w:r>
+      <w:proofErr w:type="gramEnd"/>
+      <w:r>
+        <w:t>.</w:t>
       </w:r>
     </w:p>
     <w:p>
@@ -364,7 +396,23 @@
           <w:b/>
           <w:bCs/>
         </w:rPr>
-        <w:t xml:space="preserve"> Node Package Manager (npm)</w:t>
+        <w:t xml:space="preserve"> Node Package Manager (</w:t>
+      </w:r>
+      <w:proofErr w:type="spellStart"/>
+      <w:r>
+        <w:rPr>
+          <w:b/>
+          <w:bCs/>
+        </w:rPr>
+        <w:t>npm</w:t>
+      </w:r>
+      <w:proofErr w:type="spellEnd"/>
+      <w:r>
+        <w:rPr>
+          <w:b/>
+          <w:bCs/>
+        </w:rPr>
+        <w:t>)</w:t>
       </w:r>
     </w:p>
     <w:p>
@@ -374,6 +422,7 @@
           <w:numId w:val="5"/>
         </w:numPr>
       </w:pPr>
+      <w:proofErr w:type="spellStart"/>
       <w:r>
         <w:rPr>
           <w:b/>
@@ -381,6 +430,7 @@
         </w:rPr>
         <w:t>npm</w:t>
       </w:r>
+      <w:proofErr w:type="spellEnd"/>
       <w:r>
         <w:t xml:space="preserve"> is the default package manager for Node.js.</w:t>
       </w:r>
@@ -462,8 +512,29 @@
           <w:numId w:val="6"/>
         </w:numPr>
       </w:pPr>
-      <w:r>
-        <w:t>npm init: Initializes a project and creates a package.json file.</w:t>
+      <w:proofErr w:type="spellStart"/>
+      <w:r>
+        <w:t>npm</w:t>
+      </w:r>
+      <w:proofErr w:type="spellEnd"/>
+      <w:r>
+        <w:t xml:space="preserve"> </w:t>
+      </w:r>
+      <w:proofErr w:type="spellStart"/>
+      <w:r>
+        <w:t>init</w:t>
+      </w:r>
+      <w:proofErr w:type="spellEnd"/>
+      <w:r>
+        <w:t xml:space="preserve">: Initializes a project and creates a </w:t>
+      </w:r>
+      <w:proofErr w:type="spellStart"/>
+      <w:r>
+        <w:t>package.json</w:t>
+      </w:r>
+      <w:proofErr w:type="spellEnd"/>
+      <w:r>
+        <w:t xml:space="preserve"> file.</w:t>
       </w:r>
     </w:p>
     <w:p>
@@ -484,8 +555,13 @@
           <w:numId w:val="6"/>
         </w:numPr>
       </w:pPr>
-      <w:r>
-        <w:t xml:space="preserve">npm install express: Installs the </w:t>
+      <w:proofErr w:type="spellStart"/>
+      <w:r>
+        <w:t>npm</w:t>
+      </w:r>
+      <w:proofErr w:type="spellEnd"/>
+      <w:r>
+        <w:t xml:space="preserve"> install express: Installs the </w:t>
       </w:r>
       <w:r>
         <w:rPr>
@@ -516,7 +592,17 @@
         <w:t>express</w:t>
       </w:r>
       <w:r>
-        <w:t xml:space="preserve"> to dependencies in package.json.</w:t>
+        <w:t xml:space="preserve"> to dependencies in </w:t>
+      </w:r>
+      <w:proofErr w:type="spellStart"/>
+      <w:proofErr w:type="gramStart"/>
+      <w:r>
+        <w:t>package.json</w:t>
+      </w:r>
+      <w:proofErr w:type="spellEnd"/>
+      <w:proofErr w:type="gramEnd"/>
+      <w:r>
+        <w:t>.</w:t>
       </w:r>
     </w:p>
     <w:p>
@@ -537,8 +623,21 @@
           <w:numId w:val="6"/>
         </w:numPr>
       </w:pPr>
-      <w:r>
-        <w:t>node_modules/ directory – where packages are stored.</w:t>
+      <w:proofErr w:type="spellStart"/>
+      <w:r>
+        <w:t>node_modules</w:t>
+      </w:r>
+      <w:proofErr w:type="spellEnd"/>
+      <w:r>
+        <w:t xml:space="preserve">/ directory – where packages </w:t>
+      </w:r>
+      <w:proofErr w:type="gramStart"/>
+      <w:r>
+        <w:t>are stored</w:t>
+      </w:r>
+      <w:proofErr w:type="gramEnd"/>
+      <w:r>
+        <w:t>.</w:t>
       </w:r>
     </w:p>
     <w:p>
@@ -549,7 +648,17 @@
         </w:numPr>
       </w:pPr>
       <w:r>
-        <w:t>package-lock.json – locks the versions of installed packages for consistency.</w:t>
+        <w:t>package-</w:t>
+      </w:r>
+      <w:proofErr w:type="spellStart"/>
+      <w:proofErr w:type="gramStart"/>
+      <w:r>
+        <w:t>lock.json</w:t>
+      </w:r>
+      <w:proofErr w:type="spellEnd"/>
+      <w:proofErr w:type="gramEnd"/>
+      <w:r>
+        <w:t xml:space="preserve"> – locks the versions of installed packages for consistency.</w:t>
       </w:r>
     </w:p>
     <w:p>
@@ -579,8 +688,17 @@
           <w:b/>
           <w:bCs/>
         </w:rPr>
-        <w:t xml:space="preserve"> Nodemon</w:t>
-      </w:r>
+        <w:t xml:space="preserve"> </w:t>
+      </w:r>
+      <w:proofErr w:type="spellStart"/>
+      <w:r>
+        <w:rPr>
+          <w:b/>
+          <w:bCs/>
+        </w:rPr>
+        <w:t>Nodemon</w:t>
+      </w:r>
+      <w:proofErr w:type="spellEnd"/>
     </w:p>
     <w:p>
       <w:pPr>
@@ -589,6 +707,7 @@
           <w:numId w:val="7"/>
         </w:numPr>
       </w:pPr>
+      <w:proofErr w:type="spellStart"/>
       <w:r>
         <w:rPr>
           <w:b/>
@@ -596,6 +715,7 @@
         </w:rPr>
         <w:t>Nodemon</w:t>
       </w:r>
+      <w:proofErr w:type="spellEnd"/>
       <w:r>
         <w:t xml:space="preserve"> is a development tool that </w:t>
       </w:r>
@@ -607,7 +727,15 @@
         <w:t>automatically restarts the server</w:t>
       </w:r>
       <w:r>
-        <w:t xml:space="preserve"> when changes are detected in source files.</w:t>
+        <w:t xml:space="preserve"> when changes </w:t>
+      </w:r>
+      <w:proofErr w:type="gramStart"/>
+      <w:r>
+        <w:t>are detected</w:t>
+      </w:r>
+      <w:proofErr w:type="gramEnd"/>
+      <w:r>
+        <w:t xml:space="preserve"> in source files.</w:t>
       </w:r>
     </w:p>
     <w:p>
@@ -622,28 +750,82 @@
       </w:r>
     </w:p>
     <w:p>
-      <w:r>
-        <w:t>npm install --save-dev nodemon</w:t>
-      </w:r>
-    </w:p>
-    <w:p>
-      <w:r>
-        <w:t>(use --save-dev since it’s only needed in development)</w:t>
-      </w:r>
-    </w:p>
-    <w:p>
-      <w:pPr>
-        <w:rPr>
-          <w:b/>
-          <w:bCs/>
-        </w:rPr>
-      </w:pPr>
-      <w:r>
-        <w:rPr>
-          <w:b/>
-          <w:bCs/>
-        </w:rPr>
-        <w:t>Configuring nodemon in package.json:</w:t>
+      <w:proofErr w:type="spellStart"/>
+      <w:r>
+        <w:t>npm</w:t>
+      </w:r>
+      <w:proofErr w:type="spellEnd"/>
+      <w:r>
+        <w:t xml:space="preserve"> install --save-dev </w:t>
+      </w:r>
+      <w:proofErr w:type="spellStart"/>
+      <w:proofErr w:type="gramStart"/>
+      <w:r>
+        <w:t>nodemon</w:t>
+      </w:r>
+      <w:proofErr w:type="spellEnd"/>
+      <w:proofErr w:type="gramEnd"/>
+    </w:p>
+    <w:p>
+      <w:r>
+        <w:t xml:space="preserve">(use --save-dev since </w:t>
+      </w:r>
+      <w:proofErr w:type="gramStart"/>
+      <w:r>
+        <w:t>it’s</w:t>
+      </w:r>
+      <w:proofErr w:type="gramEnd"/>
+      <w:r>
+        <w:t xml:space="preserve"> only needed in development)</w:t>
+      </w:r>
+    </w:p>
+    <w:p>
+      <w:pPr>
+        <w:rPr>
+          <w:b/>
+          <w:bCs/>
+        </w:rPr>
+      </w:pPr>
+      <w:r>
+        <w:rPr>
+          <w:b/>
+          <w:bCs/>
+        </w:rPr>
+        <w:t xml:space="preserve">Configuring </w:t>
+      </w:r>
+      <w:proofErr w:type="spellStart"/>
+      <w:r>
+        <w:rPr>
+          <w:b/>
+          <w:bCs/>
+        </w:rPr>
+        <w:t>nodemon</w:t>
+      </w:r>
+      <w:proofErr w:type="spellEnd"/>
+      <w:r>
+        <w:rPr>
+          <w:b/>
+          <w:bCs/>
+        </w:rPr>
+        <w:t xml:space="preserve"> in </w:t>
+      </w:r>
+      <w:proofErr w:type="spellStart"/>
+      <w:proofErr w:type="gramStart"/>
+      <w:r>
+        <w:rPr>
+          <w:b/>
+          <w:bCs/>
+        </w:rPr>
+        <w:t>package.json</w:t>
+      </w:r>
+      <w:proofErr w:type="spellEnd"/>
+      <w:proofErr w:type="gramEnd"/>
+      <w:r>
+        <w:rPr>
+          <w:b/>
+          <w:bCs/>
+        </w:rPr>
+        <w:t>:</w:t>
       </w:r>
     </w:p>
     <w:p>
@@ -653,7 +835,15 @@
     </w:p>
     <w:p>
       <w:r>
-        <w:t xml:space="preserve">  "start": "nodemon index.js"</w:t>
+        <w:t xml:space="preserve">  "start": "</w:t>
+      </w:r>
+      <w:proofErr w:type="spellStart"/>
+      <w:r>
+        <w:t>nodemon</w:t>
+      </w:r>
+      <w:proofErr w:type="spellEnd"/>
+      <w:r>
+        <w:t xml:space="preserve"> index.js"</w:t>
       </w:r>
     </w:p>
     <w:p>
@@ -673,9 +863,19 @@
       </w:r>
     </w:p>
     <w:p>
-      <w:r>
-        <w:t>npm start</w:t>
-      </w:r>
+      <w:proofErr w:type="spellStart"/>
+      <w:r>
+        <w:t>npm</w:t>
+      </w:r>
+      <w:proofErr w:type="spellEnd"/>
+      <w:r>
+        <w:t xml:space="preserve"> </w:t>
+      </w:r>
+      <w:proofErr w:type="gramStart"/>
+      <w:r>
+        <w:t>start</w:t>
+      </w:r>
+      <w:proofErr w:type="gramEnd"/>
     </w:p>
     <w:p>
       <w:r>
@@ -814,9 +1014,13 @@
             <w:hideMark/>
           </w:tcPr>
           <w:p>
+            <w:proofErr w:type="spellStart"/>
+            <w:proofErr w:type="gramStart"/>
             <w:r>
               <w:t>package.json</w:t>
             </w:r>
+            <w:proofErr w:type="spellEnd"/>
+            <w:proofErr w:type="gramEnd"/>
           </w:p>
         </w:tc>
         <w:tc>
@@ -844,8 +1048,15 @@
           </w:tcPr>
           <w:p>
             <w:r>
-              <w:t>package-lock.json</w:t>
+              <w:t>package-</w:t>
             </w:r>
+            <w:proofErr w:type="spellStart"/>
+            <w:proofErr w:type="gramStart"/>
+            <w:r>
+              <w:t>lock.json</w:t>
+            </w:r>
+            <w:proofErr w:type="spellEnd"/>
+            <w:proofErr w:type="gramEnd"/>
           </w:p>
         </w:tc>
         <w:tc>
@@ -872,8 +1083,13 @@
             <w:hideMark/>
           </w:tcPr>
           <w:p>
+            <w:proofErr w:type="spellStart"/>
             <w:r>
-              <w:t>node_modules/</w:t>
+              <w:t>node_modules</w:t>
+            </w:r>
+            <w:proofErr w:type="spellEnd"/>
+            <w:r>
+              <w:t>/</w:t>
             </w:r>
           </w:p>
         </w:tc>
@@ -885,7 +1101,15 @@
           </w:tcPr>
           <w:p>
             <w:r>
-              <w:t>Folder containing installed npm packages</w:t>
+              <w:t xml:space="preserve">Folder containing installed </w:t>
+            </w:r>
+            <w:proofErr w:type="spellStart"/>
+            <w:r>
+              <w:t>npm</w:t>
+            </w:r>
+            <w:proofErr w:type="spellEnd"/>
+            <w:r>
+              <w:t xml:space="preserve"> packages</w:t>
             </w:r>
           </w:p>
         </w:tc>
@@ -958,14 +1182,39 @@
       </w:r>
     </w:p>
     <w:p>
-      <w:r>
-        <w:t>app.get('/', (req, res) =&gt; {</w:t>
-      </w:r>
-    </w:p>
-    <w:p>
-      <w:r>
-        <w:t xml:space="preserve">  res.send('Hello World!');</w:t>
-      </w:r>
+      <w:proofErr w:type="spellStart"/>
+      <w:proofErr w:type="gramStart"/>
+      <w:r>
+        <w:t>app.get</w:t>
+      </w:r>
+      <w:proofErr w:type="spellEnd"/>
+      <w:r>
+        <w:t>(</w:t>
+      </w:r>
+      <w:proofErr w:type="gramEnd"/>
+      <w:r>
+        <w:t>'/', (req, res) =&gt; {</w:t>
+      </w:r>
+    </w:p>
+    <w:p>
+      <w:r>
+        <w:t xml:space="preserve">  </w:t>
+      </w:r>
+      <w:proofErr w:type="spellStart"/>
+      <w:proofErr w:type="gramStart"/>
+      <w:r>
+        <w:t>res.send</w:t>
+      </w:r>
+      <w:proofErr w:type="spellEnd"/>
+      <w:proofErr w:type="gramEnd"/>
+      <w:r>
+        <w:t>('Hello World!'</w:t>
+      </w:r>
+      <w:proofErr w:type="gramStart"/>
+      <w:r>
+        <w:t>);</w:t>
+      </w:r>
+      <w:proofErr w:type="gramEnd"/>
     </w:p>
     <w:p>
       <w:r>
@@ -987,7 +1236,15 @@
         <w:t>Environment Variables</w:t>
       </w:r>
       <w:r>
-        <w:t>: Use .env file and dotenv package to manage configuration (e.g., port, DB URL).</w:t>
+        <w:t xml:space="preserve">: Use .env file and </w:t>
+      </w:r>
+      <w:proofErr w:type="spellStart"/>
+      <w:r>
+        <w:t>dotenv</w:t>
+      </w:r>
+      <w:proofErr w:type="spellEnd"/>
+      <w:r>
+        <w:t xml:space="preserve"> package to manage configuration (e.g., port, DB URL).</w:t>
       </w:r>
     </w:p>
     <w:p>
@@ -1005,7 +1262,15 @@
         <w:t>Error Handling</w:t>
       </w:r>
       <w:r>
-        <w:t>: Always handle errors gracefully in your routes and middleware.</w:t>
+        <w:t xml:space="preserve">: Always </w:t>
+      </w:r>
+      <w:proofErr w:type="gramStart"/>
+      <w:r>
+        <w:t>handle</w:t>
+      </w:r>
+      <w:proofErr w:type="gramEnd"/>
+      <w:r>
+        <w:t xml:space="preserve"> errors gracefully in your routes and middleware.</w:t>
       </w:r>
     </w:p>
     <w:p>
@@ -1126,18 +1391,31 @@
     </w:p>
     <w:p>
       <w:r>
-        <w:t>const fs = require("fs");</w:t>
-      </w:r>
-    </w:p>
-    <w:p>
-      <w:r>
-        <w:t>This gives you access to several methods that let you work with files and directories.</w:t>
+        <w:t>const fs = require("fs"</w:t>
+      </w:r>
+      <w:proofErr w:type="gramStart"/>
+      <w:r>
+        <w:t>);</w:t>
+      </w:r>
+      <w:proofErr w:type="gramEnd"/>
+    </w:p>
+    <w:p>
+      <w:r>
+        <w:t xml:space="preserve">This gives you access to </w:t>
+      </w:r>
+      <w:proofErr w:type="gramStart"/>
+      <w:r>
+        <w:t>several</w:t>
+      </w:r>
+      <w:proofErr w:type="gramEnd"/>
+      <w:r>
+        <w:t xml:space="preserve"> methods that let you work with files and directories.</w:t>
       </w:r>
     </w:p>
     <w:p>
       <w:r>
         <w:pict w14:anchorId="0EE5E924">
-          <v:rect id="_x0000_i1091" style="width:0;height:1.5pt" o:hralign="center" o:hrstd="t" o:hr="t" fillcolor="#a0a0a0" stroked="f"/>
+          <v:rect id="_x0000_i1031" style="width:0;height:1.5pt" o:hralign="center" o:hrstd="t" o:hr="t" fillcolor="#a0a0a0" stroked="f"/>
         </w:pict>
       </w:r>
     </w:p>
@@ -1170,9 +1448,16 @@
       </w:r>
     </w:p>
     <w:p>
+      <w:proofErr w:type="spellStart"/>
+      <w:proofErr w:type="gramStart"/>
       <w:r>
         <w:lastRenderedPageBreak/>
-        <w:t>fs.readFile("./data.txt", "utf8", (err, data) =&gt; {</w:t>
+        <w:t>fs.readFile</w:t>
+      </w:r>
+      <w:proofErr w:type="spellEnd"/>
+      <w:proofErr w:type="gramEnd"/>
+      <w:r>
+        <w:t>("./data.txt", "utf8", (err, data) =&gt; {</w:t>
       </w:r>
     </w:p>
     <w:p>
@@ -1182,13 +1467,33 @@
     </w:p>
     <w:p>
       <w:r>
-        <w:t xml:space="preserve">    console.error("Error reading file:", err);</w:t>
-      </w:r>
-    </w:p>
-    <w:p>
-      <w:r>
-        <w:t xml:space="preserve">    return;</w:t>
-      </w:r>
+        <w:t xml:space="preserve">    </w:t>
+      </w:r>
+      <w:proofErr w:type="spellStart"/>
+      <w:proofErr w:type="gramStart"/>
+      <w:r>
+        <w:t>console.error</w:t>
+      </w:r>
+      <w:proofErr w:type="spellEnd"/>
+      <w:proofErr w:type="gramEnd"/>
+      <w:r>
+        <w:t>("Error reading file:", err</w:t>
+      </w:r>
+      <w:proofErr w:type="gramStart"/>
+      <w:r>
+        <w:t>);</w:t>
+      </w:r>
+      <w:proofErr w:type="gramEnd"/>
+    </w:p>
+    <w:p>
+      <w:r>
+        <w:t xml:space="preserve">    </w:t>
+      </w:r>
+      <w:proofErr w:type="gramStart"/>
+      <w:r>
+        <w:t>return;</w:t>
+      </w:r>
+      <w:proofErr w:type="gramEnd"/>
     </w:p>
     <w:p>
       <w:r>
@@ -1197,8 +1502,21 @@
     </w:p>
     <w:p>
       <w:r>
-        <w:t xml:space="preserve">  console.log("File contents:", data);</w:t>
-      </w:r>
+        <w:t xml:space="preserve">  </w:t>
+      </w:r>
+      <w:proofErr w:type="gramStart"/>
+      <w:r>
+        <w:t>console.log(</w:t>
+      </w:r>
+      <w:proofErr w:type="gramEnd"/>
+      <w:r>
+        <w:t>"File contents:", data</w:t>
+      </w:r>
+      <w:proofErr w:type="gramStart"/>
+      <w:r>
+        <w:t>);</w:t>
+      </w:r>
+      <w:proofErr w:type="gramEnd"/>
     </w:p>
     <w:p>
       <w:r>
@@ -1223,8 +1541,15 @@
           <w:numId w:val="10"/>
         </w:numPr>
       </w:pPr>
-      <w:r>
-        <w:t xml:space="preserve">fs.readFileSync(path, encoding) is the </w:t>
+      <w:proofErr w:type="spellStart"/>
+      <w:proofErr w:type="gramStart"/>
+      <w:r>
+        <w:t>fs.readFileSync</w:t>
+      </w:r>
+      <w:proofErr w:type="spellEnd"/>
+      <w:proofErr w:type="gramEnd"/>
+      <w:r>
+        <w:t xml:space="preserve">(path, encoding) is the </w:t>
       </w:r>
       <w:r>
         <w:rPr>
@@ -1234,13 +1559,21 @@
         <w:t>synchronous</w:t>
       </w:r>
       <w:r>
-        <w:t xml:space="preserve"> version, which blocks the event loop until the file is read.</w:t>
+        <w:t xml:space="preserve"> version, which blocks the event loop until the file </w:t>
+      </w:r>
+      <w:proofErr w:type="gramStart"/>
+      <w:r>
+        <w:t>is read</w:t>
+      </w:r>
+      <w:proofErr w:type="gramEnd"/>
+      <w:r>
+        <w:t>.</w:t>
       </w:r>
     </w:p>
     <w:p>
       <w:r>
         <w:pict w14:anchorId="252DC114">
-          <v:rect id="_x0000_i1092" style="width:0;height:1.5pt" o:hralign="center" o:hrstd="t" o:hr="t" fillcolor="#a0a0a0" stroked="f"/>
+          <v:rect id="_x0000_i1032" style="width:0;height:1.5pt" o:hralign="center" o:hrstd="t" o:hr="t" fillcolor="#a0a0a0" stroked="f"/>
         </w:pict>
       </w:r>
     </w:p>
@@ -1268,8 +1601,15 @@
       </w:r>
     </w:p>
     <w:p>
-      <w:r>
-        <w:t>fs.writeFile("./data.txt", "cherry", (err) =&gt; {</w:t>
+      <w:proofErr w:type="spellStart"/>
+      <w:proofErr w:type="gramStart"/>
+      <w:r>
+        <w:t>fs.writeFile</w:t>
+      </w:r>
+      <w:proofErr w:type="spellEnd"/>
+      <w:proofErr w:type="gramEnd"/>
+      <w:r>
+        <w:t>("./data.txt", "cherry", (err) =&gt; {</w:t>
       </w:r>
     </w:p>
     <w:p>
@@ -1279,13 +1619,33 @@
     </w:p>
     <w:p>
       <w:r>
-        <w:t xml:space="preserve">    console.error("Error writing to file:", err);</w:t>
-      </w:r>
-    </w:p>
-    <w:p>
-      <w:r>
-        <w:t xml:space="preserve">    return;</w:t>
-      </w:r>
+        <w:t xml:space="preserve">    </w:t>
+      </w:r>
+      <w:proofErr w:type="spellStart"/>
+      <w:proofErr w:type="gramStart"/>
+      <w:r>
+        <w:t>console.error</w:t>
+      </w:r>
+      <w:proofErr w:type="spellEnd"/>
+      <w:proofErr w:type="gramEnd"/>
+      <w:r>
+        <w:t>("Error writing to file:", err</w:t>
+      </w:r>
+      <w:proofErr w:type="gramStart"/>
+      <w:r>
+        <w:t>);</w:t>
+      </w:r>
+      <w:proofErr w:type="gramEnd"/>
+    </w:p>
+    <w:p>
+      <w:r>
+        <w:t xml:space="preserve">    </w:t>
+      </w:r>
+      <w:proofErr w:type="gramStart"/>
+      <w:r>
+        <w:t>return;</w:t>
+      </w:r>
+      <w:proofErr w:type="gramEnd"/>
     </w:p>
     <w:p>
       <w:r>
@@ -1294,8 +1654,21 @@
     </w:p>
     <w:p>
       <w:r>
-        <w:t xml:space="preserve">  console.log("Data written successfully");</w:t>
-      </w:r>
+        <w:t xml:space="preserve">  </w:t>
+      </w:r>
+      <w:proofErr w:type="gramStart"/>
+      <w:r>
+        <w:t>console.log(</w:t>
+      </w:r>
+      <w:proofErr w:type="gramEnd"/>
+      <w:r>
+        <w:t>"Data written successfully"</w:t>
+      </w:r>
+      <w:proofErr w:type="gramStart"/>
+      <w:r>
+        <w:t>);</w:t>
+      </w:r>
+      <w:proofErr w:type="gramEnd"/>
     </w:p>
     <w:p>
       <w:r>
@@ -1337,7 +1710,7 @@
     <w:p>
       <w:r>
         <w:pict w14:anchorId="6754DC2D">
-          <v:rect id="_x0000_i1093" style="width:0;height:1.5pt" o:hralign="center" o:hrstd="t" o:hr="t" fillcolor="#a0a0a0" stroked="f"/>
+          <v:rect id="_x0000_i1033" style="width:0;height:1.5pt" o:hralign="center" o:hrstd="t" o:hr="t" fillcolor="#a0a0a0" stroked="f"/>
         </w:pict>
       </w:r>
     </w:p>
@@ -1380,8 +1753,15 @@
       </w:r>
     </w:p>
     <w:p>
-      <w:r>
-        <w:t>fs.appendFile("./data.txt", " banana", (err) =&gt; {</w:t>
+      <w:proofErr w:type="spellStart"/>
+      <w:proofErr w:type="gramStart"/>
+      <w:r>
+        <w:t>fs.appendFile</w:t>
+      </w:r>
+      <w:proofErr w:type="spellEnd"/>
+      <w:proofErr w:type="gramEnd"/>
+      <w:r>
+        <w:t>("./data.txt", " banana", (err) =&gt; {</w:t>
       </w:r>
     </w:p>
     <w:p>
@@ -1392,13 +1772,33 @@
     <w:p>
       <w:r>
         <w:lastRenderedPageBreak/>
-        <w:t xml:space="preserve">    console.error("Error appending to file:", err);</w:t>
-      </w:r>
-    </w:p>
-    <w:p>
-      <w:r>
-        <w:t xml:space="preserve">    return;</w:t>
-      </w:r>
+        <w:t xml:space="preserve">    </w:t>
+      </w:r>
+      <w:proofErr w:type="spellStart"/>
+      <w:proofErr w:type="gramStart"/>
+      <w:r>
+        <w:t>console.error</w:t>
+      </w:r>
+      <w:proofErr w:type="spellEnd"/>
+      <w:proofErr w:type="gramEnd"/>
+      <w:r>
+        <w:t>("Error appending to file:", err</w:t>
+      </w:r>
+      <w:proofErr w:type="gramStart"/>
+      <w:r>
+        <w:t>);</w:t>
+      </w:r>
+      <w:proofErr w:type="gramEnd"/>
+    </w:p>
+    <w:p>
+      <w:r>
+        <w:t xml:space="preserve">    </w:t>
+      </w:r>
+      <w:proofErr w:type="gramStart"/>
+      <w:r>
+        <w:t>return;</w:t>
+      </w:r>
+      <w:proofErr w:type="gramEnd"/>
     </w:p>
     <w:p>
       <w:r>
@@ -1407,8 +1807,21 @@
     </w:p>
     <w:p>
       <w:r>
-        <w:t xml:space="preserve">  console.log("Content appended successfully");</w:t>
-      </w:r>
+        <w:t xml:space="preserve">  </w:t>
+      </w:r>
+      <w:proofErr w:type="gramStart"/>
+      <w:r>
+        <w:t>console.log(</w:t>
+      </w:r>
+      <w:proofErr w:type="gramEnd"/>
+      <w:r>
+        <w:t>"Content appended successfully"</w:t>
+      </w:r>
+      <w:proofErr w:type="gramStart"/>
+      <w:r>
+        <w:t>);</w:t>
+      </w:r>
+      <w:proofErr w:type="gramEnd"/>
     </w:p>
     <w:p>
       <w:r>
@@ -1418,7 +1831,7 @@
     <w:p>
       <w:r>
         <w:pict w14:anchorId="3D8FA83A">
-          <v:rect id="_x0000_i1094" style="width:0;height:1.5pt" o:hralign="center" o:hrstd="t" o:hr="t" fillcolor="#a0a0a0" stroked="f"/>
+          <v:rect id="_x0000_i1034" style="width:0;height:1.5pt" o:hralign="center" o:hrstd="t" o:hr="t" fillcolor="#a0a0a0" stroked="f"/>
         </w:pict>
       </w:r>
     </w:p>
@@ -1522,8 +1935,15 @@
             <w:hideMark/>
           </w:tcPr>
           <w:p>
+            <w:proofErr w:type="spellStart"/>
+            <w:proofErr w:type="gramStart"/>
             <w:r>
-              <w:t>fs.rename()</w:t>
+              <w:t>fs.rename</w:t>
+            </w:r>
+            <w:proofErr w:type="spellEnd"/>
+            <w:proofErr w:type="gramEnd"/>
+            <w:r>
+              <w:t>()</w:t>
             </w:r>
           </w:p>
         </w:tc>
@@ -1551,8 +1971,15 @@
             <w:hideMark/>
           </w:tcPr>
           <w:p>
+            <w:proofErr w:type="spellStart"/>
+            <w:proofErr w:type="gramStart"/>
             <w:r>
-              <w:t>fs.unlink()</w:t>
+              <w:t>fs.unlink</w:t>
+            </w:r>
+            <w:proofErr w:type="spellEnd"/>
+            <w:proofErr w:type="gramEnd"/>
+            <w:r>
+              <w:t>()</w:t>
             </w:r>
           </w:p>
         </w:tc>
@@ -1580,8 +2007,15 @@
             <w:hideMark/>
           </w:tcPr>
           <w:p>
+            <w:proofErr w:type="spellStart"/>
+            <w:proofErr w:type="gramStart"/>
             <w:r>
-              <w:t>fs.mkdir()</w:t>
+              <w:t>fs.mkdir</w:t>
+            </w:r>
+            <w:proofErr w:type="spellEnd"/>
+            <w:proofErr w:type="gramEnd"/>
+            <w:r>
+              <w:t>()</w:t>
             </w:r>
           </w:p>
         </w:tc>
@@ -1609,8 +2043,15 @@
             <w:hideMark/>
           </w:tcPr>
           <w:p>
+            <w:proofErr w:type="spellStart"/>
+            <w:proofErr w:type="gramStart"/>
             <w:r>
-              <w:t>fs.rmdir()</w:t>
+              <w:t>fs.rmdir</w:t>
+            </w:r>
+            <w:proofErr w:type="spellEnd"/>
+            <w:proofErr w:type="gramEnd"/>
+            <w:r>
+              <w:t>()</w:t>
             </w:r>
           </w:p>
         </w:tc>
@@ -1638,8 +2079,15 @@
             <w:hideMark/>
           </w:tcPr>
           <w:p>
+            <w:proofErr w:type="spellStart"/>
+            <w:proofErr w:type="gramStart"/>
             <w:r>
-              <w:t>fs.stat()</w:t>
+              <w:t>fs.stat</w:t>
+            </w:r>
+            <w:proofErr w:type="spellEnd"/>
+            <w:proofErr w:type="gramEnd"/>
+            <w:r>
+              <w:t>()</w:t>
             </w:r>
           </w:p>
         </w:tc>
@@ -1667,8 +2115,15 @@
             <w:hideMark/>
           </w:tcPr>
           <w:p>
+            <w:proofErr w:type="spellStart"/>
+            <w:proofErr w:type="gramStart"/>
             <w:r>
-              <w:t>fs.existsSync()</w:t>
+              <w:t>fs.existsSync</w:t>
+            </w:r>
+            <w:proofErr w:type="spellEnd"/>
+            <w:proofErr w:type="gramEnd"/>
+            <w:r>
+              <w:t>()</w:t>
             </w:r>
           </w:p>
         </w:tc>
@@ -1689,7 +2144,7 @@
     <w:p>
       <w:r>
         <w:pict w14:anchorId="4B3598E7">
-          <v:rect id="_x0000_i1095" style="width:0;height:1.5pt" o:hralign="center" o:hrstd="t" o:hr="t" fillcolor="#a0a0a0" stroked="f"/>
+          <v:rect id="_x0000_i1035" style="width:0;height:1.5pt" o:hralign="center" o:hrstd="t" o:hr="t" fillcolor="#a0a0a0" stroked="f"/>
         </w:pict>
       </w:r>
     </w:p>
@@ -1774,7 +2229,7 @@
     <w:p>
       <w:r>
         <w:pict w14:anchorId="6237BBF8">
-          <v:rect id="_x0000_i1096" style="width:0;height:1.5pt" o:hralign="center" o:hrstd="t" o:hr="t" fillcolor="#a0a0a0" stroked="f"/>
+          <v:rect id="_x0000_i1036" style="width:0;height:1.5pt" o:hralign="center" o:hrstd="t" o:hr="t" fillcolor="#a0a0a0" stroked="f"/>
         </w:pict>
       </w:r>
     </w:p>
@@ -1895,7 +2350,7 @@
     <w:p>
       <w:r>
         <w:pict w14:anchorId="0F330212">
-          <v:rect id="_x0000_i1097" style="width:0;height:1.5pt" o:hralign="center" o:hrstd="t" o:hr="t" fillcolor="#a0a0a0" stroked="f"/>
+          <v:rect id="_x0000_i1037" style="width:0;height:1.5pt" o:hralign="center" o:hrstd="t" o:hr="t" fillcolor="#a0a0a0" stroked="f"/>
         </w:pict>
       </w:r>
     </w:p>
@@ -2084,7 +2539,15 @@
           </w:tcPr>
           <w:p>
             <w:r>
-              <w:t>/products – get list of products</w:t>
+              <w:t>/</w:t>
+            </w:r>
+            <w:proofErr w:type="gramStart"/>
+            <w:r>
+              <w:t>products</w:t>
+            </w:r>
+            <w:proofErr w:type="gramEnd"/>
+            <w:r>
+              <w:t xml:space="preserve"> – get list of products</w:t>
             </w:r>
           </w:p>
         </w:tc>
@@ -2125,7 +2588,15 @@
           </w:tcPr>
           <w:p>
             <w:r>
-              <w:t>/products – create a new product</w:t>
+              <w:t>/</w:t>
+            </w:r>
+            <w:proofErr w:type="gramStart"/>
+            <w:r>
+              <w:t>products</w:t>
+            </w:r>
+            <w:proofErr w:type="gramEnd"/>
+            <w:r>
+              <w:t xml:space="preserve"> – create a new product</w:t>
             </w:r>
           </w:p>
         </w:tc>
@@ -2257,7 +2728,7 @@
     <w:p>
       <w:r>
         <w:pict w14:anchorId="32E33260">
-          <v:rect id="_x0000_i1098" style="width:0;height:1.5pt" o:hralign="center" o:hrstd="t" o:hr="t" fillcolor="#a0a0a0" stroked="f"/>
+          <v:rect id="_x0000_i1038" style="width:0;height:1.5pt" o:hralign="center" o:hrstd="t" o:hr="t" fillcolor="#a0a0a0" stroked="f"/>
         </w:pict>
       </w:r>
     </w:p>
@@ -2387,8 +2858,13 @@
         </w:numPr>
       </w:pPr>
       <w:r>
-        <w:t>201 Created – resource created</w:t>
-      </w:r>
+        <w:t xml:space="preserve">201 Created – resource </w:t>
+      </w:r>
+      <w:proofErr w:type="gramStart"/>
+      <w:r>
+        <w:t>created</w:t>
+      </w:r>
+      <w:proofErr w:type="gramEnd"/>
     </w:p>
     <w:p>
       <w:pPr>
@@ -2397,8 +2873,13 @@
           <w:numId w:val="14"/>
         </w:numPr>
       </w:pPr>
-      <w:r>
-        <w:t>400 Bad Request – client error</w:t>
+      <w:proofErr w:type="gramStart"/>
+      <w:r>
+        <w:t>400</w:t>
+      </w:r>
+      <w:proofErr w:type="gramEnd"/>
+      <w:r>
+        <w:t xml:space="preserve"> Bad Request – client error</w:t>
       </w:r>
     </w:p>
     <w:p>
@@ -2409,8 +2890,13 @@
         </w:numPr>
       </w:pPr>
       <w:r>
-        <w:t>404 Not Found – resource not found</w:t>
-      </w:r>
+        <w:t xml:space="preserve">404 Not Found – resource not </w:t>
+      </w:r>
+      <w:proofErr w:type="gramStart"/>
+      <w:r>
+        <w:t>found</w:t>
+      </w:r>
+      <w:proofErr w:type="gramEnd"/>
     </w:p>
     <w:p>
       <w:pPr>
@@ -2419,14 +2905,19 @@
           <w:numId w:val="14"/>
         </w:numPr>
       </w:pPr>
-      <w:r>
-        <w:t>500 Internal Server Error – server crash or bug</w:t>
+      <w:proofErr w:type="gramStart"/>
+      <w:r>
+        <w:t>500</w:t>
+      </w:r>
+      <w:proofErr w:type="gramEnd"/>
+      <w:r>
+        <w:t xml:space="preserve"> Internal Server Error – server crash or bug</w:t>
       </w:r>
     </w:p>
     <w:p>
       <w:r>
         <w:pict w14:anchorId="51104B70">
-          <v:rect id="_x0000_i1099" style="width:0;height:1.5pt" o:hralign="center" o:hrstd="t" o:hr="t" fillcolor="#a0a0a0" stroked="f"/>
+          <v:rect id="_x0000_i1039" style="width:0;height:1.5pt" o:hralign="center" o:hrstd="t" o:hr="t" fillcolor="#a0a0a0" stroked="f"/>
         </w:pict>
       </w:r>
     </w:p>
@@ -2456,30 +2947,85 @@
     </w:p>
     <w:p>
       <w:r>
-        <w:t>const express = require("express");</w:t>
-      </w:r>
-    </w:p>
-    <w:p>
-      <w:r>
-        <w:t>const app = express();</w:t>
-      </w:r>
+        <w:t>const express = require("express"</w:t>
+      </w:r>
+      <w:proofErr w:type="gramStart"/>
+      <w:r>
+        <w:t>);</w:t>
+      </w:r>
+      <w:proofErr w:type="gramEnd"/>
+    </w:p>
+    <w:p>
+      <w:r>
+        <w:t xml:space="preserve">const app = </w:t>
+      </w:r>
+      <w:proofErr w:type="gramStart"/>
+      <w:r>
+        <w:t>express();</w:t>
+      </w:r>
+      <w:proofErr w:type="gramEnd"/>
     </w:p>
     <w:p/>
     <w:p>
-      <w:r>
-        <w:t>app.use(express.json());</w:t>
-      </w:r>
+      <w:proofErr w:type="spellStart"/>
+      <w:r>
+        <w:t>app.use</w:t>
+      </w:r>
+      <w:proofErr w:type="spellEnd"/>
+      <w:r>
+        <w:t>(</w:t>
+      </w:r>
+      <w:proofErr w:type="spellStart"/>
+      <w:proofErr w:type="gramStart"/>
+      <w:r>
+        <w:t>express.json</w:t>
+      </w:r>
+      <w:proofErr w:type="spellEnd"/>
+      <w:proofErr w:type="gramEnd"/>
+      <w:r>
+        <w:t>()</w:t>
+      </w:r>
+      <w:proofErr w:type="gramStart"/>
+      <w:r>
+        <w:t>);</w:t>
+      </w:r>
+      <w:proofErr w:type="gramEnd"/>
     </w:p>
     <w:p/>
     <w:p>
-      <w:r>
-        <w:t>app.get("/data", (req, res) =&gt; {</w:t>
-      </w:r>
-    </w:p>
-    <w:p>
-      <w:r>
-        <w:t xml:space="preserve">  res.send("GET request received");</w:t>
-      </w:r>
+      <w:proofErr w:type="spellStart"/>
+      <w:proofErr w:type="gramStart"/>
+      <w:r>
+        <w:t>app.get</w:t>
+      </w:r>
+      <w:proofErr w:type="spellEnd"/>
+      <w:r>
+        <w:t>(</w:t>
+      </w:r>
+      <w:proofErr w:type="gramEnd"/>
+      <w:r>
+        <w:t>"/data", (req, res) =&gt; {</w:t>
+      </w:r>
+    </w:p>
+    <w:p>
+      <w:r>
+        <w:t xml:space="preserve">  </w:t>
+      </w:r>
+      <w:proofErr w:type="spellStart"/>
+      <w:proofErr w:type="gramStart"/>
+      <w:r>
+        <w:t>res.send</w:t>
+      </w:r>
+      <w:proofErr w:type="spellEnd"/>
+      <w:proofErr w:type="gramEnd"/>
+      <w:r>
+        <w:t>("GET request received"</w:t>
+      </w:r>
+      <w:proofErr w:type="gramStart"/>
+      <w:r>
+        <w:t>);</w:t>
+      </w:r>
+      <w:proofErr w:type="gramEnd"/>
     </w:p>
     <w:p>
       <w:r>
@@ -2488,14 +3034,39 @@
     </w:p>
     <w:p/>
     <w:p>
-      <w:r>
-        <w:t>app.post("/data", (req, res) =&gt; {</w:t>
-      </w:r>
-    </w:p>
-    <w:p>
-      <w:r>
-        <w:t xml:space="preserve">  res.send("POST request received");</w:t>
-      </w:r>
+      <w:proofErr w:type="spellStart"/>
+      <w:proofErr w:type="gramStart"/>
+      <w:r>
+        <w:t>app.post</w:t>
+      </w:r>
+      <w:proofErr w:type="spellEnd"/>
+      <w:r>
+        <w:t>(</w:t>
+      </w:r>
+      <w:proofErr w:type="gramEnd"/>
+      <w:r>
+        <w:t>"/data", (req, res) =&gt; {</w:t>
+      </w:r>
+    </w:p>
+    <w:p>
+      <w:r>
+        <w:t xml:space="preserve">  </w:t>
+      </w:r>
+      <w:proofErr w:type="spellStart"/>
+      <w:proofErr w:type="gramStart"/>
+      <w:r>
+        <w:t>res.send</w:t>
+      </w:r>
+      <w:proofErr w:type="spellEnd"/>
+      <w:proofErr w:type="gramEnd"/>
+      <w:r>
+        <w:t>("POST request received"</w:t>
+      </w:r>
+      <w:proofErr w:type="gramStart"/>
+      <w:r>
+        <w:t>);</w:t>
+      </w:r>
+      <w:proofErr w:type="gramEnd"/>
     </w:p>
     <w:p>
       <w:r>
@@ -2504,14 +3075,34 @@
     </w:p>
     <w:p/>
     <w:p>
-      <w:r>
-        <w:t>app.listen(3000, () =&gt; {</w:t>
-      </w:r>
-    </w:p>
-    <w:p>
-      <w:r>
-        <w:t xml:space="preserve">  console.log("Server is running on port 3000");</w:t>
-      </w:r>
+      <w:proofErr w:type="spellStart"/>
+      <w:proofErr w:type="gramStart"/>
+      <w:r>
+        <w:t>app.listen</w:t>
+      </w:r>
+      <w:proofErr w:type="spellEnd"/>
+      <w:proofErr w:type="gramEnd"/>
+      <w:r>
+        <w:t>(3000, () =&gt; {</w:t>
+      </w:r>
+    </w:p>
+    <w:p>
+      <w:r>
+        <w:t xml:space="preserve">  </w:t>
+      </w:r>
+      <w:proofErr w:type="gramStart"/>
+      <w:r>
+        <w:t>console.log(</w:t>
+      </w:r>
+      <w:proofErr w:type="gramEnd"/>
+      <w:r>
+        <w:t>"Server is running on port 3000"</w:t>
+      </w:r>
+      <w:proofErr w:type="gramStart"/>
+      <w:r>
+        <w:t>);</w:t>
+      </w:r>
+      <w:proofErr w:type="gramEnd"/>
     </w:p>
     <w:p>
       <w:r>
@@ -2521,7 +3112,7 @@
     <w:p>
       <w:r>
         <w:pict w14:anchorId="792AFB39">
-          <v:rect id="_x0000_i1100" style="width:0;height:1.5pt" o:hralign="center" o:hrstd="t" o:hr="t" fillcolor="#a0a0a0" stroked="f"/>
+          <v:rect id="_x0000_i1040" style="width:0;height:1.5pt" o:hralign="center" o:hrstd="t" o:hr="t" fillcolor="#a0a0a0" stroked="f"/>
         </w:pict>
       </w:r>
     </w:p>
@@ -2654,9 +3245,13 @@
             <w:hideMark/>
           </w:tcPr>
           <w:p>
+            <w:proofErr w:type="spellStart"/>
+            <w:proofErr w:type="gramStart"/>
             <w:r>
               <w:t>fs.writeFile</w:t>
             </w:r>
+            <w:proofErr w:type="spellEnd"/>
+            <w:proofErr w:type="gramEnd"/>
           </w:p>
         </w:tc>
         <w:tc>
@@ -2683,9 +3278,13 @@
             <w:hideMark/>
           </w:tcPr>
           <w:p>
+            <w:proofErr w:type="spellStart"/>
+            <w:proofErr w:type="gramStart"/>
             <w:r>
               <w:t>fs.appendFile</w:t>
             </w:r>
+            <w:proofErr w:type="spellEnd"/>
+            <w:proofErr w:type="gramEnd"/>
           </w:p>
         </w:tc>
         <w:tc>
@@ -2792,6 +3391,9 @@
     </w:tbl>
     <w:p>
       <w:r>
+        <w:rPr>
+          <w:noProof/>
+        </w:rPr>
         <w:drawing>
           <wp:inline distT="0" distB="0" distL="0" distR="0" wp14:anchorId="3A0FF5F7" wp14:editId="3BAFDA9A">
             <wp:extent cx="5943600" cy="2577465"/>
@@ -2834,7 +3436,2926 @@
         <w:t xml:space="preserve"> </w:t>
       </w:r>
     </w:p>
+    <w:p>
+      <w:pPr>
+        <w:rPr>
+          <w:sz w:val="44"/>
+          <w:szCs w:val="44"/>
+        </w:rPr>
+      </w:pPr>
+      <w:r>
+        <w:rPr>
+          <w:b/>
+          <w:bCs/>
+          <w:sz w:val="44"/>
+          <w:szCs w:val="44"/>
+        </w:rPr>
+        <w:t xml:space="preserve">async route handlers </w:t>
+      </w:r>
+    </w:p>
+    <w:p>
+      <w:r>
+        <w:pict w14:anchorId="1B3DAA62">
+          <v:rect id="_x0000_i1065" style="width:0;height:1.5pt" o:hralign="center" o:hrstd="t" o:hr="t" fillcolor="#a0a0a0" stroked="f"/>
+        </w:pict>
+      </w:r>
+    </w:p>
+    <w:p>
+      <w:pPr>
+        <w:rPr>
+          <w:b/>
+          <w:bCs/>
+        </w:rPr>
+      </w:pPr>
+      <w:r>
+        <w:rPr>
+          <w:rFonts w:ascii="Segoe UI Emoji" w:hAnsi="Segoe UI Emoji" w:cs="Segoe UI Emoji"/>
+          <w:b/>
+          <w:bCs/>
+        </w:rPr>
+        <w:t>🔥</w:t>
+      </w:r>
+      <w:r>
+        <w:rPr>
+          <w:b/>
+          <w:bCs/>
+        </w:rPr>
+        <w:t xml:space="preserve"> Why is it needed?</w:t>
+      </w:r>
+    </w:p>
+    <w:p>
+      <w:r>
+        <w:t xml:space="preserve">Normally, when you write an async function in Express (like a route or middleware), if an error occurs inside and you throw it, </w:t>
+      </w:r>
+      <w:r>
+        <w:rPr>
+          <w:b/>
+          <w:bCs/>
+        </w:rPr>
+        <w:t xml:space="preserve">Express </w:t>
+      </w:r>
+      <w:proofErr w:type="gramStart"/>
+      <w:r>
+        <w:rPr>
+          <w:b/>
+          <w:bCs/>
+        </w:rPr>
+        <w:t>won't</w:t>
+      </w:r>
+      <w:proofErr w:type="gramEnd"/>
+      <w:r>
+        <w:rPr>
+          <w:b/>
+          <w:bCs/>
+        </w:rPr>
+        <w:t xml:space="preserve"> catch it by default</w:t>
+      </w:r>
+      <w:r>
+        <w:t xml:space="preserve">. That means your app might crash or not </w:t>
+      </w:r>
+      <w:proofErr w:type="gramStart"/>
+      <w:r>
+        <w:t>handle</w:t>
+      </w:r>
+      <w:proofErr w:type="gramEnd"/>
+      <w:r>
+        <w:t xml:space="preserve"> errors properly.</w:t>
+      </w:r>
+    </w:p>
+    <w:p>
+      <w:proofErr w:type="spellStart"/>
+      <w:r>
+        <w:t>js</w:t>
+      </w:r>
+      <w:proofErr w:type="spellEnd"/>
+    </w:p>
+    <w:p>
+      <w:proofErr w:type="spellStart"/>
+      <w:r>
+        <w:t>CopyEdit</w:t>
+      </w:r>
+      <w:proofErr w:type="spellEnd"/>
+    </w:p>
+    <w:p>
+      <w:r>
+        <w:t xml:space="preserve">// </w:t>
+      </w:r>
+      <w:r>
+        <w:rPr>
+          <w:rFonts w:ascii="Segoe UI Emoji" w:hAnsi="Segoe UI Emoji" w:cs="Segoe UI Emoji"/>
+        </w:rPr>
+        <w:t>❌</w:t>
+      </w:r>
+      <w:r>
+        <w:t xml:space="preserve"> Express does NOT catch this error by default</w:t>
+      </w:r>
+    </w:p>
+    <w:p>
+      <w:proofErr w:type="spellStart"/>
+      <w:proofErr w:type="gramStart"/>
+      <w:r>
+        <w:t>app.get</w:t>
+      </w:r>
+      <w:proofErr w:type="spellEnd"/>
+      <w:r>
+        <w:t>(</w:t>
+      </w:r>
+      <w:proofErr w:type="gramEnd"/>
+      <w:r>
+        <w:t>"/test", async (req, res) =&gt; {</w:t>
+      </w:r>
+    </w:p>
+    <w:p>
+      <w:r>
+        <w:t xml:space="preserve">  throw new </w:t>
+      </w:r>
+      <w:proofErr w:type="gramStart"/>
+      <w:r>
+        <w:t>Error(</w:t>
+      </w:r>
+      <w:proofErr w:type="gramEnd"/>
+      <w:r>
+        <w:t>"Something went wrong!"</w:t>
+      </w:r>
+      <w:proofErr w:type="gramStart"/>
+      <w:r>
+        <w:t>);</w:t>
+      </w:r>
+      <w:proofErr w:type="gramEnd"/>
+    </w:p>
+    <w:p>
+      <w:r>
+        <w:t>});</w:t>
+      </w:r>
+    </w:p>
+    <w:p>
+      <w:r>
+        <w:t xml:space="preserve">Even if you have an error-handling middleware, this </w:t>
+      </w:r>
+      <w:proofErr w:type="gramStart"/>
+      <w:r>
+        <w:t>won’t</w:t>
+      </w:r>
+      <w:proofErr w:type="gramEnd"/>
+      <w:r>
+        <w:t xml:space="preserve"> trigger it unless you manually call next(error).</w:t>
+      </w:r>
+    </w:p>
+    <w:p>
+      <w:r>
+        <w:lastRenderedPageBreak/>
+        <w:pict w14:anchorId="27BE44A0">
+          <v:rect id="_x0000_i1066" style="width:0;height:1.5pt" o:hralign="center" o:hrstd="t" o:hr="t" fillcolor="#a0a0a0" stroked="f"/>
+        </w:pict>
+      </w:r>
+    </w:p>
+    <w:p>
+      <w:pPr>
+        <w:rPr>
+          <w:b/>
+          <w:bCs/>
+        </w:rPr>
+      </w:pPr>
+      <w:r>
+        <w:rPr>
+          <w:rFonts w:ascii="Segoe UI Emoji" w:hAnsi="Segoe UI Emoji" w:cs="Segoe UI Emoji"/>
+          <w:b/>
+          <w:bCs/>
+        </w:rPr>
+        <w:t>✅</w:t>
+      </w:r>
+      <w:r>
+        <w:rPr>
+          <w:b/>
+          <w:bCs/>
+        </w:rPr>
+        <w:t xml:space="preserve"> What "express-async-errors" does</w:t>
+      </w:r>
+    </w:p>
+    <w:p>
+      <w:r>
+        <w:t>By importing this package at the top of your file:</w:t>
+      </w:r>
+    </w:p>
+    <w:p>
+      <w:proofErr w:type="spellStart"/>
+      <w:r>
+        <w:t>js</w:t>
+      </w:r>
+      <w:proofErr w:type="spellEnd"/>
+    </w:p>
+    <w:p>
+      <w:proofErr w:type="spellStart"/>
+      <w:r>
+        <w:t>CopyEdit</w:t>
+      </w:r>
+      <w:proofErr w:type="spellEnd"/>
+    </w:p>
+    <w:p>
+      <w:r>
+        <w:t>require("express-async-errors"</w:t>
+      </w:r>
+      <w:proofErr w:type="gramStart"/>
+      <w:r>
+        <w:t>);</w:t>
+      </w:r>
+      <w:proofErr w:type="gramEnd"/>
+    </w:p>
+    <w:p>
+      <w:r>
+        <w:t xml:space="preserve">...you patch Express internally so that </w:t>
+      </w:r>
+      <w:r>
+        <w:rPr>
+          <w:b/>
+          <w:bCs/>
+        </w:rPr>
+        <w:t xml:space="preserve">all thrown errors inside async functions </w:t>
+      </w:r>
+      <w:proofErr w:type="gramStart"/>
+      <w:r>
+        <w:rPr>
+          <w:b/>
+          <w:bCs/>
+        </w:rPr>
+        <w:t>are automatically passed</w:t>
+      </w:r>
+      <w:proofErr w:type="gramEnd"/>
+      <w:r>
+        <w:rPr>
+          <w:b/>
+          <w:bCs/>
+        </w:rPr>
+        <w:t xml:space="preserve"> to your error-handling middleware</w:t>
+      </w:r>
+      <w:r>
+        <w:t>.</w:t>
+      </w:r>
+    </w:p>
+    <w:p>
+      <w:r>
+        <w:pict w14:anchorId="495B6B7E">
+          <v:rect id="_x0000_i1067" style="width:0;height:1.5pt" o:hralign="center" o:hrstd="t" o:hr="t" fillcolor="#a0a0a0" stroked="f"/>
+        </w:pict>
+      </w:r>
+    </w:p>
+    <w:p>
+      <w:pPr>
+        <w:rPr>
+          <w:b/>
+          <w:bCs/>
+        </w:rPr>
+      </w:pPr>
+      <w:r>
+        <w:rPr>
+          <w:rFonts w:ascii="Segoe UI Emoji" w:hAnsi="Segoe UI Emoji" w:cs="Segoe UI Emoji"/>
+          <w:b/>
+          <w:bCs/>
+        </w:rPr>
+        <w:t>✨</w:t>
+      </w:r>
+      <w:r>
+        <w:rPr>
+          <w:b/>
+          <w:bCs/>
+        </w:rPr>
+        <w:t xml:space="preserve"> Example</w:t>
+      </w:r>
+    </w:p>
+    <w:p>
+      <w:proofErr w:type="spellStart"/>
+      <w:r>
+        <w:t>js</w:t>
+      </w:r>
+      <w:proofErr w:type="spellEnd"/>
+    </w:p>
+    <w:p>
+      <w:proofErr w:type="spellStart"/>
+      <w:r>
+        <w:t>CopyEdit</w:t>
+      </w:r>
+      <w:proofErr w:type="spellEnd"/>
+    </w:p>
+    <w:p>
+      <w:r>
+        <w:t>const express = require("express"</w:t>
+      </w:r>
+      <w:proofErr w:type="gramStart"/>
+      <w:r>
+        <w:t>);</w:t>
+      </w:r>
+      <w:proofErr w:type="gramEnd"/>
+    </w:p>
+    <w:p>
+      <w:r>
+        <w:t xml:space="preserve">require("express-async-errors"); // </w:t>
+      </w:r>
+      <w:r>
+        <w:rPr>
+          <w:rFonts w:ascii="Segoe UI Emoji" w:hAnsi="Segoe UI Emoji" w:cs="Segoe UI Emoji"/>
+        </w:rPr>
+        <w:t>👈</w:t>
+      </w:r>
+      <w:r>
+        <w:t xml:space="preserve"> this makes error catching in async </w:t>
+      </w:r>
+      <w:proofErr w:type="gramStart"/>
+      <w:r>
+        <w:t>automatic</w:t>
+      </w:r>
+      <w:proofErr w:type="gramEnd"/>
+    </w:p>
     <w:p/>
+    <w:p>
+      <w:r>
+        <w:t xml:space="preserve">const app = </w:t>
+      </w:r>
+      <w:proofErr w:type="gramStart"/>
+      <w:r>
+        <w:t>express();</w:t>
+      </w:r>
+      <w:proofErr w:type="gramEnd"/>
+    </w:p>
+    <w:p/>
+    <w:p>
+      <w:proofErr w:type="spellStart"/>
+      <w:proofErr w:type="gramStart"/>
+      <w:r>
+        <w:t>app.get</w:t>
+      </w:r>
+      <w:proofErr w:type="spellEnd"/>
+      <w:r>
+        <w:t>(</w:t>
+      </w:r>
+      <w:proofErr w:type="gramEnd"/>
+      <w:r>
+        <w:t>"/", async (req, res) =&gt; {</w:t>
+      </w:r>
+    </w:p>
+    <w:p>
+      <w:r>
+        <w:t xml:space="preserve">  throw new Error("Crash!"); // </w:t>
+      </w:r>
+      <w:r>
+        <w:rPr>
+          <w:rFonts w:ascii="Segoe UI Emoji" w:hAnsi="Segoe UI Emoji" w:cs="Segoe UI Emoji"/>
+        </w:rPr>
+        <w:t>✅</w:t>
+      </w:r>
+      <w:r>
+        <w:t xml:space="preserve"> this will now be </w:t>
+      </w:r>
+      <w:proofErr w:type="gramStart"/>
+      <w:r>
+        <w:t>caught</w:t>
+      </w:r>
+      <w:proofErr w:type="gramEnd"/>
+    </w:p>
+    <w:p>
+      <w:r>
+        <w:t>});</w:t>
+      </w:r>
+    </w:p>
+    <w:p/>
+    <w:p>
+      <w:r>
+        <w:t>// Error-handling middleware</w:t>
+      </w:r>
+    </w:p>
+    <w:p>
+      <w:proofErr w:type="spellStart"/>
+      <w:proofErr w:type="gramStart"/>
+      <w:r>
+        <w:t>app.use</w:t>
+      </w:r>
+      <w:proofErr w:type="spellEnd"/>
+      <w:r>
+        <w:t>(</w:t>
+      </w:r>
+      <w:proofErr w:type="gramEnd"/>
+      <w:r>
+        <w:t>(err, req, res, next) =&gt; {</w:t>
+      </w:r>
+    </w:p>
+    <w:p>
+      <w:r>
+        <w:t xml:space="preserve">  </w:t>
+      </w:r>
+      <w:proofErr w:type="spellStart"/>
+      <w:proofErr w:type="gramStart"/>
+      <w:r>
+        <w:t>res.status</w:t>
+      </w:r>
+      <w:proofErr w:type="spellEnd"/>
+      <w:proofErr w:type="gramEnd"/>
+      <w:r>
+        <w:t>(500</w:t>
+      </w:r>
+      <w:proofErr w:type="gramStart"/>
+      <w:r>
+        <w:t>).send({ message</w:t>
+      </w:r>
+      <w:proofErr w:type="gramEnd"/>
+      <w:r>
+        <w:t xml:space="preserve">: </w:t>
+      </w:r>
+      <w:proofErr w:type="spellStart"/>
+      <w:proofErr w:type="gramStart"/>
+      <w:r>
+        <w:t>err.message</w:t>
+      </w:r>
+      <w:proofErr w:type="spellEnd"/>
+      <w:proofErr w:type="gramEnd"/>
+      <w:r>
+        <w:t xml:space="preserve"> }</w:t>
+      </w:r>
+      <w:proofErr w:type="gramStart"/>
+      <w:r>
+        <w:t>);</w:t>
+      </w:r>
+      <w:proofErr w:type="gramEnd"/>
+    </w:p>
+    <w:p>
+      <w:r>
+        <w:t>});</w:t>
+      </w:r>
+    </w:p>
+    <w:p>
+      <w:r>
+        <w:pict w14:anchorId="5337918C">
+          <v:rect id="_x0000_i1068" style="width:0;height:1.5pt" o:hralign="center" o:hrstd="t" o:hr="t" fillcolor="#a0a0a0" stroked="f"/>
+        </w:pict>
+      </w:r>
+    </w:p>
+    <w:p>
+      <w:pPr>
+        <w:rPr>
+          <w:b/>
+          <w:bCs/>
+        </w:rPr>
+      </w:pPr>
+      <w:r>
+        <w:rPr>
+          <w:rFonts w:ascii="Segoe UI Emoji" w:hAnsi="Segoe UI Emoji" w:cs="Segoe UI Emoji"/>
+          <w:b/>
+          <w:bCs/>
+        </w:rPr>
+        <w:lastRenderedPageBreak/>
+        <w:t>✅</w:t>
+      </w:r>
+      <w:r>
+        <w:rPr>
+          <w:b/>
+          <w:bCs/>
+        </w:rPr>
+        <w:t xml:space="preserve"> Summary</w:t>
+      </w:r>
+    </w:p>
+    <w:tbl>
+      <w:tblPr>
+        <w:tblW w:w="0" w:type="auto"/>
+        <w:tblCellSpacing w:w="15" w:type="dxa"/>
+        <w:tblCellMar>
+          <w:top w:w="15" w:type="dxa"/>
+          <w:left w:w="15" w:type="dxa"/>
+          <w:bottom w:w="15" w:type="dxa"/>
+          <w:right w:w="15" w:type="dxa"/>
+        </w:tblCellMar>
+        <w:tblLook w:val="04A0" w:firstRow="1" w:lastRow="0" w:firstColumn="1" w:lastColumn="0" w:noHBand="0" w:noVBand="1"/>
+      </w:tblPr>
+      <w:tblGrid>
+        <w:gridCol w:w="4283"/>
+        <w:gridCol w:w="3301"/>
+      </w:tblGrid>
+      <w:tr>
+        <w:trPr>
+          <w:tblHeader/>
+          <w:tblCellSpacing w:w="15" w:type="dxa"/>
+        </w:trPr>
+        <w:tc>
+          <w:tcPr>
+            <w:tcW w:w="0" w:type="auto"/>
+            <w:vAlign w:val="center"/>
+            <w:hideMark/>
+          </w:tcPr>
+          <w:p>
+            <w:pPr>
+              <w:rPr>
+                <w:b/>
+                <w:bCs/>
+              </w:rPr>
+            </w:pPr>
+            <w:r>
+              <w:rPr>
+                <w:b/>
+                <w:bCs/>
+              </w:rPr>
+              <w:t>Without express-async-errors</w:t>
+            </w:r>
+          </w:p>
+        </w:tc>
+        <w:tc>
+          <w:tcPr>
+            <w:tcW w:w="0" w:type="auto"/>
+            <w:vAlign w:val="center"/>
+            <w:hideMark/>
+          </w:tcPr>
+          <w:p>
+            <w:pPr>
+              <w:rPr>
+                <w:b/>
+                <w:bCs/>
+              </w:rPr>
+            </w:pPr>
+            <w:r>
+              <w:rPr>
+                <w:b/>
+                <w:bCs/>
+              </w:rPr>
+              <w:t>With express-async-errors</w:t>
+            </w:r>
+          </w:p>
+        </w:tc>
+      </w:tr>
+      <w:tr>
+        <w:trPr>
+          <w:tblCellSpacing w:w="15" w:type="dxa"/>
+        </w:trPr>
+        <w:tc>
+          <w:tcPr>
+            <w:tcW w:w="0" w:type="auto"/>
+            <w:vAlign w:val="center"/>
+            <w:hideMark/>
+          </w:tcPr>
+          <w:p>
+            <w:r>
+              <w:t>Must use try...catch or next(err) manually</w:t>
+            </w:r>
+          </w:p>
+        </w:tc>
+        <w:tc>
+          <w:tcPr>
+            <w:tcW w:w="0" w:type="auto"/>
+            <w:vAlign w:val="center"/>
+            <w:hideMark/>
+          </w:tcPr>
+          <w:p>
+            <w:r>
+              <w:t xml:space="preserve">Errors </w:t>
+            </w:r>
+            <w:proofErr w:type="gramStart"/>
+            <w:r>
+              <w:t>are caught</w:t>
+            </w:r>
+            <w:proofErr w:type="gramEnd"/>
+            <w:r>
+              <w:t xml:space="preserve"> automatically</w:t>
+            </w:r>
+          </w:p>
+        </w:tc>
+      </w:tr>
+      <w:tr>
+        <w:trPr>
+          <w:tblCellSpacing w:w="15" w:type="dxa"/>
+        </w:trPr>
+        <w:tc>
+          <w:tcPr>
+            <w:tcW w:w="0" w:type="auto"/>
+            <w:vAlign w:val="center"/>
+            <w:hideMark/>
+          </w:tcPr>
+          <w:p>
+            <w:r>
+              <w:t>Easy to forget and cause crashes</w:t>
+            </w:r>
+          </w:p>
+        </w:tc>
+        <w:tc>
+          <w:tcPr>
+            <w:tcW w:w="0" w:type="auto"/>
+            <w:vAlign w:val="center"/>
+            <w:hideMark/>
+          </w:tcPr>
+          <w:p>
+            <w:r>
+              <w:t>Safer and cleaner async code</w:t>
+            </w:r>
+          </w:p>
+        </w:tc>
+      </w:tr>
+    </w:tbl>
+    <w:p>
+      <w:pPr>
+        <w:pBdr>
+          <w:bottom w:val="double" w:sz="6" w:space="1" w:color="auto"/>
+        </w:pBdr>
+      </w:pPr>
+    </w:p>
+    <w:p>
+      <w:pPr>
+        <w:rPr>
+          <w:b/>
+          <w:bCs/>
+          <w:sz w:val="32"/>
+          <w:szCs w:val="32"/>
+        </w:rPr>
+      </w:pPr>
+      <w:r>
+        <w:rPr>
+          <w:b/>
+          <w:bCs/>
+          <w:sz w:val="32"/>
+          <w:szCs w:val="32"/>
+        </w:rPr>
+        <w:t xml:space="preserve">Modular approach in Node </w:t>
+      </w:r>
+      <w:proofErr w:type="spellStart"/>
+      <w:r>
+        <w:rPr>
+          <w:b/>
+          <w:bCs/>
+          <w:sz w:val="32"/>
+          <w:szCs w:val="32"/>
+        </w:rPr>
+        <w:t>js</w:t>
+      </w:r>
+      <w:proofErr w:type="spellEnd"/>
+    </w:p>
+    <w:p>
+      <w:pPr>
+        <w:rPr>
+          <w:sz w:val="22"/>
+          <w:szCs w:val="22"/>
+        </w:rPr>
+      </w:pPr>
+      <w:r>
+        <w:rPr>
+          <w:sz w:val="22"/>
+          <w:szCs w:val="22"/>
+        </w:rPr>
+        <w:t xml:space="preserve">The </w:t>
+      </w:r>
+      <w:r>
+        <w:rPr>
+          <w:b/>
+          <w:bCs/>
+          <w:sz w:val="22"/>
+          <w:szCs w:val="22"/>
+        </w:rPr>
+        <w:t>modular approach in Node.js</w:t>
+      </w:r>
+      <w:r>
+        <w:rPr>
+          <w:sz w:val="22"/>
+          <w:szCs w:val="22"/>
+        </w:rPr>
+        <w:t xml:space="preserve"> is all about organizing your code into </w:t>
+      </w:r>
+      <w:r>
+        <w:rPr>
+          <w:b/>
+          <w:bCs/>
+          <w:sz w:val="22"/>
+          <w:szCs w:val="22"/>
+        </w:rPr>
+        <w:t>separate, reusable files (modules)</w:t>
+      </w:r>
+      <w:r>
+        <w:rPr>
+          <w:sz w:val="22"/>
+          <w:szCs w:val="22"/>
+        </w:rPr>
+        <w:t xml:space="preserve"> so your app stays </w:t>
+      </w:r>
+      <w:r>
+        <w:rPr>
+          <w:b/>
+          <w:bCs/>
+          <w:sz w:val="22"/>
+          <w:szCs w:val="22"/>
+        </w:rPr>
+        <w:t>clean, scalable, and maintainable</w:t>
+      </w:r>
+      <w:r>
+        <w:rPr>
+          <w:sz w:val="22"/>
+          <w:szCs w:val="22"/>
+        </w:rPr>
+        <w:t xml:space="preserve"> — just like building blocks! </w:t>
+      </w:r>
+      <w:r>
+        <w:rPr>
+          <w:rFonts w:ascii="Segoe UI Emoji" w:hAnsi="Segoe UI Emoji" w:cs="Segoe UI Emoji"/>
+          <w:sz w:val="22"/>
+          <w:szCs w:val="22"/>
+        </w:rPr>
+        <w:t>🧱</w:t>
+      </w:r>
+    </w:p>
+    <w:p>
+      <w:pPr>
+        <w:rPr>
+          <w:sz w:val="22"/>
+          <w:szCs w:val="22"/>
+        </w:rPr>
+      </w:pPr>
+      <w:r>
+        <w:rPr>
+          <w:sz w:val="22"/>
+          <w:szCs w:val="22"/>
+        </w:rPr>
+        <w:pict w14:anchorId="52464FF6">
+          <v:rect id="_x0000_i1106" style="width:0;height:1.5pt" o:hralign="center" o:hrstd="t" o:hr="t" fillcolor="#a0a0a0" stroked="f"/>
+        </w:pict>
+      </w:r>
+    </w:p>
+    <w:p>
+      <w:pPr>
+        <w:rPr>
+          <w:b/>
+          <w:bCs/>
+          <w:sz w:val="22"/>
+          <w:szCs w:val="22"/>
+        </w:rPr>
+      </w:pPr>
+      <w:r>
+        <w:rPr>
+          <w:rFonts w:ascii="Segoe UI Emoji" w:hAnsi="Segoe UI Emoji" w:cs="Segoe UI Emoji"/>
+          <w:b/>
+          <w:bCs/>
+          <w:sz w:val="22"/>
+          <w:szCs w:val="22"/>
+        </w:rPr>
+        <w:t>✅</w:t>
+      </w:r>
+      <w:r>
+        <w:rPr>
+          <w:b/>
+          <w:bCs/>
+          <w:sz w:val="22"/>
+          <w:szCs w:val="22"/>
+        </w:rPr>
+        <w:t xml:space="preserve"> Why Use a Modular Approach?</w:t>
+      </w:r>
+    </w:p>
+    <w:p>
+      <w:pPr>
+        <w:numPr>
+          <w:ilvl w:val="0"/>
+          <w:numId w:val="15"/>
+        </w:numPr>
+        <w:rPr>
+          <w:sz w:val="22"/>
+          <w:szCs w:val="22"/>
+        </w:rPr>
+      </w:pPr>
+      <w:r>
+        <w:rPr>
+          <w:rFonts w:ascii="Segoe UI Emoji" w:hAnsi="Segoe UI Emoji" w:cs="Segoe UI Emoji"/>
+          <w:sz w:val="22"/>
+          <w:szCs w:val="22"/>
+        </w:rPr>
+        <w:t>🚀</w:t>
+      </w:r>
+      <w:r>
+        <w:rPr>
+          <w:sz w:val="22"/>
+          <w:szCs w:val="22"/>
+        </w:rPr>
+        <w:t xml:space="preserve"> </w:t>
+      </w:r>
+      <w:r>
+        <w:rPr>
+          <w:b/>
+          <w:bCs/>
+          <w:sz w:val="22"/>
+          <w:szCs w:val="22"/>
+        </w:rPr>
+        <w:t>Separation of Concerns</w:t>
+      </w:r>
+      <w:r>
+        <w:rPr>
+          <w:sz w:val="22"/>
+          <w:szCs w:val="22"/>
+        </w:rPr>
+        <w:t xml:space="preserve">: Keep logic organized (routes, controllers, DB, config, </w:t>
+      </w:r>
+      <w:proofErr w:type="gramStart"/>
+      <w:r>
+        <w:rPr>
+          <w:sz w:val="22"/>
+          <w:szCs w:val="22"/>
+        </w:rPr>
+        <w:t>etc.</w:t>
+      </w:r>
+      <w:proofErr w:type="gramEnd"/>
+      <w:r>
+        <w:rPr>
+          <w:sz w:val="22"/>
+          <w:szCs w:val="22"/>
+        </w:rPr>
+        <w:t>)</w:t>
+      </w:r>
+    </w:p>
+    <w:p>
+      <w:pPr>
+        <w:numPr>
+          <w:ilvl w:val="0"/>
+          <w:numId w:val="15"/>
+        </w:numPr>
+        <w:rPr>
+          <w:sz w:val="22"/>
+          <w:szCs w:val="22"/>
+        </w:rPr>
+      </w:pPr>
+      <w:r>
+        <w:rPr>
+          <w:rFonts w:ascii="Segoe UI Emoji" w:hAnsi="Segoe UI Emoji" w:cs="Segoe UI Emoji"/>
+          <w:sz w:val="22"/>
+          <w:szCs w:val="22"/>
+        </w:rPr>
+        <w:t>♻️</w:t>
+      </w:r>
+      <w:r>
+        <w:rPr>
+          <w:sz w:val="22"/>
+          <w:szCs w:val="22"/>
+        </w:rPr>
+        <w:t xml:space="preserve"> </w:t>
+      </w:r>
+      <w:r>
+        <w:rPr>
+          <w:b/>
+          <w:bCs/>
+          <w:sz w:val="22"/>
+          <w:szCs w:val="22"/>
+        </w:rPr>
+        <w:t>Reusability</w:t>
+      </w:r>
+      <w:r>
+        <w:rPr>
+          <w:sz w:val="22"/>
+          <w:szCs w:val="22"/>
+        </w:rPr>
+        <w:t>: Use the same logic in multiple places.</w:t>
+      </w:r>
+    </w:p>
+    <w:p>
+      <w:pPr>
+        <w:numPr>
+          <w:ilvl w:val="0"/>
+          <w:numId w:val="15"/>
+        </w:numPr>
+        <w:rPr>
+          <w:sz w:val="22"/>
+          <w:szCs w:val="22"/>
+        </w:rPr>
+      </w:pPr>
+      <w:r>
+        <w:rPr>
+          <w:rFonts w:ascii="Segoe UI Emoji" w:hAnsi="Segoe UI Emoji" w:cs="Segoe UI Emoji"/>
+          <w:sz w:val="22"/>
+          <w:szCs w:val="22"/>
+        </w:rPr>
+        <w:t>🔍</w:t>
+      </w:r>
+      <w:r>
+        <w:rPr>
+          <w:sz w:val="22"/>
+          <w:szCs w:val="22"/>
+        </w:rPr>
+        <w:t xml:space="preserve"> </w:t>
+      </w:r>
+      <w:r>
+        <w:rPr>
+          <w:b/>
+          <w:bCs/>
+          <w:sz w:val="22"/>
+          <w:szCs w:val="22"/>
+        </w:rPr>
+        <w:t>Readability</w:t>
+      </w:r>
+      <w:r>
+        <w:rPr>
+          <w:sz w:val="22"/>
+          <w:szCs w:val="22"/>
+        </w:rPr>
+        <w:t>: Easier to read and debug.</w:t>
+      </w:r>
+    </w:p>
+    <w:p>
+      <w:pPr>
+        <w:numPr>
+          <w:ilvl w:val="0"/>
+          <w:numId w:val="15"/>
+        </w:numPr>
+        <w:rPr>
+          <w:sz w:val="22"/>
+          <w:szCs w:val="22"/>
+        </w:rPr>
+      </w:pPr>
+      <w:r>
+        <w:rPr>
+          <w:rFonts w:ascii="Segoe UI Emoji" w:hAnsi="Segoe UI Emoji" w:cs="Segoe UI Emoji"/>
+          <w:sz w:val="22"/>
+          <w:szCs w:val="22"/>
+        </w:rPr>
+        <w:t>⚙️</w:t>
+      </w:r>
+      <w:r>
+        <w:rPr>
+          <w:sz w:val="22"/>
+          <w:szCs w:val="22"/>
+        </w:rPr>
+        <w:t xml:space="preserve"> </w:t>
+      </w:r>
+      <w:r>
+        <w:rPr>
+          <w:b/>
+          <w:bCs/>
+          <w:sz w:val="22"/>
+          <w:szCs w:val="22"/>
+        </w:rPr>
+        <w:t>Scalability</w:t>
+      </w:r>
+      <w:r>
+        <w:rPr>
+          <w:sz w:val="22"/>
+          <w:szCs w:val="22"/>
+        </w:rPr>
+        <w:t>: Great for growing projects.</w:t>
+      </w:r>
+    </w:p>
+    <w:p>
+      <w:pPr>
+        <w:rPr>
+          <w:sz w:val="22"/>
+          <w:szCs w:val="22"/>
+        </w:rPr>
+      </w:pPr>
+      <w:r>
+        <w:rPr>
+          <w:sz w:val="22"/>
+          <w:szCs w:val="22"/>
+        </w:rPr>
+        <w:pict w14:anchorId="6E76603D">
+          <v:rect id="_x0000_i1107" style="width:0;height:1.5pt" o:hralign="center" o:hrstd="t" o:hr="t" fillcolor="#a0a0a0" stroked="f"/>
+        </w:pict>
+      </w:r>
+    </w:p>
+    <w:p>
+      <w:pPr>
+        <w:rPr>
+          <w:b/>
+          <w:bCs/>
+          <w:sz w:val="22"/>
+          <w:szCs w:val="22"/>
+        </w:rPr>
+      </w:pPr>
+      <w:r>
+        <w:rPr>
+          <w:rFonts w:ascii="Segoe UI Emoji" w:hAnsi="Segoe UI Emoji" w:cs="Segoe UI Emoji"/>
+          <w:b/>
+          <w:bCs/>
+          <w:sz w:val="22"/>
+          <w:szCs w:val="22"/>
+        </w:rPr>
+        <w:t>🔧</w:t>
+      </w:r>
+      <w:r>
+        <w:rPr>
+          <w:b/>
+          <w:bCs/>
+          <w:sz w:val="22"/>
+          <w:szCs w:val="22"/>
+        </w:rPr>
+        <w:t xml:space="preserve"> How It Works: </w:t>
+      </w:r>
+      <w:proofErr w:type="spellStart"/>
+      <w:proofErr w:type="gramStart"/>
+      <w:r>
+        <w:rPr>
+          <w:b/>
+          <w:bCs/>
+          <w:sz w:val="22"/>
+          <w:szCs w:val="22"/>
+        </w:rPr>
+        <w:t>module.exports</w:t>
+      </w:r>
+      <w:proofErr w:type="spellEnd"/>
+      <w:proofErr w:type="gramEnd"/>
+      <w:r>
+        <w:rPr>
+          <w:b/>
+          <w:bCs/>
+          <w:sz w:val="22"/>
+          <w:szCs w:val="22"/>
+        </w:rPr>
+        <w:t xml:space="preserve"> &amp; </w:t>
+      </w:r>
+      <w:proofErr w:type="gramStart"/>
+      <w:r>
+        <w:rPr>
+          <w:b/>
+          <w:bCs/>
+          <w:sz w:val="22"/>
+          <w:szCs w:val="22"/>
+        </w:rPr>
+        <w:t>require(</w:t>
+      </w:r>
+      <w:proofErr w:type="gramEnd"/>
+      <w:r>
+        <w:rPr>
+          <w:b/>
+          <w:bCs/>
+          <w:sz w:val="22"/>
+          <w:szCs w:val="22"/>
+        </w:rPr>
+        <w:t>)</w:t>
+      </w:r>
+    </w:p>
+    <w:p>
+      <w:pPr>
+        <w:rPr>
+          <w:sz w:val="22"/>
+          <w:szCs w:val="22"/>
+          <w:lang w:val="fr-FR"/>
+        </w:rPr>
+      </w:pPr>
+      <w:r>
+        <w:rPr>
+          <w:sz w:val="22"/>
+          <w:szCs w:val="22"/>
+          <w:lang w:val="fr-FR"/>
+        </w:rPr>
+        <w:t xml:space="preserve">Node </w:t>
+      </w:r>
+      <w:proofErr w:type="gramStart"/>
+      <w:r>
+        <w:rPr>
+          <w:sz w:val="22"/>
+          <w:szCs w:val="22"/>
+          <w:lang w:val="fr-FR"/>
+        </w:rPr>
+        <w:t>uses</w:t>
+      </w:r>
+      <w:proofErr w:type="gramEnd"/>
+      <w:r>
+        <w:rPr>
+          <w:sz w:val="22"/>
+          <w:szCs w:val="22"/>
+          <w:lang w:val="fr-FR"/>
+        </w:rPr>
+        <w:t xml:space="preserve"> </w:t>
+      </w:r>
+      <w:r>
+        <w:rPr>
+          <w:b/>
+          <w:bCs/>
+          <w:sz w:val="22"/>
+          <w:szCs w:val="22"/>
+          <w:lang w:val="fr-FR"/>
+        </w:rPr>
+        <w:t>CommonJS</w:t>
+      </w:r>
+      <w:r>
+        <w:rPr>
+          <w:sz w:val="22"/>
+          <w:szCs w:val="22"/>
+          <w:lang w:val="fr-FR"/>
+        </w:rPr>
+        <w:t xml:space="preserve"> </w:t>
+      </w:r>
+      <w:proofErr w:type="gramStart"/>
+      <w:r>
+        <w:rPr>
+          <w:sz w:val="22"/>
+          <w:szCs w:val="22"/>
+          <w:lang w:val="fr-FR"/>
+        </w:rPr>
+        <w:t>syntax:</w:t>
+      </w:r>
+      <w:proofErr w:type="gramEnd"/>
+    </w:p>
+    <w:p>
+      <w:pPr>
+        <w:rPr>
+          <w:sz w:val="22"/>
+          <w:szCs w:val="22"/>
+          <w:lang w:val="fr-FR"/>
+        </w:rPr>
+      </w:pPr>
+      <w:proofErr w:type="gramStart"/>
+      <w:r>
+        <w:rPr>
+          <w:sz w:val="22"/>
+          <w:szCs w:val="22"/>
+          <w:lang w:val="fr-FR"/>
+        </w:rPr>
+        <w:t>js</w:t>
+      </w:r>
+      <w:proofErr w:type="gramEnd"/>
+    </w:p>
+    <w:p>
+      <w:pPr>
+        <w:rPr>
+          <w:sz w:val="22"/>
+          <w:szCs w:val="22"/>
+          <w:lang w:val="fr-FR"/>
+        </w:rPr>
+      </w:pPr>
+      <w:r>
+        <w:rPr>
+          <w:sz w:val="22"/>
+          <w:szCs w:val="22"/>
+          <w:lang w:val="fr-FR"/>
+        </w:rPr>
+        <w:t>Copy code</w:t>
+      </w:r>
+    </w:p>
+    <w:p>
+      <w:pPr>
+        <w:rPr>
+          <w:sz w:val="22"/>
+          <w:szCs w:val="22"/>
+        </w:rPr>
+      </w:pPr>
+      <w:r>
+        <w:rPr>
+          <w:sz w:val="22"/>
+          <w:szCs w:val="22"/>
+        </w:rPr>
+        <w:t>// greet.js</w:t>
+      </w:r>
+    </w:p>
+    <w:p>
+      <w:pPr>
+        <w:rPr>
+          <w:sz w:val="22"/>
+          <w:szCs w:val="22"/>
+        </w:rPr>
+      </w:pPr>
+      <w:r>
+        <w:rPr>
+          <w:sz w:val="22"/>
+          <w:szCs w:val="22"/>
+        </w:rPr>
+        <w:t>function greet(name) {</w:t>
+      </w:r>
+    </w:p>
+    <w:p>
+      <w:pPr>
+        <w:rPr>
+          <w:sz w:val="22"/>
+          <w:szCs w:val="22"/>
+        </w:rPr>
+      </w:pPr>
+      <w:r>
+        <w:rPr>
+          <w:sz w:val="22"/>
+          <w:szCs w:val="22"/>
+        </w:rPr>
+        <w:t xml:space="preserve">  return `Hello, ${name}</w:t>
+      </w:r>
+      <w:proofErr w:type="gramStart"/>
+      <w:r>
+        <w:rPr>
+          <w:sz w:val="22"/>
+          <w:szCs w:val="22"/>
+        </w:rPr>
+        <w:t>`;</w:t>
+      </w:r>
+      <w:proofErr w:type="gramEnd"/>
+    </w:p>
+    <w:p>
+      <w:pPr>
+        <w:rPr>
+          <w:sz w:val="22"/>
+          <w:szCs w:val="22"/>
+        </w:rPr>
+      </w:pPr>
+      <w:r>
+        <w:rPr>
+          <w:sz w:val="22"/>
+          <w:szCs w:val="22"/>
+        </w:rPr>
+        <w:t>}</w:t>
+      </w:r>
+    </w:p>
+    <w:p>
+      <w:pPr>
+        <w:rPr>
+          <w:sz w:val="22"/>
+          <w:szCs w:val="22"/>
+        </w:rPr>
+      </w:pPr>
+      <w:proofErr w:type="spellStart"/>
+      <w:proofErr w:type="gramStart"/>
+      <w:r>
+        <w:rPr>
+          <w:sz w:val="22"/>
+          <w:szCs w:val="22"/>
+        </w:rPr>
+        <w:t>module.exports</w:t>
+      </w:r>
+      <w:proofErr w:type="spellEnd"/>
+      <w:proofErr w:type="gramEnd"/>
+      <w:r>
+        <w:rPr>
+          <w:sz w:val="22"/>
+          <w:szCs w:val="22"/>
+        </w:rPr>
+        <w:t xml:space="preserve"> = </w:t>
+      </w:r>
+      <w:proofErr w:type="gramStart"/>
+      <w:r>
+        <w:rPr>
+          <w:sz w:val="22"/>
+          <w:szCs w:val="22"/>
+        </w:rPr>
+        <w:t>greet;</w:t>
+      </w:r>
+      <w:proofErr w:type="gramEnd"/>
+    </w:p>
+    <w:p>
+      <w:pPr>
+        <w:rPr>
+          <w:sz w:val="22"/>
+          <w:szCs w:val="22"/>
+        </w:rPr>
+      </w:pPr>
+      <w:proofErr w:type="spellStart"/>
+      <w:r>
+        <w:rPr>
+          <w:sz w:val="22"/>
+          <w:szCs w:val="22"/>
+        </w:rPr>
+        <w:t>js</w:t>
+      </w:r>
+      <w:proofErr w:type="spellEnd"/>
+    </w:p>
+    <w:p>
+      <w:pPr>
+        <w:rPr>
+          <w:sz w:val="22"/>
+          <w:szCs w:val="22"/>
+        </w:rPr>
+      </w:pPr>
+      <w:r>
+        <w:rPr>
+          <w:sz w:val="22"/>
+          <w:szCs w:val="22"/>
+        </w:rPr>
+        <w:t xml:space="preserve">Copy </w:t>
+      </w:r>
+      <w:proofErr w:type="gramStart"/>
+      <w:r>
+        <w:rPr>
+          <w:sz w:val="22"/>
+          <w:szCs w:val="22"/>
+        </w:rPr>
+        <w:t>code</w:t>
+      </w:r>
+      <w:proofErr w:type="gramEnd"/>
+    </w:p>
+    <w:p>
+      <w:pPr>
+        <w:rPr>
+          <w:sz w:val="22"/>
+          <w:szCs w:val="22"/>
+        </w:rPr>
+      </w:pPr>
+      <w:r>
+        <w:rPr>
+          <w:sz w:val="22"/>
+          <w:szCs w:val="22"/>
+        </w:rPr>
+        <w:lastRenderedPageBreak/>
+        <w:t>// app.js</w:t>
+      </w:r>
+    </w:p>
+    <w:p>
+      <w:pPr>
+        <w:rPr>
+          <w:sz w:val="22"/>
+          <w:szCs w:val="22"/>
+        </w:rPr>
+      </w:pPr>
+      <w:r>
+        <w:rPr>
+          <w:sz w:val="22"/>
+          <w:szCs w:val="22"/>
+        </w:rPr>
+        <w:t>const greet = require(</w:t>
+      </w:r>
+      <w:proofErr w:type="gramStart"/>
+      <w:r>
+        <w:rPr>
+          <w:sz w:val="22"/>
+          <w:szCs w:val="22"/>
+        </w:rPr>
+        <w:t>'./</w:t>
+      </w:r>
+      <w:proofErr w:type="gramEnd"/>
+      <w:r>
+        <w:rPr>
+          <w:sz w:val="22"/>
+          <w:szCs w:val="22"/>
+        </w:rPr>
+        <w:t>greet'</w:t>
+      </w:r>
+      <w:proofErr w:type="gramStart"/>
+      <w:r>
+        <w:rPr>
+          <w:sz w:val="22"/>
+          <w:szCs w:val="22"/>
+        </w:rPr>
+        <w:t>);</w:t>
+      </w:r>
+      <w:proofErr w:type="gramEnd"/>
+    </w:p>
+    <w:p>
+      <w:pPr>
+        <w:rPr>
+          <w:sz w:val="22"/>
+          <w:szCs w:val="22"/>
+        </w:rPr>
+      </w:pPr>
+      <w:r>
+        <w:rPr>
+          <w:sz w:val="22"/>
+          <w:szCs w:val="22"/>
+        </w:rPr>
+        <w:t>console.log(greet("Neel")); // Output: Hello, Neel</w:t>
+      </w:r>
+    </w:p>
+    <w:p>
+      <w:pPr>
+        <w:rPr>
+          <w:sz w:val="22"/>
+          <w:szCs w:val="22"/>
+        </w:rPr>
+      </w:pPr>
+      <w:r>
+        <w:rPr>
+          <w:sz w:val="22"/>
+          <w:szCs w:val="22"/>
+        </w:rPr>
+        <w:pict w14:anchorId="4E56F620">
+          <v:rect id="_x0000_i1108" style="width:0;height:1.5pt" o:hralign="center" o:hrstd="t" o:hr="t" fillcolor="#a0a0a0" stroked="f"/>
+        </w:pict>
+      </w:r>
+    </w:p>
+    <w:p>
+      <w:pPr>
+        <w:rPr>
+          <w:b/>
+          <w:bCs/>
+          <w:sz w:val="22"/>
+          <w:szCs w:val="22"/>
+        </w:rPr>
+      </w:pPr>
+      <w:r>
+        <w:rPr>
+          <w:rFonts w:ascii="Segoe UI Emoji" w:hAnsi="Segoe UI Emoji" w:cs="Segoe UI Emoji"/>
+          <w:b/>
+          <w:bCs/>
+          <w:sz w:val="22"/>
+          <w:szCs w:val="22"/>
+        </w:rPr>
+        <w:t>🧠</w:t>
+      </w:r>
+      <w:r>
+        <w:rPr>
+          <w:b/>
+          <w:bCs/>
+          <w:sz w:val="22"/>
+          <w:szCs w:val="22"/>
+        </w:rPr>
+        <w:t xml:space="preserve"> Example: Express App with Modular Structure</w:t>
+      </w:r>
+    </w:p>
+    <w:p>
+      <w:pPr>
+        <w:rPr>
+          <w:b/>
+          <w:bCs/>
+          <w:sz w:val="22"/>
+          <w:szCs w:val="22"/>
+        </w:rPr>
+      </w:pPr>
+      <w:r>
+        <w:rPr>
+          <w:rFonts w:ascii="Segoe UI Emoji" w:hAnsi="Segoe UI Emoji" w:cs="Segoe UI Emoji"/>
+          <w:b/>
+          <w:bCs/>
+          <w:sz w:val="22"/>
+          <w:szCs w:val="22"/>
+        </w:rPr>
+        <w:t>📁</w:t>
+      </w:r>
+      <w:r>
+        <w:rPr>
+          <w:b/>
+          <w:bCs/>
+          <w:sz w:val="22"/>
+          <w:szCs w:val="22"/>
+        </w:rPr>
+        <w:t xml:space="preserve"> Project Structure:</w:t>
+      </w:r>
+    </w:p>
+    <w:p>
+      <w:pPr>
+        <w:rPr>
+          <w:sz w:val="22"/>
+          <w:szCs w:val="22"/>
+        </w:rPr>
+      </w:pPr>
+      <w:proofErr w:type="spellStart"/>
+      <w:r>
+        <w:rPr>
+          <w:sz w:val="22"/>
+          <w:szCs w:val="22"/>
+        </w:rPr>
+        <w:t>arduino</w:t>
+      </w:r>
+      <w:proofErr w:type="spellEnd"/>
+    </w:p>
+    <w:p>
+      <w:pPr>
+        <w:rPr>
+          <w:sz w:val="22"/>
+          <w:szCs w:val="22"/>
+        </w:rPr>
+      </w:pPr>
+      <w:r>
+        <w:rPr>
+          <w:sz w:val="22"/>
+          <w:szCs w:val="22"/>
+        </w:rPr>
+        <w:t xml:space="preserve">Copy </w:t>
+      </w:r>
+      <w:proofErr w:type="gramStart"/>
+      <w:r>
+        <w:rPr>
+          <w:sz w:val="22"/>
+          <w:szCs w:val="22"/>
+        </w:rPr>
+        <w:t>code</w:t>
+      </w:r>
+      <w:proofErr w:type="gramEnd"/>
+    </w:p>
+    <w:p>
+      <w:pPr>
+        <w:rPr>
+          <w:sz w:val="22"/>
+          <w:szCs w:val="22"/>
+        </w:rPr>
+      </w:pPr>
+      <w:proofErr w:type="spellStart"/>
+      <w:r>
+        <w:rPr>
+          <w:sz w:val="22"/>
+          <w:szCs w:val="22"/>
+        </w:rPr>
+        <w:t>myapp</w:t>
+      </w:r>
+      <w:proofErr w:type="spellEnd"/>
+      <w:r>
+        <w:rPr>
+          <w:sz w:val="22"/>
+          <w:szCs w:val="22"/>
+        </w:rPr>
+        <w:t>/</w:t>
+      </w:r>
+    </w:p>
+    <w:p>
+      <w:pPr>
+        <w:rPr>
+          <w:sz w:val="22"/>
+          <w:szCs w:val="22"/>
+        </w:rPr>
+      </w:pPr>
+      <w:r>
+        <w:rPr>
+          <w:rFonts w:ascii="MS Gothic" w:eastAsia="MS Gothic" w:hAnsi="MS Gothic" w:cs="MS Gothic" w:hint="eastAsia"/>
+          <w:sz w:val="22"/>
+          <w:szCs w:val="22"/>
+        </w:rPr>
+        <w:t>├</w:t>
+      </w:r>
+      <w:r>
+        <w:rPr>
+          <w:rFonts w:ascii="Aptos" w:hAnsi="Aptos" w:cs="Aptos"/>
+          <w:sz w:val="22"/>
+          <w:szCs w:val="22"/>
+        </w:rPr>
+        <w:t>──</w:t>
+      </w:r>
+      <w:r>
+        <w:rPr>
+          <w:sz w:val="22"/>
+          <w:szCs w:val="22"/>
+        </w:rPr>
+        <w:t xml:space="preserve"> app.js</w:t>
+      </w:r>
+    </w:p>
+    <w:p>
+      <w:pPr>
+        <w:rPr>
+          <w:sz w:val="22"/>
+          <w:szCs w:val="22"/>
+        </w:rPr>
+      </w:pPr>
+      <w:r>
+        <w:rPr>
+          <w:rFonts w:ascii="MS Gothic" w:eastAsia="MS Gothic" w:hAnsi="MS Gothic" w:cs="MS Gothic" w:hint="eastAsia"/>
+          <w:sz w:val="22"/>
+          <w:szCs w:val="22"/>
+        </w:rPr>
+        <w:t>├</w:t>
+      </w:r>
+      <w:r>
+        <w:rPr>
+          <w:rFonts w:ascii="Aptos" w:hAnsi="Aptos" w:cs="Aptos"/>
+          <w:sz w:val="22"/>
+          <w:szCs w:val="22"/>
+        </w:rPr>
+        <w:t>──</w:t>
+      </w:r>
+      <w:r>
+        <w:rPr>
+          <w:sz w:val="22"/>
+          <w:szCs w:val="22"/>
+        </w:rPr>
+        <w:t xml:space="preserve"> routes/</w:t>
+      </w:r>
+    </w:p>
+    <w:p>
+      <w:pPr>
+        <w:rPr>
+          <w:sz w:val="22"/>
+          <w:szCs w:val="22"/>
+        </w:rPr>
+      </w:pPr>
+      <w:r>
+        <w:rPr>
+          <w:sz w:val="22"/>
+          <w:szCs w:val="22"/>
+        </w:rPr>
+        <w:t>│   └── userRoutes.js</w:t>
+      </w:r>
+    </w:p>
+    <w:p>
+      <w:pPr>
+        <w:rPr>
+          <w:sz w:val="22"/>
+          <w:szCs w:val="22"/>
+        </w:rPr>
+      </w:pPr>
+      <w:r>
+        <w:rPr>
+          <w:rFonts w:ascii="MS Gothic" w:eastAsia="MS Gothic" w:hAnsi="MS Gothic" w:cs="MS Gothic" w:hint="eastAsia"/>
+          <w:sz w:val="22"/>
+          <w:szCs w:val="22"/>
+        </w:rPr>
+        <w:t>├</w:t>
+      </w:r>
+      <w:r>
+        <w:rPr>
+          <w:rFonts w:ascii="Aptos" w:hAnsi="Aptos" w:cs="Aptos"/>
+          <w:sz w:val="22"/>
+          <w:szCs w:val="22"/>
+        </w:rPr>
+        <w:t>──</w:t>
+      </w:r>
+      <w:r>
+        <w:rPr>
+          <w:sz w:val="22"/>
+          <w:szCs w:val="22"/>
+        </w:rPr>
+        <w:t xml:space="preserve"> controllers/</w:t>
+      </w:r>
+    </w:p>
+    <w:p>
+      <w:pPr>
+        <w:rPr>
+          <w:sz w:val="22"/>
+          <w:szCs w:val="22"/>
+        </w:rPr>
+      </w:pPr>
+      <w:r>
+        <w:rPr>
+          <w:sz w:val="22"/>
+          <w:szCs w:val="22"/>
+        </w:rPr>
+        <w:t>│   └── userController.js</w:t>
+      </w:r>
+    </w:p>
+    <w:p>
+      <w:pPr>
+        <w:rPr>
+          <w:sz w:val="22"/>
+          <w:szCs w:val="22"/>
+        </w:rPr>
+      </w:pPr>
+      <w:r>
+        <w:rPr>
+          <w:rFonts w:ascii="MS Gothic" w:eastAsia="MS Gothic" w:hAnsi="MS Gothic" w:cs="MS Gothic" w:hint="eastAsia"/>
+          <w:sz w:val="22"/>
+          <w:szCs w:val="22"/>
+        </w:rPr>
+        <w:t>├</w:t>
+      </w:r>
+      <w:r>
+        <w:rPr>
+          <w:rFonts w:ascii="Aptos" w:hAnsi="Aptos" w:cs="Aptos"/>
+          <w:sz w:val="22"/>
+          <w:szCs w:val="22"/>
+        </w:rPr>
+        <w:t>──</w:t>
+      </w:r>
+      <w:r>
+        <w:rPr>
+          <w:sz w:val="22"/>
+          <w:szCs w:val="22"/>
+        </w:rPr>
+        <w:t xml:space="preserve"> models/</w:t>
+      </w:r>
+    </w:p>
+    <w:p>
+      <w:pPr>
+        <w:rPr>
+          <w:sz w:val="22"/>
+          <w:szCs w:val="22"/>
+        </w:rPr>
+      </w:pPr>
+      <w:r>
+        <w:rPr>
+          <w:sz w:val="22"/>
+          <w:szCs w:val="22"/>
+        </w:rPr>
+        <w:t>│   └── userModel.js</w:t>
+      </w:r>
+    </w:p>
+    <w:p>
+      <w:pPr>
+        <w:rPr>
+          <w:sz w:val="22"/>
+          <w:szCs w:val="22"/>
+        </w:rPr>
+      </w:pPr>
+      <w:r>
+        <w:rPr>
+          <w:sz w:val="22"/>
+          <w:szCs w:val="22"/>
+        </w:rPr>
+        <w:t xml:space="preserve">└── </w:t>
+      </w:r>
+      <w:proofErr w:type="spellStart"/>
+      <w:r>
+        <w:rPr>
+          <w:sz w:val="22"/>
+          <w:szCs w:val="22"/>
+        </w:rPr>
+        <w:t>db</w:t>
+      </w:r>
+      <w:proofErr w:type="spellEnd"/>
+      <w:r>
+        <w:rPr>
+          <w:sz w:val="22"/>
+          <w:szCs w:val="22"/>
+        </w:rPr>
+        <w:t>/</w:t>
+      </w:r>
+    </w:p>
+    <w:p>
+      <w:pPr>
+        <w:rPr>
+          <w:sz w:val="22"/>
+          <w:szCs w:val="22"/>
+        </w:rPr>
+      </w:pPr>
+      <w:r>
+        <w:rPr>
+          <w:sz w:val="22"/>
+          <w:szCs w:val="22"/>
+        </w:rPr>
+        <w:t xml:space="preserve">    └── connect.js</w:t>
+      </w:r>
+    </w:p>
+    <w:p>
+      <w:pPr>
+        <w:rPr>
+          <w:b/>
+          <w:bCs/>
+          <w:sz w:val="22"/>
+          <w:szCs w:val="22"/>
+        </w:rPr>
+      </w:pPr>
+      <w:r>
+        <w:rPr>
+          <w:rFonts w:ascii="Segoe UI Emoji" w:hAnsi="Segoe UI Emoji" w:cs="Segoe UI Emoji"/>
+          <w:b/>
+          <w:bCs/>
+          <w:sz w:val="22"/>
+          <w:szCs w:val="22"/>
+        </w:rPr>
+        <w:t>🔹</w:t>
+      </w:r>
+      <w:r>
+        <w:rPr>
+          <w:b/>
+          <w:bCs/>
+          <w:sz w:val="22"/>
+          <w:szCs w:val="22"/>
+        </w:rPr>
+        <w:t xml:space="preserve"> app.js (Entry Point)</w:t>
+      </w:r>
+    </w:p>
+    <w:p>
+      <w:pPr>
+        <w:rPr>
+          <w:sz w:val="22"/>
+          <w:szCs w:val="22"/>
+        </w:rPr>
+      </w:pPr>
+      <w:proofErr w:type="spellStart"/>
+      <w:r>
+        <w:rPr>
+          <w:sz w:val="22"/>
+          <w:szCs w:val="22"/>
+        </w:rPr>
+        <w:t>js</w:t>
+      </w:r>
+      <w:proofErr w:type="spellEnd"/>
+    </w:p>
+    <w:p>
+      <w:pPr>
+        <w:rPr>
+          <w:sz w:val="22"/>
+          <w:szCs w:val="22"/>
+        </w:rPr>
+      </w:pPr>
+      <w:r>
+        <w:rPr>
+          <w:sz w:val="22"/>
+          <w:szCs w:val="22"/>
+        </w:rPr>
+        <w:t xml:space="preserve">Copy </w:t>
+      </w:r>
+      <w:proofErr w:type="gramStart"/>
+      <w:r>
+        <w:rPr>
+          <w:sz w:val="22"/>
+          <w:szCs w:val="22"/>
+        </w:rPr>
+        <w:t>code</w:t>
+      </w:r>
+      <w:proofErr w:type="gramEnd"/>
+    </w:p>
+    <w:p>
+      <w:pPr>
+        <w:rPr>
+          <w:sz w:val="22"/>
+          <w:szCs w:val="22"/>
+        </w:rPr>
+      </w:pPr>
+      <w:r>
+        <w:rPr>
+          <w:sz w:val="22"/>
+          <w:szCs w:val="22"/>
+        </w:rPr>
+        <w:t>const express = require("express"</w:t>
+      </w:r>
+      <w:proofErr w:type="gramStart"/>
+      <w:r>
+        <w:rPr>
+          <w:sz w:val="22"/>
+          <w:szCs w:val="22"/>
+        </w:rPr>
+        <w:t>);</w:t>
+      </w:r>
+      <w:proofErr w:type="gramEnd"/>
+    </w:p>
+    <w:p>
+      <w:pPr>
+        <w:rPr>
+          <w:sz w:val="22"/>
+          <w:szCs w:val="22"/>
+        </w:rPr>
+      </w:pPr>
+      <w:r>
+        <w:rPr>
+          <w:sz w:val="22"/>
+          <w:szCs w:val="22"/>
+        </w:rPr>
+        <w:t xml:space="preserve">const </w:t>
+      </w:r>
+      <w:proofErr w:type="spellStart"/>
+      <w:r>
+        <w:rPr>
+          <w:sz w:val="22"/>
+          <w:szCs w:val="22"/>
+        </w:rPr>
+        <w:t>userRoutes</w:t>
+      </w:r>
+      <w:proofErr w:type="spellEnd"/>
+      <w:r>
+        <w:rPr>
+          <w:sz w:val="22"/>
+          <w:szCs w:val="22"/>
+        </w:rPr>
+        <w:t xml:space="preserve"> = require(</w:t>
+      </w:r>
+      <w:proofErr w:type="gramStart"/>
+      <w:r>
+        <w:rPr>
+          <w:sz w:val="22"/>
+          <w:szCs w:val="22"/>
+        </w:rPr>
+        <w:t>"./</w:t>
+      </w:r>
+      <w:proofErr w:type="gramEnd"/>
+      <w:r>
+        <w:rPr>
+          <w:sz w:val="22"/>
+          <w:szCs w:val="22"/>
+        </w:rPr>
+        <w:t>routes/</w:t>
+      </w:r>
+      <w:proofErr w:type="spellStart"/>
+      <w:r>
+        <w:rPr>
+          <w:sz w:val="22"/>
+          <w:szCs w:val="22"/>
+        </w:rPr>
+        <w:t>userRoutes</w:t>
+      </w:r>
+      <w:proofErr w:type="spellEnd"/>
+      <w:r>
+        <w:rPr>
+          <w:sz w:val="22"/>
+          <w:szCs w:val="22"/>
+        </w:rPr>
+        <w:t>"</w:t>
+      </w:r>
+      <w:proofErr w:type="gramStart"/>
+      <w:r>
+        <w:rPr>
+          <w:sz w:val="22"/>
+          <w:szCs w:val="22"/>
+        </w:rPr>
+        <w:t>);</w:t>
+      </w:r>
+      <w:proofErr w:type="gramEnd"/>
+    </w:p>
+    <w:p>
+      <w:pPr>
+        <w:rPr>
+          <w:sz w:val="22"/>
+          <w:szCs w:val="22"/>
+        </w:rPr>
+      </w:pPr>
+    </w:p>
+    <w:p>
+      <w:pPr>
+        <w:rPr>
+          <w:sz w:val="22"/>
+          <w:szCs w:val="22"/>
+        </w:rPr>
+      </w:pPr>
+      <w:r>
+        <w:rPr>
+          <w:sz w:val="22"/>
+          <w:szCs w:val="22"/>
+        </w:rPr>
+        <w:t xml:space="preserve">const app = </w:t>
+      </w:r>
+      <w:proofErr w:type="gramStart"/>
+      <w:r>
+        <w:rPr>
+          <w:sz w:val="22"/>
+          <w:szCs w:val="22"/>
+        </w:rPr>
+        <w:t>express();</w:t>
+      </w:r>
+      <w:proofErr w:type="gramEnd"/>
+    </w:p>
+    <w:p>
+      <w:pPr>
+        <w:rPr>
+          <w:sz w:val="22"/>
+          <w:szCs w:val="22"/>
+        </w:rPr>
+      </w:pPr>
+    </w:p>
+    <w:p>
+      <w:pPr>
+        <w:rPr>
+          <w:sz w:val="22"/>
+          <w:szCs w:val="22"/>
+        </w:rPr>
+      </w:pPr>
+      <w:proofErr w:type="spellStart"/>
+      <w:r>
+        <w:rPr>
+          <w:sz w:val="22"/>
+          <w:szCs w:val="22"/>
+        </w:rPr>
+        <w:t>app.use</w:t>
+      </w:r>
+      <w:proofErr w:type="spellEnd"/>
+      <w:r>
+        <w:rPr>
+          <w:sz w:val="22"/>
+          <w:szCs w:val="22"/>
+        </w:rPr>
+        <w:t>(</w:t>
+      </w:r>
+      <w:proofErr w:type="spellStart"/>
+      <w:proofErr w:type="gramStart"/>
+      <w:r>
+        <w:rPr>
+          <w:sz w:val="22"/>
+          <w:szCs w:val="22"/>
+        </w:rPr>
+        <w:t>express.json</w:t>
+      </w:r>
+      <w:proofErr w:type="spellEnd"/>
+      <w:proofErr w:type="gramEnd"/>
+      <w:r>
+        <w:rPr>
+          <w:sz w:val="22"/>
+          <w:szCs w:val="22"/>
+        </w:rPr>
+        <w:t>()</w:t>
+      </w:r>
+      <w:proofErr w:type="gramStart"/>
+      <w:r>
+        <w:rPr>
+          <w:sz w:val="22"/>
+          <w:szCs w:val="22"/>
+        </w:rPr>
+        <w:t>);</w:t>
+      </w:r>
+      <w:proofErr w:type="gramEnd"/>
+    </w:p>
+    <w:p>
+      <w:pPr>
+        <w:rPr>
+          <w:sz w:val="22"/>
+          <w:szCs w:val="22"/>
+        </w:rPr>
+      </w:pPr>
+      <w:proofErr w:type="spellStart"/>
+      <w:proofErr w:type="gramStart"/>
+      <w:r>
+        <w:rPr>
+          <w:sz w:val="22"/>
+          <w:szCs w:val="22"/>
+        </w:rPr>
+        <w:lastRenderedPageBreak/>
+        <w:t>app.use</w:t>
+      </w:r>
+      <w:proofErr w:type="spellEnd"/>
+      <w:r>
+        <w:rPr>
+          <w:sz w:val="22"/>
+          <w:szCs w:val="22"/>
+        </w:rPr>
+        <w:t>(</w:t>
+      </w:r>
+      <w:proofErr w:type="gramEnd"/>
+      <w:r>
+        <w:rPr>
+          <w:sz w:val="22"/>
+          <w:szCs w:val="22"/>
+        </w:rPr>
+        <w:t xml:space="preserve">"/users", </w:t>
+      </w:r>
+      <w:proofErr w:type="spellStart"/>
+      <w:r>
+        <w:rPr>
+          <w:sz w:val="22"/>
+          <w:szCs w:val="22"/>
+        </w:rPr>
+        <w:t>userRoutes</w:t>
+      </w:r>
+      <w:proofErr w:type="spellEnd"/>
+      <w:proofErr w:type="gramStart"/>
+      <w:r>
+        <w:rPr>
+          <w:sz w:val="22"/>
+          <w:szCs w:val="22"/>
+        </w:rPr>
+        <w:t>);</w:t>
+      </w:r>
+      <w:proofErr w:type="gramEnd"/>
+    </w:p>
+    <w:p>
+      <w:pPr>
+        <w:rPr>
+          <w:sz w:val="22"/>
+          <w:szCs w:val="22"/>
+        </w:rPr>
+      </w:pPr>
+    </w:p>
+    <w:p>
+      <w:pPr>
+        <w:rPr>
+          <w:sz w:val="22"/>
+          <w:szCs w:val="22"/>
+        </w:rPr>
+      </w:pPr>
+      <w:proofErr w:type="spellStart"/>
+      <w:proofErr w:type="gramStart"/>
+      <w:r>
+        <w:rPr>
+          <w:sz w:val="22"/>
+          <w:szCs w:val="22"/>
+        </w:rPr>
+        <w:t>app.listen</w:t>
+      </w:r>
+      <w:proofErr w:type="spellEnd"/>
+      <w:proofErr w:type="gramEnd"/>
+      <w:r>
+        <w:rPr>
+          <w:sz w:val="22"/>
+          <w:szCs w:val="22"/>
+        </w:rPr>
+        <w:t xml:space="preserve">(3000, () =&gt; </w:t>
+      </w:r>
+      <w:proofErr w:type="gramStart"/>
+      <w:r>
+        <w:rPr>
+          <w:sz w:val="22"/>
+          <w:szCs w:val="22"/>
+        </w:rPr>
+        <w:t>console.log(</w:t>
+      </w:r>
+      <w:proofErr w:type="gramEnd"/>
+      <w:r>
+        <w:rPr>
+          <w:sz w:val="22"/>
+          <w:szCs w:val="22"/>
+        </w:rPr>
+        <w:t>"Server running...")</w:t>
+      </w:r>
+      <w:proofErr w:type="gramStart"/>
+      <w:r>
+        <w:rPr>
+          <w:sz w:val="22"/>
+          <w:szCs w:val="22"/>
+        </w:rPr>
+        <w:t>);</w:t>
+      </w:r>
+      <w:proofErr w:type="gramEnd"/>
+    </w:p>
+    <w:p>
+      <w:pPr>
+        <w:rPr>
+          <w:b/>
+          <w:bCs/>
+          <w:sz w:val="22"/>
+          <w:szCs w:val="22"/>
+          <w:lang w:val="fr-FR"/>
+        </w:rPr>
+      </w:pPr>
+      <w:r>
+        <w:rPr>
+          <w:rFonts w:ascii="Segoe UI Emoji" w:hAnsi="Segoe UI Emoji" w:cs="Segoe UI Emoji"/>
+          <w:b/>
+          <w:bCs/>
+          <w:sz w:val="22"/>
+          <w:szCs w:val="22"/>
+        </w:rPr>
+        <w:t>🔹</w:t>
+      </w:r>
+      <w:r>
+        <w:rPr>
+          <w:b/>
+          <w:bCs/>
+          <w:sz w:val="22"/>
+          <w:szCs w:val="22"/>
+          <w:lang w:val="fr-FR"/>
+        </w:rPr>
+        <w:t xml:space="preserve"> routes/userRoutes.js</w:t>
+      </w:r>
+    </w:p>
+    <w:p>
+      <w:pPr>
+        <w:rPr>
+          <w:sz w:val="22"/>
+          <w:szCs w:val="22"/>
+          <w:lang w:val="fr-FR"/>
+        </w:rPr>
+      </w:pPr>
+      <w:proofErr w:type="gramStart"/>
+      <w:r>
+        <w:rPr>
+          <w:sz w:val="22"/>
+          <w:szCs w:val="22"/>
+          <w:lang w:val="fr-FR"/>
+        </w:rPr>
+        <w:t>js</w:t>
+      </w:r>
+      <w:proofErr w:type="gramEnd"/>
+    </w:p>
+    <w:p>
+      <w:pPr>
+        <w:rPr>
+          <w:sz w:val="22"/>
+          <w:szCs w:val="22"/>
+          <w:lang w:val="fr-FR"/>
+        </w:rPr>
+      </w:pPr>
+      <w:r>
+        <w:rPr>
+          <w:sz w:val="22"/>
+          <w:szCs w:val="22"/>
+          <w:lang w:val="fr-FR"/>
+        </w:rPr>
+        <w:t>Copy code</w:t>
+      </w:r>
+    </w:p>
+    <w:p>
+      <w:pPr>
+        <w:rPr>
+          <w:sz w:val="22"/>
+          <w:szCs w:val="22"/>
+          <w:lang w:val="fr-FR"/>
+        </w:rPr>
+      </w:pPr>
+      <w:proofErr w:type="gramStart"/>
+      <w:r>
+        <w:rPr>
+          <w:sz w:val="22"/>
+          <w:szCs w:val="22"/>
+          <w:lang w:val="fr-FR"/>
+        </w:rPr>
+        <w:t>const</w:t>
+      </w:r>
+      <w:proofErr w:type="gramEnd"/>
+      <w:r>
+        <w:rPr>
+          <w:sz w:val="22"/>
+          <w:szCs w:val="22"/>
+          <w:lang w:val="fr-FR"/>
+        </w:rPr>
+        <w:t xml:space="preserve"> express = require("express"</w:t>
+      </w:r>
+      <w:proofErr w:type="gramStart"/>
+      <w:r>
+        <w:rPr>
+          <w:sz w:val="22"/>
+          <w:szCs w:val="22"/>
+          <w:lang w:val="fr-FR"/>
+        </w:rPr>
+        <w:t>);</w:t>
+      </w:r>
+      <w:proofErr w:type="gramEnd"/>
+    </w:p>
+    <w:p>
+      <w:pPr>
+        <w:rPr>
+          <w:sz w:val="22"/>
+          <w:szCs w:val="22"/>
+          <w:lang w:val="fr-FR"/>
+        </w:rPr>
+      </w:pPr>
+      <w:proofErr w:type="gramStart"/>
+      <w:r>
+        <w:rPr>
+          <w:sz w:val="22"/>
+          <w:szCs w:val="22"/>
+          <w:lang w:val="fr-FR"/>
+        </w:rPr>
+        <w:t>const</w:t>
+      </w:r>
+      <w:proofErr w:type="gramEnd"/>
+      <w:r>
+        <w:rPr>
+          <w:sz w:val="22"/>
+          <w:szCs w:val="22"/>
+          <w:lang w:val="fr-FR"/>
+        </w:rPr>
+        <w:t xml:space="preserve"> router = </w:t>
+      </w:r>
+      <w:proofErr w:type="gramStart"/>
+      <w:r>
+        <w:rPr>
+          <w:sz w:val="22"/>
+          <w:szCs w:val="22"/>
+          <w:lang w:val="fr-FR"/>
+        </w:rPr>
+        <w:t>express.Router</w:t>
+      </w:r>
+      <w:proofErr w:type="gramEnd"/>
+      <w:r>
+        <w:rPr>
+          <w:sz w:val="22"/>
+          <w:szCs w:val="22"/>
+          <w:lang w:val="fr-FR"/>
+        </w:rPr>
+        <w:t>(</w:t>
+      </w:r>
+      <w:proofErr w:type="gramStart"/>
+      <w:r>
+        <w:rPr>
+          <w:sz w:val="22"/>
+          <w:szCs w:val="22"/>
+          <w:lang w:val="fr-FR"/>
+        </w:rPr>
+        <w:t>);</w:t>
+      </w:r>
+      <w:proofErr w:type="gramEnd"/>
+    </w:p>
+    <w:p>
+      <w:pPr>
+        <w:rPr>
+          <w:sz w:val="22"/>
+          <w:szCs w:val="22"/>
+          <w:lang w:val="fr-FR"/>
+        </w:rPr>
+      </w:pPr>
+      <w:proofErr w:type="gramStart"/>
+      <w:r>
+        <w:rPr>
+          <w:sz w:val="22"/>
+          <w:szCs w:val="22"/>
+          <w:lang w:val="fr-FR"/>
+        </w:rPr>
+        <w:t>const</w:t>
+      </w:r>
+      <w:proofErr w:type="gramEnd"/>
+      <w:r>
+        <w:rPr>
+          <w:sz w:val="22"/>
+          <w:szCs w:val="22"/>
+          <w:lang w:val="fr-FR"/>
+        </w:rPr>
+        <w:t xml:space="preserve"> </w:t>
+      </w:r>
+      <w:proofErr w:type="gramStart"/>
+      <w:r>
+        <w:rPr>
+          <w:sz w:val="22"/>
+          <w:szCs w:val="22"/>
+          <w:lang w:val="fr-FR"/>
+        </w:rPr>
+        <w:t>{ getUsers</w:t>
+      </w:r>
+      <w:proofErr w:type="gramEnd"/>
+      <w:r>
+        <w:rPr>
+          <w:sz w:val="22"/>
+          <w:szCs w:val="22"/>
+          <w:lang w:val="fr-FR"/>
+        </w:rPr>
+        <w:t xml:space="preserve"> } = </w:t>
+      </w:r>
+      <w:proofErr w:type="gramStart"/>
+      <w:r>
+        <w:rPr>
+          <w:sz w:val="22"/>
+          <w:szCs w:val="22"/>
+          <w:lang w:val="fr-FR"/>
+        </w:rPr>
+        <w:t>require("..</w:t>
+      </w:r>
+      <w:proofErr w:type="gramEnd"/>
+      <w:r>
+        <w:rPr>
+          <w:sz w:val="22"/>
+          <w:szCs w:val="22"/>
+          <w:lang w:val="fr-FR"/>
+        </w:rPr>
+        <w:t>/controllers/userController"</w:t>
+      </w:r>
+      <w:proofErr w:type="gramStart"/>
+      <w:r>
+        <w:rPr>
+          <w:sz w:val="22"/>
+          <w:szCs w:val="22"/>
+          <w:lang w:val="fr-FR"/>
+        </w:rPr>
+        <w:t>);</w:t>
+      </w:r>
+      <w:proofErr w:type="gramEnd"/>
+    </w:p>
+    <w:p>
+      <w:pPr>
+        <w:rPr>
+          <w:sz w:val="22"/>
+          <w:szCs w:val="22"/>
+          <w:lang w:val="fr-FR"/>
+        </w:rPr>
+      </w:pPr>
+    </w:p>
+    <w:p>
+      <w:pPr>
+        <w:rPr>
+          <w:sz w:val="22"/>
+          <w:szCs w:val="22"/>
+          <w:lang w:val="fr-FR"/>
+        </w:rPr>
+      </w:pPr>
+      <w:proofErr w:type="gramStart"/>
+      <w:r>
+        <w:rPr>
+          <w:sz w:val="22"/>
+          <w:szCs w:val="22"/>
+          <w:lang w:val="fr-FR"/>
+        </w:rPr>
+        <w:t>router.get(</w:t>
+      </w:r>
+      <w:proofErr w:type="gramEnd"/>
+      <w:r>
+        <w:rPr>
+          <w:sz w:val="22"/>
+          <w:szCs w:val="22"/>
+          <w:lang w:val="fr-FR"/>
+        </w:rPr>
+        <w:t>"/", getUsers</w:t>
+      </w:r>
+      <w:proofErr w:type="gramStart"/>
+      <w:r>
+        <w:rPr>
+          <w:sz w:val="22"/>
+          <w:szCs w:val="22"/>
+          <w:lang w:val="fr-FR"/>
+        </w:rPr>
+        <w:t>);</w:t>
+      </w:r>
+      <w:proofErr w:type="gramEnd"/>
+    </w:p>
+    <w:p>
+      <w:pPr>
+        <w:rPr>
+          <w:sz w:val="22"/>
+          <w:szCs w:val="22"/>
+          <w:lang w:val="fr-FR"/>
+        </w:rPr>
+      </w:pPr>
+    </w:p>
+    <w:p>
+      <w:pPr>
+        <w:rPr>
+          <w:sz w:val="22"/>
+          <w:szCs w:val="22"/>
+          <w:lang w:val="fr-FR"/>
+        </w:rPr>
+      </w:pPr>
+      <w:proofErr w:type="gramStart"/>
+      <w:r>
+        <w:rPr>
+          <w:sz w:val="22"/>
+          <w:szCs w:val="22"/>
+          <w:lang w:val="fr-FR"/>
+        </w:rPr>
+        <w:t>module.exports</w:t>
+      </w:r>
+      <w:proofErr w:type="gramEnd"/>
+      <w:r>
+        <w:rPr>
+          <w:sz w:val="22"/>
+          <w:szCs w:val="22"/>
+          <w:lang w:val="fr-FR"/>
+        </w:rPr>
+        <w:t xml:space="preserve"> = </w:t>
+      </w:r>
+      <w:proofErr w:type="gramStart"/>
+      <w:r>
+        <w:rPr>
+          <w:sz w:val="22"/>
+          <w:szCs w:val="22"/>
+          <w:lang w:val="fr-FR"/>
+        </w:rPr>
+        <w:t>router;</w:t>
+      </w:r>
+      <w:proofErr w:type="gramEnd"/>
+    </w:p>
+    <w:p>
+      <w:pPr>
+        <w:rPr>
+          <w:b/>
+          <w:bCs/>
+          <w:sz w:val="22"/>
+          <w:szCs w:val="22"/>
+          <w:lang w:val="fr-FR"/>
+        </w:rPr>
+      </w:pPr>
+      <w:r>
+        <w:rPr>
+          <w:rFonts w:ascii="Segoe UI Emoji" w:hAnsi="Segoe UI Emoji" w:cs="Segoe UI Emoji"/>
+          <w:b/>
+          <w:bCs/>
+          <w:sz w:val="22"/>
+          <w:szCs w:val="22"/>
+        </w:rPr>
+        <w:t>🔹</w:t>
+      </w:r>
+      <w:r>
+        <w:rPr>
+          <w:b/>
+          <w:bCs/>
+          <w:sz w:val="22"/>
+          <w:szCs w:val="22"/>
+          <w:lang w:val="fr-FR"/>
+        </w:rPr>
+        <w:t xml:space="preserve"> controllers/userController.js</w:t>
+      </w:r>
+    </w:p>
+    <w:p>
+      <w:pPr>
+        <w:rPr>
+          <w:sz w:val="22"/>
+          <w:szCs w:val="22"/>
+        </w:rPr>
+      </w:pPr>
+      <w:proofErr w:type="spellStart"/>
+      <w:r>
+        <w:rPr>
+          <w:sz w:val="22"/>
+          <w:szCs w:val="22"/>
+        </w:rPr>
+        <w:t>js</w:t>
+      </w:r>
+      <w:proofErr w:type="spellEnd"/>
+    </w:p>
+    <w:p>
+      <w:pPr>
+        <w:rPr>
+          <w:sz w:val="22"/>
+          <w:szCs w:val="22"/>
+        </w:rPr>
+      </w:pPr>
+      <w:r>
+        <w:rPr>
+          <w:sz w:val="22"/>
+          <w:szCs w:val="22"/>
+        </w:rPr>
+        <w:t xml:space="preserve">Copy </w:t>
+      </w:r>
+      <w:proofErr w:type="gramStart"/>
+      <w:r>
+        <w:rPr>
+          <w:sz w:val="22"/>
+          <w:szCs w:val="22"/>
+        </w:rPr>
+        <w:t>code</w:t>
+      </w:r>
+      <w:proofErr w:type="gramEnd"/>
+    </w:p>
+    <w:p>
+      <w:pPr>
+        <w:rPr>
+          <w:sz w:val="22"/>
+          <w:szCs w:val="22"/>
+        </w:rPr>
+      </w:pPr>
+      <w:r>
+        <w:rPr>
+          <w:sz w:val="22"/>
+          <w:szCs w:val="22"/>
+        </w:rPr>
+        <w:t xml:space="preserve">const </w:t>
+      </w:r>
+      <w:proofErr w:type="spellStart"/>
+      <w:r>
+        <w:rPr>
+          <w:sz w:val="22"/>
+          <w:szCs w:val="22"/>
+        </w:rPr>
+        <w:t>getUsers</w:t>
+      </w:r>
+      <w:proofErr w:type="spellEnd"/>
+      <w:r>
+        <w:rPr>
+          <w:sz w:val="22"/>
+          <w:szCs w:val="22"/>
+        </w:rPr>
+        <w:t xml:space="preserve"> = (req, res) =&gt; {</w:t>
+      </w:r>
+    </w:p>
+    <w:p>
+      <w:pPr>
+        <w:rPr>
+          <w:sz w:val="22"/>
+          <w:szCs w:val="22"/>
+        </w:rPr>
+      </w:pPr>
+      <w:r>
+        <w:rPr>
+          <w:sz w:val="22"/>
+          <w:szCs w:val="22"/>
+        </w:rPr>
+        <w:t xml:space="preserve">  </w:t>
+      </w:r>
+      <w:proofErr w:type="spellStart"/>
+      <w:proofErr w:type="gramStart"/>
+      <w:r>
+        <w:rPr>
+          <w:sz w:val="22"/>
+          <w:szCs w:val="22"/>
+        </w:rPr>
+        <w:t>res.send</w:t>
+      </w:r>
+      <w:proofErr w:type="spellEnd"/>
+      <w:proofErr w:type="gramEnd"/>
+      <w:r>
+        <w:rPr>
+          <w:sz w:val="22"/>
+          <w:szCs w:val="22"/>
+        </w:rPr>
+        <w:t>(</w:t>
+      </w:r>
+      <w:proofErr w:type="gramStart"/>
+      <w:r>
+        <w:rPr>
+          <w:sz w:val="22"/>
+          <w:szCs w:val="22"/>
+        </w:rPr>
+        <w:t>[{ id</w:t>
+      </w:r>
+      <w:proofErr w:type="gramEnd"/>
+      <w:r>
+        <w:rPr>
+          <w:sz w:val="22"/>
+          <w:szCs w:val="22"/>
+        </w:rPr>
+        <w:t xml:space="preserve">: </w:t>
+      </w:r>
+      <w:proofErr w:type="gramStart"/>
+      <w:r>
+        <w:rPr>
+          <w:sz w:val="22"/>
+          <w:szCs w:val="22"/>
+        </w:rPr>
+        <w:t>1</w:t>
+      </w:r>
+      <w:proofErr w:type="gramEnd"/>
+      <w:r>
+        <w:rPr>
+          <w:sz w:val="22"/>
+          <w:szCs w:val="22"/>
+        </w:rPr>
+        <w:t>, name: "Neel</w:t>
+      </w:r>
+      <w:proofErr w:type="gramStart"/>
+      <w:r>
+        <w:rPr>
+          <w:sz w:val="22"/>
+          <w:szCs w:val="22"/>
+        </w:rPr>
+        <w:t>" }</w:t>
+      </w:r>
+      <w:proofErr w:type="gramEnd"/>
+      <w:r>
+        <w:rPr>
+          <w:sz w:val="22"/>
+          <w:szCs w:val="22"/>
+        </w:rPr>
+        <w:t>]</w:t>
+      </w:r>
+      <w:proofErr w:type="gramStart"/>
+      <w:r>
+        <w:rPr>
+          <w:sz w:val="22"/>
+          <w:szCs w:val="22"/>
+        </w:rPr>
+        <w:t>);</w:t>
+      </w:r>
+      <w:proofErr w:type="gramEnd"/>
+    </w:p>
+    <w:p>
+      <w:pPr>
+        <w:rPr>
+          <w:sz w:val="22"/>
+          <w:szCs w:val="22"/>
+        </w:rPr>
+      </w:pPr>
+      <w:r>
+        <w:rPr>
+          <w:sz w:val="22"/>
+          <w:szCs w:val="22"/>
+        </w:rPr>
+        <w:t>};</w:t>
+      </w:r>
+    </w:p>
+    <w:p>
+      <w:pPr>
+        <w:rPr>
+          <w:sz w:val="22"/>
+          <w:szCs w:val="22"/>
+        </w:rPr>
+      </w:pPr>
+    </w:p>
+    <w:p>
+      <w:pPr>
+        <w:rPr>
+          <w:sz w:val="22"/>
+          <w:szCs w:val="22"/>
+        </w:rPr>
+      </w:pPr>
+      <w:proofErr w:type="spellStart"/>
+      <w:proofErr w:type="gramStart"/>
+      <w:r>
+        <w:rPr>
+          <w:sz w:val="22"/>
+          <w:szCs w:val="22"/>
+        </w:rPr>
+        <w:t>module.exports</w:t>
+      </w:r>
+      <w:proofErr w:type="spellEnd"/>
+      <w:proofErr w:type="gramEnd"/>
+      <w:r>
+        <w:rPr>
+          <w:sz w:val="22"/>
+          <w:szCs w:val="22"/>
+        </w:rPr>
+        <w:t xml:space="preserve"> = </w:t>
+      </w:r>
+      <w:proofErr w:type="gramStart"/>
+      <w:r>
+        <w:rPr>
+          <w:sz w:val="22"/>
+          <w:szCs w:val="22"/>
+        </w:rPr>
+        <w:t xml:space="preserve">{ </w:t>
+      </w:r>
+      <w:proofErr w:type="spellStart"/>
+      <w:r>
+        <w:rPr>
+          <w:sz w:val="22"/>
+          <w:szCs w:val="22"/>
+        </w:rPr>
+        <w:t>getUsers</w:t>
+      </w:r>
+      <w:proofErr w:type="spellEnd"/>
+      <w:proofErr w:type="gramEnd"/>
+      <w:r>
+        <w:rPr>
+          <w:sz w:val="22"/>
+          <w:szCs w:val="22"/>
+        </w:rPr>
+        <w:t xml:space="preserve"> </w:t>
+      </w:r>
+      <w:proofErr w:type="gramStart"/>
+      <w:r>
+        <w:rPr>
+          <w:sz w:val="22"/>
+          <w:szCs w:val="22"/>
+        </w:rPr>
+        <w:t>};</w:t>
+      </w:r>
+      <w:proofErr w:type="gramEnd"/>
+    </w:p>
+    <w:p>
+      <w:pPr>
+        <w:rPr>
+          <w:sz w:val="22"/>
+          <w:szCs w:val="22"/>
+        </w:rPr>
+      </w:pPr>
+      <w:r>
+        <w:rPr>
+          <w:sz w:val="22"/>
+          <w:szCs w:val="22"/>
+        </w:rPr>
+        <w:pict w14:anchorId="792D0E1A">
+          <v:rect id="_x0000_i1109" style="width:0;height:1.5pt" o:hralign="center" o:hrstd="t" o:hr="t" fillcolor="#a0a0a0" stroked="f"/>
+        </w:pict>
+      </w:r>
+    </w:p>
+    <w:p>
+      <w:pPr>
+        <w:rPr>
+          <w:b/>
+          <w:bCs/>
+          <w:sz w:val="22"/>
+          <w:szCs w:val="22"/>
+        </w:rPr>
+      </w:pPr>
+      <w:r>
+        <w:rPr>
+          <w:rFonts w:ascii="Segoe UI Emoji" w:hAnsi="Segoe UI Emoji" w:cs="Segoe UI Emoji"/>
+          <w:b/>
+          <w:bCs/>
+          <w:sz w:val="22"/>
+          <w:szCs w:val="22"/>
+        </w:rPr>
+        <w:t>📌</w:t>
+      </w:r>
+      <w:r>
+        <w:rPr>
+          <w:b/>
+          <w:bCs/>
+          <w:sz w:val="22"/>
+          <w:szCs w:val="22"/>
+        </w:rPr>
+        <w:t xml:space="preserve"> Tips</w:t>
+      </w:r>
+    </w:p>
+    <w:p>
+      <w:pPr>
+        <w:numPr>
+          <w:ilvl w:val="0"/>
+          <w:numId w:val="16"/>
+        </w:numPr>
+        <w:rPr>
+          <w:sz w:val="22"/>
+          <w:szCs w:val="22"/>
+        </w:rPr>
+      </w:pPr>
+      <w:r>
+        <w:rPr>
+          <w:sz w:val="22"/>
+          <w:szCs w:val="22"/>
+        </w:rPr>
+        <w:t xml:space="preserve">Use </w:t>
+      </w:r>
+      <w:r>
+        <w:rPr>
+          <w:b/>
+          <w:bCs/>
+          <w:sz w:val="22"/>
+          <w:szCs w:val="22"/>
+        </w:rPr>
+        <w:t>index.js</w:t>
+      </w:r>
+      <w:r>
+        <w:rPr>
+          <w:sz w:val="22"/>
+          <w:szCs w:val="22"/>
+        </w:rPr>
+        <w:t xml:space="preserve"> files in folders to group exports.</w:t>
+      </w:r>
+    </w:p>
+    <w:p>
+      <w:pPr>
+        <w:numPr>
+          <w:ilvl w:val="0"/>
+          <w:numId w:val="16"/>
+        </w:numPr>
+        <w:rPr>
+          <w:sz w:val="22"/>
+          <w:szCs w:val="22"/>
+        </w:rPr>
+      </w:pPr>
+      <w:r>
+        <w:rPr>
+          <w:sz w:val="22"/>
+          <w:szCs w:val="22"/>
+        </w:rPr>
+        <w:t xml:space="preserve">Break into routes, controllers, models, services, </w:t>
+      </w:r>
+      <w:proofErr w:type="spellStart"/>
+      <w:r>
+        <w:rPr>
+          <w:sz w:val="22"/>
+          <w:szCs w:val="22"/>
+        </w:rPr>
+        <w:t>middlewares</w:t>
+      </w:r>
+      <w:proofErr w:type="spellEnd"/>
+      <w:r>
+        <w:rPr>
+          <w:sz w:val="22"/>
+          <w:szCs w:val="22"/>
+        </w:rPr>
+        <w:t>, and utils.</w:t>
+      </w:r>
+    </w:p>
+    <w:p>
+      <w:pPr>
+        <w:numPr>
+          <w:ilvl w:val="0"/>
+          <w:numId w:val="16"/>
+        </w:numPr>
+        <w:rPr>
+          <w:sz w:val="22"/>
+          <w:szCs w:val="22"/>
+        </w:rPr>
+      </w:pPr>
+      <w:r>
+        <w:rPr>
+          <w:sz w:val="22"/>
+          <w:szCs w:val="22"/>
+        </w:rPr>
+        <w:t xml:space="preserve">Keep environment config </w:t>
+      </w:r>
+      <w:proofErr w:type="gramStart"/>
+      <w:r>
+        <w:rPr>
+          <w:sz w:val="22"/>
+          <w:szCs w:val="22"/>
+        </w:rPr>
+        <w:t>in .env</w:t>
+      </w:r>
+      <w:proofErr w:type="gramEnd"/>
+      <w:r>
+        <w:rPr>
+          <w:sz w:val="22"/>
+          <w:szCs w:val="22"/>
+        </w:rPr>
+        <w:t>.</w:t>
+      </w:r>
+    </w:p>
+    <w:p>
+      <w:pPr>
+        <w:rPr>
+          <w:sz w:val="22"/>
+          <w:szCs w:val="22"/>
+        </w:rPr>
+      </w:pPr>
+      <w:r>
+        <w:rPr>
+          <w:sz w:val="22"/>
+          <w:szCs w:val="22"/>
+        </w:rPr>
+        <w:pict w14:anchorId="5082EB8A">
+          <v:rect id="_x0000_i1110" style="width:0;height:1.5pt" o:hralign="center" o:hrstd="t" o:hr="t" fillcolor="#a0a0a0" stroked="f"/>
+        </w:pict>
+      </w:r>
+    </w:p>
+    <w:p>
+      <w:pPr>
+        <w:rPr>
+          <w:b/>
+          <w:bCs/>
+          <w:sz w:val="22"/>
+          <w:szCs w:val="22"/>
+        </w:rPr>
+      </w:pPr>
+      <w:r>
+        <w:rPr>
+          <w:rFonts w:ascii="Segoe UI Emoji" w:hAnsi="Segoe UI Emoji" w:cs="Segoe UI Emoji"/>
+          <w:b/>
+          <w:bCs/>
+          <w:sz w:val="22"/>
+          <w:szCs w:val="22"/>
+        </w:rPr>
+        <w:lastRenderedPageBreak/>
+        <w:t>🔚</w:t>
+      </w:r>
+      <w:r>
+        <w:rPr>
+          <w:b/>
+          <w:bCs/>
+          <w:sz w:val="22"/>
+          <w:szCs w:val="22"/>
+        </w:rPr>
+        <w:t xml:space="preserve"> Final Thought</w:t>
+      </w:r>
+    </w:p>
+    <w:p>
+      <w:pPr>
+        <w:rPr>
+          <w:sz w:val="22"/>
+          <w:szCs w:val="22"/>
+        </w:rPr>
+      </w:pPr>
+      <w:r>
+        <w:rPr>
+          <w:sz w:val="22"/>
+          <w:szCs w:val="22"/>
+        </w:rPr>
+        <w:t xml:space="preserve">The modular approach is </w:t>
+      </w:r>
+      <w:r>
+        <w:rPr>
+          <w:b/>
+          <w:bCs/>
+          <w:sz w:val="22"/>
+          <w:szCs w:val="22"/>
+        </w:rPr>
+        <w:t>essential</w:t>
+      </w:r>
+      <w:r>
+        <w:rPr>
+          <w:sz w:val="22"/>
+          <w:szCs w:val="22"/>
+        </w:rPr>
+        <w:t xml:space="preserve"> in professional Node.js apps, especially full-stack or REST APIs. It helps you write clean code from Day 1 and prepares your project for teamwork or future scaling! </w:t>
+      </w:r>
+      <w:r>
+        <w:rPr>
+          <w:rFonts w:ascii="Segoe UI Emoji" w:hAnsi="Segoe UI Emoji" w:cs="Segoe UI Emoji"/>
+          <w:sz w:val="22"/>
+          <w:szCs w:val="22"/>
+        </w:rPr>
+        <w:t>💪</w:t>
+      </w:r>
+    </w:p>
+    <w:p>
+      <w:r>
+        <w:pict w14:anchorId="066505C3">
+          <v:rect id="_x0000_i1073" style="width:0;height:1.5pt" o:hralign="center" o:hrstd="t" o:hr="t" fillcolor="#a0a0a0" stroked="f"/>
+        </w:pict>
+      </w:r>
+    </w:p>
     <w:sectPr>
       <w:pgSz w:w="12240" w:h="15840"/>
       <w:pgMar w:top="1440" w:right="1440" w:bottom="1440" w:left="1440" w:header="708" w:footer="708" w:gutter="0"/>
@@ -2848,6 +6369,155 @@
 <file path=word/numbering.xml><?xml version="1.0" encoding="utf-8"?>
 <w:numbering xmlns:wpc="http://schemas.microsoft.com/office/word/2010/wordprocessingCanvas" xmlns:cx="http://schemas.microsoft.com/office/drawing/2014/chartex" xmlns:cx1="http://schemas.microsoft.com/office/drawing/2015/9/8/chartex" xmlns:cx2="http://schemas.microsoft.com/office/drawing/2015/10/21/chartex" xmlns:cx3="http://schemas.microsoft.com/office/drawing/2016/5/9/chartex" xmlns:cx4="http://schemas.microsoft.com/office/drawing/2016/5/10/chartex" xmlns:cx5="http://schemas.microsoft.com/office/drawing/2016/5/11/chartex" xmlns:cx6="http://schemas.microsoft.com/office/drawing/2016/5/12/chartex" xmlns:cx7="http://schemas.microsoft.com/office/drawing/2016/5/13/chartex" xmlns:cx8="http://schemas.microsoft.com/office/drawing/2016/5/14/chartex" xmlns:mc="http://schemas.openxmlformats.org/markup-compatibility/2006" xmlns:aink="http://schemas.microsoft.com/office/drawing/2016/ink" xmlns:am3d="http://schemas.microsoft.com/office/drawing/2017/model3d" xmlns:o="urn:schemas-microsoft-com:office:office" xmlns:oel="http://schemas.microsoft.com/office/2019/extlst" xmlns:r="http://schemas.openxmlformats.org/officeDocument/2006/relationships" xmlns:m="http://schemas.openxmlformats.org/officeDocument/2006/math" xmlns:v="urn:schemas-microsoft-com:vml" xmlns:wp14="http://schemas.microsoft.com/office/word/2010/wordprocessingDrawing" xmlns:wp="http://schemas.openxmlformats.org/drawingml/2006/wordprocessingDrawing" xmlns:w10="urn:schemas-microsoft-com:office:word" xmlns:w="http://schemas.openxmlformats.org/wordprocessingml/2006/main" xmlns:w14="http://schemas.microsoft.com/office/word/2010/wordml" xmlns:w15="http://schemas.microsoft.com/office/word/2012/wordml" xmlns:w16cex="http://schemas.microsoft.com/office/word/2018/wordml/cex" xmlns:w16cid="http://schemas.microsoft.com/office/word/2016/wordml/cid" xmlns:w16="http://schemas.microsoft.com/office/word/2018/wordml" xmlns:w16du="http://schemas.microsoft.com/office/word/2023/wordml/word16du" xmlns:w16sdtdh="http://schemas.microsoft.com/office/word/2020/wordml/sdtdatahash" xmlns:w16sdtfl="http://schemas.microsoft.com/office/word/2024/wordml/sdtformatlock" xmlns:w16se="http://schemas.microsoft.com/office/word/2015/wordml/symex" xmlns:wpg="http://schemas.microsoft.com/office/word/2010/wordprocessingGroup" xmlns:wpi="http://schemas.microsoft.com/office/word/2010/wordprocessingInk" xmlns:wne="http://schemas.microsoft.com/office/word/2006/wordml" xmlns:wps="http://schemas.microsoft.com/office/word/2010/wordprocessingShape" mc:Ignorable="w14 w15 w16se w16cid w16 w16cex w16sdtdh w16sdtfl w16du wp14">
   <w:abstractNum w:abstractNumId="0" w15:restartNumberingAfterBreak="0">
+    <w:nsid w:val="03A909ED"/>
+    <w:multiLevelType w:val="multilevel"/>
+    <w:tmpl w:val="D7BC0766"/>
+    <w:lvl w:ilvl="0">
+      <w:start w:val="1"/>
+      <w:numFmt w:val="bullet"/>
+      <w:lvlText w:val=""/>
+      <w:lvlJc w:val="left"/>
+      <w:pPr>
+        <w:tabs>
+          <w:tab w:val="num" w:pos="720"/>
+        </w:tabs>
+        <w:ind w:left="720" w:hanging="360"/>
+      </w:pPr>
+      <w:rPr>
+        <w:rFonts w:ascii="Symbol" w:hAnsi="Symbol" w:hint="default"/>
+        <w:sz w:val="20"/>
+      </w:rPr>
+    </w:lvl>
+    <w:lvl w:ilvl="1" w:tentative="1">
+      <w:start w:val="1"/>
+      <w:numFmt w:val="bullet"/>
+      <w:lvlText w:val="o"/>
+      <w:lvlJc w:val="left"/>
+      <w:pPr>
+        <w:tabs>
+          <w:tab w:val="num" w:pos="1440"/>
+        </w:tabs>
+        <w:ind w:left="1440" w:hanging="360"/>
+      </w:pPr>
+      <w:rPr>
+        <w:rFonts w:ascii="Courier New" w:hAnsi="Courier New" w:hint="default"/>
+        <w:sz w:val="20"/>
+      </w:rPr>
+    </w:lvl>
+    <w:lvl w:ilvl="2" w:tentative="1">
+      <w:start w:val="1"/>
+      <w:numFmt w:val="bullet"/>
+      <w:lvlText w:val=""/>
+      <w:lvlJc w:val="left"/>
+      <w:pPr>
+        <w:tabs>
+          <w:tab w:val="num" w:pos="2160"/>
+        </w:tabs>
+        <w:ind w:left="2160" w:hanging="360"/>
+      </w:pPr>
+      <w:rPr>
+        <w:rFonts w:ascii="Wingdings" w:hAnsi="Wingdings" w:hint="default"/>
+        <w:sz w:val="20"/>
+      </w:rPr>
+    </w:lvl>
+    <w:lvl w:ilvl="3" w:tentative="1">
+      <w:start w:val="1"/>
+      <w:numFmt w:val="bullet"/>
+      <w:lvlText w:val=""/>
+      <w:lvlJc w:val="left"/>
+      <w:pPr>
+        <w:tabs>
+          <w:tab w:val="num" w:pos="2880"/>
+        </w:tabs>
+        <w:ind w:left="2880" w:hanging="360"/>
+      </w:pPr>
+      <w:rPr>
+        <w:rFonts w:ascii="Wingdings" w:hAnsi="Wingdings" w:hint="default"/>
+        <w:sz w:val="20"/>
+      </w:rPr>
+    </w:lvl>
+    <w:lvl w:ilvl="4" w:tentative="1">
+      <w:start w:val="1"/>
+      <w:numFmt w:val="bullet"/>
+      <w:lvlText w:val=""/>
+      <w:lvlJc w:val="left"/>
+      <w:pPr>
+        <w:tabs>
+          <w:tab w:val="num" w:pos="3600"/>
+        </w:tabs>
+        <w:ind w:left="3600" w:hanging="360"/>
+      </w:pPr>
+      <w:rPr>
+        <w:rFonts w:ascii="Wingdings" w:hAnsi="Wingdings" w:hint="default"/>
+        <w:sz w:val="20"/>
+      </w:rPr>
+    </w:lvl>
+    <w:lvl w:ilvl="5" w:tentative="1">
+      <w:start w:val="1"/>
+      <w:numFmt w:val="bullet"/>
+      <w:lvlText w:val=""/>
+      <w:lvlJc w:val="left"/>
+      <w:pPr>
+        <w:tabs>
+          <w:tab w:val="num" w:pos="4320"/>
+        </w:tabs>
+        <w:ind w:left="4320" w:hanging="360"/>
+      </w:pPr>
+      <w:rPr>
+        <w:rFonts w:ascii="Wingdings" w:hAnsi="Wingdings" w:hint="default"/>
+        <w:sz w:val="20"/>
+      </w:rPr>
+    </w:lvl>
+    <w:lvl w:ilvl="6" w:tentative="1">
+      <w:start w:val="1"/>
+      <w:numFmt w:val="bullet"/>
+      <w:lvlText w:val=""/>
+      <w:lvlJc w:val="left"/>
+      <w:pPr>
+        <w:tabs>
+          <w:tab w:val="num" w:pos="5040"/>
+        </w:tabs>
+        <w:ind w:left="5040" w:hanging="360"/>
+      </w:pPr>
+      <w:rPr>
+        <w:rFonts w:ascii="Wingdings" w:hAnsi="Wingdings" w:hint="default"/>
+        <w:sz w:val="20"/>
+      </w:rPr>
+    </w:lvl>
+    <w:lvl w:ilvl="7" w:tentative="1">
+      <w:start w:val="1"/>
+      <w:numFmt w:val="bullet"/>
+      <w:lvlText w:val=""/>
+      <w:lvlJc w:val="left"/>
+      <w:pPr>
+        <w:tabs>
+          <w:tab w:val="num" w:pos="5760"/>
+        </w:tabs>
+        <w:ind w:left="5760" w:hanging="360"/>
+      </w:pPr>
+      <w:rPr>
+        <w:rFonts w:ascii="Wingdings" w:hAnsi="Wingdings" w:hint="default"/>
+        <w:sz w:val="20"/>
+      </w:rPr>
+    </w:lvl>
+    <w:lvl w:ilvl="8" w:tentative="1">
+      <w:start w:val="1"/>
+      <w:numFmt w:val="bullet"/>
+      <w:lvlText w:val=""/>
+      <w:lvlJc w:val="left"/>
+      <w:pPr>
+        <w:tabs>
+          <w:tab w:val="num" w:pos="6480"/>
+        </w:tabs>
+        <w:ind w:left="6480" w:hanging="360"/>
+      </w:pPr>
+      <w:rPr>
+        <w:rFonts w:ascii="Wingdings" w:hAnsi="Wingdings" w:hint="default"/>
+        <w:sz w:val="20"/>
+      </w:rPr>
+    </w:lvl>
+  </w:abstractNum>
+  <w:abstractNum w:abstractNumId="1" w15:restartNumberingAfterBreak="0">
     <w:nsid w:val="1BA248D4"/>
     <w:multiLevelType w:val="multilevel"/>
     <w:tmpl w:val="5874AE20"/>
@@ -2996,7 +6666,156 @@
       </w:rPr>
     </w:lvl>
   </w:abstractNum>
-  <w:abstractNum w:abstractNumId="1" w15:restartNumberingAfterBreak="0">
+  <w:abstractNum w:abstractNumId="2" w15:restartNumberingAfterBreak="0">
+    <w:nsid w:val="26C7561B"/>
+    <w:multiLevelType w:val="multilevel"/>
+    <w:tmpl w:val="12CEC91C"/>
+    <w:lvl w:ilvl="0">
+      <w:start w:val="1"/>
+      <w:numFmt w:val="bullet"/>
+      <w:lvlText w:val=""/>
+      <w:lvlJc w:val="left"/>
+      <w:pPr>
+        <w:tabs>
+          <w:tab w:val="num" w:pos="720"/>
+        </w:tabs>
+        <w:ind w:left="720" w:hanging="360"/>
+      </w:pPr>
+      <w:rPr>
+        <w:rFonts w:ascii="Symbol" w:hAnsi="Symbol" w:hint="default"/>
+        <w:sz w:val="20"/>
+      </w:rPr>
+    </w:lvl>
+    <w:lvl w:ilvl="1" w:tentative="1">
+      <w:start w:val="1"/>
+      <w:numFmt w:val="bullet"/>
+      <w:lvlText w:val="o"/>
+      <w:lvlJc w:val="left"/>
+      <w:pPr>
+        <w:tabs>
+          <w:tab w:val="num" w:pos="1440"/>
+        </w:tabs>
+        <w:ind w:left="1440" w:hanging="360"/>
+      </w:pPr>
+      <w:rPr>
+        <w:rFonts w:ascii="Courier New" w:hAnsi="Courier New" w:hint="default"/>
+        <w:sz w:val="20"/>
+      </w:rPr>
+    </w:lvl>
+    <w:lvl w:ilvl="2" w:tentative="1">
+      <w:start w:val="1"/>
+      <w:numFmt w:val="bullet"/>
+      <w:lvlText w:val=""/>
+      <w:lvlJc w:val="left"/>
+      <w:pPr>
+        <w:tabs>
+          <w:tab w:val="num" w:pos="2160"/>
+        </w:tabs>
+        <w:ind w:left="2160" w:hanging="360"/>
+      </w:pPr>
+      <w:rPr>
+        <w:rFonts w:ascii="Wingdings" w:hAnsi="Wingdings" w:hint="default"/>
+        <w:sz w:val="20"/>
+      </w:rPr>
+    </w:lvl>
+    <w:lvl w:ilvl="3" w:tentative="1">
+      <w:start w:val="1"/>
+      <w:numFmt w:val="bullet"/>
+      <w:lvlText w:val=""/>
+      <w:lvlJc w:val="left"/>
+      <w:pPr>
+        <w:tabs>
+          <w:tab w:val="num" w:pos="2880"/>
+        </w:tabs>
+        <w:ind w:left="2880" w:hanging="360"/>
+      </w:pPr>
+      <w:rPr>
+        <w:rFonts w:ascii="Wingdings" w:hAnsi="Wingdings" w:hint="default"/>
+        <w:sz w:val="20"/>
+      </w:rPr>
+    </w:lvl>
+    <w:lvl w:ilvl="4" w:tentative="1">
+      <w:start w:val="1"/>
+      <w:numFmt w:val="bullet"/>
+      <w:lvlText w:val=""/>
+      <w:lvlJc w:val="left"/>
+      <w:pPr>
+        <w:tabs>
+          <w:tab w:val="num" w:pos="3600"/>
+        </w:tabs>
+        <w:ind w:left="3600" w:hanging="360"/>
+      </w:pPr>
+      <w:rPr>
+        <w:rFonts w:ascii="Wingdings" w:hAnsi="Wingdings" w:hint="default"/>
+        <w:sz w:val="20"/>
+      </w:rPr>
+    </w:lvl>
+    <w:lvl w:ilvl="5" w:tentative="1">
+      <w:start w:val="1"/>
+      <w:numFmt w:val="bullet"/>
+      <w:lvlText w:val=""/>
+      <w:lvlJc w:val="left"/>
+      <w:pPr>
+        <w:tabs>
+          <w:tab w:val="num" w:pos="4320"/>
+        </w:tabs>
+        <w:ind w:left="4320" w:hanging="360"/>
+      </w:pPr>
+      <w:rPr>
+        <w:rFonts w:ascii="Wingdings" w:hAnsi="Wingdings" w:hint="default"/>
+        <w:sz w:val="20"/>
+      </w:rPr>
+    </w:lvl>
+    <w:lvl w:ilvl="6" w:tentative="1">
+      <w:start w:val="1"/>
+      <w:numFmt w:val="bullet"/>
+      <w:lvlText w:val=""/>
+      <w:lvlJc w:val="left"/>
+      <w:pPr>
+        <w:tabs>
+          <w:tab w:val="num" w:pos="5040"/>
+        </w:tabs>
+        <w:ind w:left="5040" w:hanging="360"/>
+      </w:pPr>
+      <w:rPr>
+        <w:rFonts w:ascii="Wingdings" w:hAnsi="Wingdings" w:hint="default"/>
+        <w:sz w:val="20"/>
+      </w:rPr>
+    </w:lvl>
+    <w:lvl w:ilvl="7" w:tentative="1">
+      <w:start w:val="1"/>
+      <w:numFmt w:val="bullet"/>
+      <w:lvlText w:val=""/>
+      <w:lvlJc w:val="left"/>
+      <w:pPr>
+        <w:tabs>
+          <w:tab w:val="num" w:pos="5760"/>
+        </w:tabs>
+        <w:ind w:left="5760" w:hanging="360"/>
+      </w:pPr>
+      <w:rPr>
+        <w:rFonts w:ascii="Wingdings" w:hAnsi="Wingdings" w:hint="default"/>
+        <w:sz w:val="20"/>
+      </w:rPr>
+    </w:lvl>
+    <w:lvl w:ilvl="8" w:tentative="1">
+      <w:start w:val="1"/>
+      <w:numFmt w:val="bullet"/>
+      <w:lvlText w:val=""/>
+      <w:lvlJc w:val="left"/>
+      <w:pPr>
+        <w:tabs>
+          <w:tab w:val="num" w:pos="6480"/>
+        </w:tabs>
+        <w:ind w:left="6480" w:hanging="360"/>
+      </w:pPr>
+      <w:rPr>
+        <w:rFonts w:ascii="Wingdings" w:hAnsi="Wingdings" w:hint="default"/>
+        <w:sz w:val="20"/>
+      </w:rPr>
+    </w:lvl>
+  </w:abstractNum>
+  <w:abstractNum w:abstractNumId="3" w15:restartNumberingAfterBreak="0">
     <w:nsid w:val="454F2DFD"/>
     <w:multiLevelType w:val="multilevel"/>
     <w:tmpl w:val="E71A946A"/>
@@ -3145,7 +6964,7 @@
       </w:rPr>
     </w:lvl>
   </w:abstractNum>
-  <w:abstractNum w:abstractNumId="2" w15:restartNumberingAfterBreak="0">
+  <w:abstractNum w:abstractNumId="4" w15:restartNumberingAfterBreak="0">
     <w:nsid w:val="466C662D"/>
     <w:multiLevelType w:val="hybridMultilevel"/>
     <w:tmpl w:val="AF26B4FA"/>
@@ -3257,7 +7076,7 @@
       </w:rPr>
     </w:lvl>
   </w:abstractNum>
-  <w:abstractNum w:abstractNumId="3" w15:restartNumberingAfterBreak="0">
+  <w:abstractNum w:abstractNumId="5" w15:restartNumberingAfterBreak="0">
     <w:nsid w:val="476D6001"/>
     <w:multiLevelType w:val="multilevel"/>
     <w:tmpl w:val="C346118C"/>
@@ -3406,7 +7225,7 @@
       </w:rPr>
     </w:lvl>
   </w:abstractNum>
-  <w:abstractNum w:abstractNumId="4" w15:restartNumberingAfterBreak="0">
+  <w:abstractNum w:abstractNumId="6" w15:restartNumberingAfterBreak="0">
     <w:nsid w:val="47D7585A"/>
     <w:multiLevelType w:val="multilevel"/>
     <w:tmpl w:val="648E22B2"/>
@@ -3555,7 +7374,7 @@
       </w:rPr>
     </w:lvl>
   </w:abstractNum>
-  <w:abstractNum w:abstractNumId="5" w15:restartNumberingAfterBreak="0">
+  <w:abstractNum w:abstractNumId="7" w15:restartNumberingAfterBreak="0">
     <w:nsid w:val="51835021"/>
     <w:multiLevelType w:val="multilevel"/>
     <w:tmpl w:val="8A6E3000"/>
@@ -3704,7 +7523,7 @@
       </w:rPr>
     </w:lvl>
   </w:abstractNum>
-  <w:abstractNum w:abstractNumId="6" w15:restartNumberingAfterBreak="0">
+  <w:abstractNum w:abstractNumId="8" w15:restartNumberingAfterBreak="0">
     <w:nsid w:val="51D35290"/>
     <w:multiLevelType w:val="multilevel"/>
     <w:tmpl w:val="5C849A96"/>
@@ -3853,7 +7672,7 @@
       </w:rPr>
     </w:lvl>
   </w:abstractNum>
-  <w:abstractNum w:abstractNumId="7" w15:restartNumberingAfterBreak="0">
+  <w:abstractNum w:abstractNumId="9" w15:restartNumberingAfterBreak="0">
     <w:nsid w:val="561C347D"/>
     <w:multiLevelType w:val="multilevel"/>
     <w:tmpl w:val="D93EA770"/>
@@ -4002,7 +7821,7 @@
       </w:rPr>
     </w:lvl>
   </w:abstractNum>
-  <w:abstractNum w:abstractNumId="8" w15:restartNumberingAfterBreak="0">
+  <w:abstractNum w:abstractNumId="10" w15:restartNumberingAfterBreak="0">
     <w:nsid w:val="66CE3F5A"/>
     <w:multiLevelType w:val="multilevel"/>
     <w:tmpl w:val="637C2096"/>
@@ -4151,7 +7970,7 @@
       </w:rPr>
     </w:lvl>
   </w:abstractNum>
-  <w:abstractNum w:abstractNumId="9" w15:restartNumberingAfterBreak="0">
+  <w:abstractNum w:abstractNumId="11" w15:restartNumberingAfterBreak="0">
     <w:nsid w:val="6DB46D53"/>
     <w:multiLevelType w:val="multilevel"/>
     <w:tmpl w:val="C71273CC"/>
@@ -4300,7 +8119,7 @@
       </w:rPr>
     </w:lvl>
   </w:abstractNum>
-  <w:abstractNum w:abstractNumId="10" w15:restartNumberingAfterBreak="0">
+  <w:abstractNum w:abstractNumId="12" w15:restartNumberingAfterBreak="0">
     <w:nsid w:val="710E7089"/>
     <w:multiLevelType w:val="multilevel"/>
     <w:tmpl w:val="0AE66190"/>
@@ -4413,7 +8232,7 @@
       </w:pPr>
     </w:lvl>
   </w:abstractNum>
-  <w:abstractNum w:abstractNumId="11" w15:restartNumberingAfterBreak="0">
+  <w:abstractNum w:abstractNumId="13" w15:restartNumberingAfterBreak="0">
     <w:nsid w:val="7112120E"/>
     <w:multiLevelType w:val="multilevel"/>
     <w:tmpl w:val="AC88730A"/>
@@ -4562,7 +8381,7 @@
       </w:rPr>
     </w:lvl>
   </w:abstractNum>
-  <w:abstractNum w:abstractNumId="12" w15:restartNumberingAfterBreak="0">
+  <w:abstractNum w:abstractNumId="14" w15:restartNumberingAfterBreak="0">
     <w:nsid w:val="7AA30969"/>
     <w:multiLevelType w:val="multilevel"/>
     <w:tmpl w:val="749E3530"/>
@@ -4711,7 +8530,7 @@
       </w:rPr>
     </w:lvl>
   </w:abstractNum>
-  <w:abstractNum w:abstractNumId="13" w15:restartNumberingAfterBreak="0">
+  <w:abstractNum w:abstractNumId="15" w15:restartNumberingAfterBreak="0">
     <w:nsid w:val="7F8559FD"/>
     <w:multiLevelType w:val="multilevel"/>
     <w:tmpl w:val="ED7EBA74"/>
@@ -4861,46 +8680,52 @@
     </w:lvl>
   </w:abstractNum>
   <w:num w:numId="1" w16cid:durableId="791362553">
+    <w:abstractNumId w:val="4"/>
+  </w:num>
+  <w:num w:numId="2" w16cid:durableId="1671836836">
+    <w:abstractNumId w:val="7"/>
+  </w:num>
+  <w:num w:numId="3" w16cid:durableId="1101336230">
+    <w:abstractNumId w:val="5"/>
+  </w:num>
+  <w:num w:numId="4" w16cid:durableId="1530492457">
+    <w:abstractNumId w:val="1"/>
+  </w:num>
+  <w:num w:numId="5" w16cid:durableId="166680586">
+    <w:abstractNumId w:val="3"/>
+  </w:num>
+  <w:num w:numId="6" w16cid:durableId="1148085534">
+    <w:abstractNumId w:val="6"/>
+  </w:num>
+  <w:num w:numId="7" w16cid:durableId="1683893698">
+    <w:abstractNumId w:val="13"/>
+  </w:num>
+  <w:num w:numId="8" w16cid:durableId="1099834503">
+    <w:abstractNumId w:val="15"/>
+  </w:num>
+  <w:num w:numId="9" w16cid:durableId="1662929033">
+    <w:abstractNumId w:val="14"/>
+  </w:num>
+  <w:num w:numId="10" w16cid:durableId="252781498">
+    <w:abstractNumId w:val="9"/>
+  </w:num>
+  <w:num w:numId="11" w16cid:durableId="1890678143">
+    <w:abstractNumId w:val="8"/>
+  </w:num>
+  <w:num w:numId="12" w16cid:durableId="438649736">
+    <w:abstractNumId w:val="12"/>
+  </w:num>
+  <w:num w:numId="13" w16cid:durableId="1914201055">
+    <w:abstractNumId w:val="11"/>
+  </w:num>
+  <w:num w:numId="14" w16cid:durableId="885482334">
+    <w:abstractNumId w:val="10"/>
+  </w:num>
+  <w:num w:numId="15" w16cid:durableId="1867714230">
     <w:abstractNumId w:val="2"/>
   </w:num>
-  <w:num w:numId="2" w16cid:durableId="1671836836">
-    <w:abstractNumId w:val="5"/>
-  </w:num>
-  <w:num w:numId="3" w16cid:durableId="1101336230">
-    <w:abstractNumId w:val="3"/>
-  </w:num>
-  <w:num w:numId="4" w16cid:durableId="1530492457">
+  <w:num w:numId="16" w16cid:durableId="610749788">
     <w:abstractNumId w:val="0"/>
-  </w:num>
-  <w:num w:numId="5" w16cid:durableId="166680586">
-    <w:abstractNumId w:val="1"/>
-  </w:num>
-  <w:num w:numId="6" w16cid:durableId="1148085534">
-    <w:abstractNumId w:val="4"/>
-  </w:num>
-  <w:num w:numId="7" w16cid:durableId="1683893698">
-    <w:abstractNumId w:val="11"/>
-  </w:num>
-  <w:num w:numId="8" w16cid:durableId="1099834503">
-    <w:abstractNumId w:val="13"/>
-  </w:num>
-  <w:num w:numId="9" w16cid:durableId="1662929033">
-    <w:abstractNumId w:val="12"/>
-  </w:num>
-  <w:num w:numId="10" w16cid:durableId="252781498">
-    <w:abstractNumId w:val="7"/>
-  </w:num>
-  <w:num w:numId="11" w16cid:durableId="1890678143">
-    <w:abstractNumId w:val="6"/>
-  </w:num>
-  <w:num w:numId="12" w16cid:durableId="438649736">
-    <w:abstractNumId w:val="10"/>
-  </w:num>
-  <w:num w:numId="13" w16cid:durableId="1914201055">
-    <w:abstractNumId w:val="9"/>
-  </w:num>
-  <w:num w:numId="14" w16cid:durableId="885482334">
-    <w:abstractNumId w:val="8"/>
   </w:num>
 </w:numbering>
 </file>
